--- a/X_ENTREGABLES_CONSOLIDADOS/8_DOCUMENTOS_SERVIDOS/WORD/SISTEMA_05_Infraestructura_Operativa_EJECUTIVO.docx
+++ b/X_ENTREGABLES_CONSOLIDADOS/8_DOCUMENTOS_SERVIDOS/WORD/SISTEMA_05_Infraestructura_Operativa_EJECUTIVO.docx
@@ -28,7 +28,7 @@
         </w:p>
       </w:sdtContent>
     </w:sdt>
-    <w:bookmarkStart w:id="56" w:name="sistema-05-infraestructura-operativa"/>
+    <w:bookmarkStart w:id="67" w:name="sistema-05-infraestructura-operativa"/>
     <w:p>
       <w:pPr>
         <w:pStyle w:val="Heading1"/>
@@ -37,7 +37,7 @@
         <w:t xml:space="preserve">SISTEMA 05: INFRAESTRUCTURA OPERATIVA</w:t>
       </w:r>
     </w:p>
-    <w:bookmarkStart w:id="9" w:name="documento-ejecutivo-de-ingeniería"/>
+    <w:bookmarkStart w:id="20" w:name="documento-ejecutivo-de-ingeniería"/>
     <w:p>
       <w:pPr>
         <w:pStyle w:val="Heading2"/>
@@ -53,8 +53,8 @@
         </w:pict>
       </w:r>
     </w:p>
-    <w:bookmarkEnd w:id="9"/>
-    <w:bookmarkStart w:id="13" w:name="resumen-ejecutivo"/>
+    <w:bookmarkEnd w:id="20"/>
+    <w:bookmarkStart w:id="24" w:name="resumen-ejecutivo"/>
     <w:p>
       <w:pPr>
         <w:pStyle w:val="Heading2"/>
@@ -63,7 +63,7 @@
         <w:t xml:space="preserve">📊 RESUMEN EJECUTIVO</w:t>
       </w:r>
     </w:p>
-    <w:bookmarkStart w:id="10" w:name="qué-es-este-sistema-y-por-qué-importa"/>
+    <w:bookmarkStart w:id="21" w:name="qué-es-este-sistema-y-por-qué-importa"/>
     <w:p>
       <w:pPr>
         <w:pStyle w:val="Heading3"/>
@@ -96,8 +96,8 @@
         <w:t xml:space="preserve">del ferrocarril que proporciona las instalaciones, edificaciones y servicios necesarios para la operación del corredor. Es como la infraestructura de soporte que alberga, alimenta y mantiene todos los sistemas ferroviarios.</w:t>
       </w:r>
     </w:p>
-    <w:bookmarkEnd w:id="10"/>
-    <w:bookmarkStart w:id="11" w:name="X7c83a38cc8f42be1526a62fa09e05463bbe3395"/>
+    <w:bookmarkEnd w:id="21"/>
+    <w:bookmarkStart w:id="22" w:name="X7c83a38cc8f42be1526a62fa09e05463bbe3395"/>
     <w:p>
       <w:pPr>
         <w:pStyle w:val="Heading3"/>
@@ -282,8 +282,8 @@
         <w:t xml:space="preserve">99.95% CCO, 99.5% estaciones (según AT4)</w:t>
       </w:r>
     </w:p>
-    <w:bookmarkEnd w:id="11"/>
-    <w:bookmarkStart w:id="12" w:name="hitos-críticos"/>
+    <w:bookmarkEnd w:id="22"/>
+    <w:bookmarkStart w:id="23" w:name="hitos-críticos"/>
     <w:p>
       <w:pPr>
         <w:pStyle w:val="Heading3"/>
@@ -504,9 +504,9 @@
         </w:pict>
       </w:r>
     </w:p>
-    <w:bookmarkEnd w:id="12"/>
-    <w:bookmarkEnd w:id="13"/>
-    <w:bookmarkStart w:id="21" w:name="X16ad1bf8fd3c72f4f9f37ec0fde01a31e7fb65a"/>
+    <w:bookmarkEnd w:id="23"/>
+    <w:bookmarkEnd w:id="24"/>
+    <w:bookmarkStart w:id="32" w:name="X16ad1bf8fd3c72f4f9f37ec0fde01a31e7fb65a"/>
     <w:p>
       <w:pPr>
         <w:pStyle w:val="Heading2"/>
@@ -515,7 +515,7 @@
         <w:t xml:space="preserve">🔍 CRITERIOS DE DISEÑO Y JUSTIFICACIONES TÉCNICAS</w:t>
       </w:r>
     </w:p>
-    <w:bookmarkStart w:id="14" w:name="Xc9badb7444c1cd21e6f2c2bd7555af602b6f7c8"/>
+    <w:bookmarkStart w:id="25" w:name="Xc9badb7444c1cd21e6f2c2bd7555af602b6f7c8"/>
     <w:p>
       <w:pPr>
         <w:pStyle w:val="Heading3"/>
@@ -646,8 +646,8 @@
         <w:t xml:space="preserve">Punto de inicio del corredor, accesibilidad, servicios disponibles</w:t>
       </w:r>
     </w:p>
-    <w:bookmarkEnd w:id="14"/>
-    <w:bookmarkStart w:id="15" w:name="X2ce6ca7ad0079b905a446a18a9e34c4504381da"/>
+    <w:bookmarkEnd w:id="25"/>
+    <w:bookmarkStart w:id="26" w:name="X2ce6ca7ad0079b905a446a18a9e34c4504381da"/>
     <w:p>
       <w:pPr>
         <w:pStyle w:val="Heading3"/>
@@ -808,8 +808,8 @@
         <w:t xml:space="preserve">Solo estaciones con conflictos de rutas requieren ENCE</w:t>
       </w:r>
     </w:p>
-    <w:bookmarkEnd w:id="15"/>
-    <w:bookmarkStart w:id="16" w:name="Xd9b38136ee5d1d3608aeeb3a9256a1ed01201da"/>
+    <w:bookmarkEnd w:id="26"/>
+    <w:bookmarkStart w:id="27" w:name="Xd9b38136ee5d1d3608aeeb3a9256a1ed01201da"/>
     <w:p>
       <w:pPr>
         <w:pStyle w:val="Heading3"/>
@@ -984,8 +984,8 @@
         <w:t xml:space="preserve">1 subestación cada 75 km aproximadamente</w:t>
       </w:r>
     </w:p>
-    <w:bookmarkEnd w:id="16"/>
-    <w:bookmarkStart w:id="17" w:name="Xfc007db615e3f01de3a956e671d2a04d3bf3461"/>
+    <w:bookmarkEnd w:id="27"/>
+    <w:bookmarkStart w:id="28" w:name="Xfc007db615e3f01de3a956e671d2a04d3bf3461"/>
     <w:p>
       <w:pPr>
         <w:pStyle w:val="Heading3"/>
@@ -1094,8 +1094,8 @@
         <w:t xml:space="preserve">Compartir infraestructura (torres, alimentación, respaldo)</w:t>
       </w:r>
     </w:p>
-    <w:bookmarkEnd w:id="17"/>
-    <w:bookmarkStart w:id="18" w:name="por-qué-146-pasos-a-nivel"/>
+    <w:bookmarkEnd w:id="28"/>
+    <w:bookmarkStart w:id="29" w:name="por-qué-146-pasos-a-nivel"/>
     <w:p>
       <w:pPr>
         <w:pStyle w:val="Heading3"/>
@@ -1204,8 +1204,8 @@
         <w:t xml:space="preserve">Sistemas automáticos de barreras y señales</w:t>
       </w:r>
     </w:p>
-    <w:bookmarkEnd w:id="18"/>
-    <w:bookmarkStart w:id="19" w:name="por-qué-dimensiones-específicas-del-cco"/>
+    <w:bookmarkEnd w:id="29"/>
+    <w:bookmarkStart w:id="30" w:name="por-qué-dimensiones-específicas-del-cco"/>
     <w:p>
       <w:pPr>
         <w:pStyle w:val="Heading3"/>
@@ -1348,8 +1348,8 @@
         <w:t xml:space="preserve">| 500 m² | Personal operativo |</w:t>
       </w:r>
     </w:p>
-    <w:bookmarkEnd w:id="19"/>
-    <w:bookmarkStart w:id="20" w:name="por-qué-disponibilidad-diferenciada"/>
+    <w:bookmarkEnd w:id="30"/>
+    <w:bookmarkStart w:id="31" w:name="por-qué-disponibilidad-diferenciada"/>
     <w:p>
       <w:pPr>
         <w:pStyle w:val="Heading3"/>
@@ -1465,9 +1465,9 @@
         </w:pict>
       </w:r>
     </w:p>
-    <w:bookmarkEnd w:id="20"/>
-    <w:bookmarkEnd w:id="21"/>
-    <w:bookmarkStart w:id="25" w:name="función-y-propósito-del-sistema"/>
+    <w:bookmarkEnd w:id="31"/>
+    <w:bookmarkEnd w:id="32"/>
+    <w:bookmarkStart w:id="36" w:name="función-y-propósito-del-sistema"/>
     <w:p>
       <w:pPr>
         <w:pStyle w:val="Heading2"/>
@@ -1476,7 +1476,7 @@
         <w:t xml:space="preserve">🎯 FUNCIÓN Y PROPÓSITO DEL SISTEMA</w:t>
       </w:r>
     </w:p>
-    <w:bookmarkStart w:id="22" w:name="qué-hace-este-sistema"/>
+    <w:bookmarkStart w:id="33" w:name="qué-hace-este-sistema"/>
     <w:p>
       <w:pPr>
         <w:pStyle w:val="Heading3"/>
@@ -1597,8 +1597,8 @@
         <w:t xml:space="preserve">Edificaciones, accesos, servicios</w:t>
       </w:r>
     </w:p>
-    <w:bookmarkEnd w:id="22"/>
-    <w:bookmarkStart w:id="23" w:name="por-qué-lo-necesitamos"/>
+    <w:bookmarkEnd w:id="33"/>
+    <w:bookmarkStart w:id="34" w:name="por-qué-lo-necesitamos"/>
     <w:p>
       <w:pPr>
         <w:pStyle w:val="Heading3"/>
@@ -1695,8 +1695,8 @@
         <w:t xml:space="preserve">Infraestructura para personal y equipos</w:t>
       </w:r>
     </w:p>
-    <w:bookmarkEnd w:id="23"/>
-    <w:bookmarkStart w:id="24" w:name="cómo-se-integra-con-otros-sistemas"/>
+    <w:bookmarkEnd w:id="34"/>
+    <w:bookmarkStart w:id="35" w:name="cómo-se-integra-con-otros-sistemas"/>
     <w:p>
       <w:pPr>
         <w:pStyle w:val="Heading3"/>
@@ -1759,9 +1759,9 @@
         </w:pict>
       </w:r>
     </w:p>
-    <w:bookmarkEnd w:id="24"/>
-    <w:bookmarkEnd w:id="25"/>
-    <w:bookmarkStart w:id="30" w:name="componentes-principales"/>
+    <w:bookmarkEnd w:id="35"/>
+    <w:bookmarkEnd w:id="36"/>
+    <w:bookmarkStart w:id="41" w:name="componentes-principales"/>
     <w:p>
       <w:pPr>
         <w:pStyle w:val="Heading2"/>
@@ -1770,7 +1770,7 @@
         <w:t xml:space="preserve">🏗️ COMPONENTES PRINCIPALES</w:t>
       </w:r>
     </w:p>
-    <w:bookmarkStart w:id="26" w:name="X60d7ed5bd5105ad5cdbc3b3eb9d8b53f6db405d"/>
+    <w:bookmarkStart w:id="37" w:name="X60d7ed5bd5105ad5cdbc3b3eb9d8b53f6db405d"/>
     <w:p>
       <w:pPr>
         <w:pStyle w:val="Heading3"/>
@@ -1869,8 +1869,8 @@
         <w:t xml:space="preserve">🟡 En progreso</w:t>
       </w:r>
     </w:p>
-    <w:bookmarkEnd w:id="26"/>
-    <w:bookmarkStart w:id="27" w:name="estaciones---puntos-de-servicio"/>
+    <w:bookmarkEnd w:id="37"/>
+    <w:bookmarkStart w:id="38" w:name="estaciones---puntos-de-servicio"/>
     <w:p>
       <w:pPr>
         <w:pStyle w:val="Heading3"/>
@@ -1969,8 +1969,8 @@
         <w:t xml:space="preserve">🟡 En progreso</w:t>
       </w:r>
     </w:p>
-    <w:bookmarkEnd w:id="27"/>
-    <w:bookmarkStart w:id="28" w:name="subestaciones-eléctricas---alimentación"/>
+    <w:bookmarkEnd w:id="38"/>
+    <w:bookmarkStart w:id="39" w:name="subestaciones-eléctricas---alimentación"/>
     <w:p>
       <w:pPr>
         <w:pStyle w:val="Heading3"/>
@@ -2069,8 +2069,8 @@
         <w:t xml:space="preserve">🟡 En progreso</w:t>
       </w:r>
     </w:p>
-    <w:bookmarkEnd w:id="28"/>
-    <w:bookmarkStart w:id="29" w:name="Xf41e32c5c51255992157d3336ecde3aa209b2df"/>
+    <w:bookmarkEnd w:id="39"/>
+    <w:bookmarkStart w:id="40" w:name="Xf41e32c5c51255992157d3336ecde3aa209b2df"/>
     <w:p>
       <w:pPr>
         <w:pStyle w:val="Heading3"/>
@@ -2176,9 +2176,9 @@
         </w:pict>
       </w:r>
     </w:p>
-    <w:bookmarkEnd w:id="29"/>
-    <w:bookmarkEnd w:id="30"/>
-    <w:bookmarkStart w:id="33" w:name="especificaciones-técnicas-clave"/>
+    <w:bookmarkEnd w:id="40"/>
+    <w:bookmarkEnd w:id="41"/>
+    <w:bookmarkStart w:id="44" w:name="especificaciones-técnicas-clave"/>
     <w:p>
       <w:pPr>
         <w:pStyle w:val="Heading2"/>
@@ -2187,7 +2187,7 @@
         <w:t xml:space="preserve">📐 ESPECIFICACIONES TÉCNICAS CLAVE</w:t>
       </w:r>
     </w:p>
-    <w:bookmarkStart w:id="31" w:name="tabla-consolidada-de-especificaciones"/>
+    <w:bookmarkStart w:id="42" w:name="tabla-consolidada-de-especificaciones"/>
     <w:p>
       <w:pPr>
         <w:pStyle w:val="Heading3"/>
@@ -2477,8 +2477,8 @@
         </w:tc>
       </w:tr>
     </w:tbl>
-    <w:bookmarkEnd w:id="31"/>
-    <w:bookmarkStart w:id="32" w:name="criterios-de-aceptación"/>
+    <w:bookmarkEnd w:id="42"/>
+    <w:bookmarkStart w:id="43" w:name="criterios-de-aceptación"/>
     <w:p>
       <w:pPr>
         <w:pStyle w:val="Heading3"/>
@@ -2554,9 +2554,9 @@
         </w:pict>
       </w:r>
     </w:p>
-    <w:bookmarkEnd w:id="32"/>
-    <w:bookmarkEnd w:id="33"/>
-    <w:bookmarkStart w:id="36" w:name="ubicación-y-despliegue"/>
+    <w:bookmarkEnd w:id="43"/>
+    <w:bookmarkEnd w:id="44"/>
+    <w:bookmarkStart w:id="47" w:name="ubicación-y-despliegue"/>
     <w:p>
       <w:pPr>
         <w:pStyle w:val="Heading2"/>
@@ -2565,7 +2565,7 @@
         <w:t xml:space="preserve">📍 UBICACIÓN Y DESPLIEGUE</w:t>
       </w:r>
     </w:p>
-    <w:bookmarkStart w:id="34" w:name="mapa-de-despliegue"/>
+    <w:bookmarkStart w:id="45" w:name="mapa-de-despliegue"/>
     <w:p>
       <w:pPr>
         <w:pStyle w:val="Heading3"/>
@@ -2582,8 +2582,8 @@
         <w:t xml:space="preserve">La infraestructura operativa se despliega a lo largo del corredor de 594 km, con concentración en La Dorada (CCO), estaciones principales y ubicaciones estratégicas.</w:t>
       </w:r>
     </w:p>
-    <w:bookmarkEnd w:id="34"/>
-    <w:bookmarkStart w:id="35" w:name="tabla-de-sitios-principales"/>
+    <w:bookmarkEnd w:id="45"/>
+    <w:bookmarkStart w:id="46" w:name="tabla-de-sitios-principales"/>
     <w:p>
       <w:pPr>
         <w:pStyle w:val="Heading3"/>
@@ -2966,9 +2966,9 @@
         </w:pict>
       </w:r>
     </w:p>
-    <w:bookmarkEnd w:id="35"/>
-    <w:bookmarkEnd w:id="36"/>
-    <w:bookmarkStart w:id="40" w:name="operación-y-mantenimiento"/>
+    <w:bookmarkEnd w:id="46"/>
+    <w:bookmarkEnd w:id="47"/>
+    <w:bookmarkStart w:id="51" w:name="operación-y-mantenimiento"/>
     <w:p>
       <w:pPr>
         <w:pStyle w:val="Heading2"/>
@@ -2977,7 +2977,7 @@
         <w:t xml:space="preserve">⚙️ OPERACIÓN Y MANTENIMIENTO</w:t>
       </w:r>
     </w:p>
-    <w:bookmarkStart w:id="37" w:name="operación-normal"/>
+    <w:bookmarkStart w:id="48" w:name="operación-normal"/>
     <w:p>
       <w:pPr>
         <w:pStyle w:val="Heading3"/>
@@ -2994,8 +2994,8 @@
         <w:t xml:space="preserve">La infraestructura operativa funciona 24/7 proporcionando soporte para la operación ferroviaria, con monitoreo continuo de la disponibilidad y rendimiento de las instalaciones.</w:t>
       </w:r>
     </w:p>
-    <w:bookmarkEnd w:id="37"/>
-    <w:bookmarkStart w:id="38" w:name="mantenimiento-preventivo"/>
+    <w:bookmarkEnd w:id="48"/>
+    <w:bookmarkStart w:id="49" w:name="mantenimiento-preventivo"/>
     <w:p>
       <w:pPr>
         <w:pStyle w:val="Heading3"/>
@@ -3092,8 +3092,8 @@
         <w:t xml:space="preserve">Mantenimiento mayor de infraestructura</w:t>
       </w:r>
     </w:p>
-    <w:bookmarkEnd w:id="38"/>
-    <w:bookmarkStart w:id="39" w:name="respuesta-a-fallas"/>
+    <w:bookmarkEnd w:id="49"/>
+    <w:bookmarkStart w:id="50" w:name="respuesta-a-fallas"/>
     <w:p>
       <w:pPr>
         <w:pStyle w:val="Heading3"/>
@@ -3219,9 +3219,9 @@
         </w:pict>
       </w:r>
     </w:p>
-    <w:bookmarkEnd w:id="39"/>
-    <w:bookmarkEnd w:id="40"/>
-    <w:bookmarkStart w:id="43" w:name="interfaces-con-otros-sistemas"/>
+    <w:bookmarkEnd w:id="50"/>
+    <w:bookmarkEnd w:id="51"/>
+    <w:bookmarkStart w:id="54" w:name="interfaces-con-otros-sistemas"/>
     <w:p>
       <w:pPr>
         <w:pStyle w:val="Heading2"/>
@@ -3230,7 +3230,7 @@
         <w:t xml:space="preserve">🔗 INTERFACES CON OTROS SISTEMAS</w:t>
       </w:r>
     </w:p>
-    <w:bookmarkStart w:id="41" w:name="diagrama-de-interfaces"/>
+    <w:bookmarkStart w:id="52" w:name="diagrama-de-interfaces"/>
     <w:p>
       <w:pPr>
         <w:pStyle w:val="Heading3"/>
@@ -3286,8 +3286,8 @@
         <w:t xml:space="preserve">[Soporte] ←→ [Infraestructura Operativa] ←→ [Accesos]</w:t>
       </w:r>
     </w:p>
-    <w:bookmarkEnd w:id="41"/>
-    <w:bookmarkStart w:id="42" w:name="tabla-de-interfaces-críticas"/>
+    <w:bookmarkEnd w:id="52"/>
+    <w:bookmarkStart w:id="53" w:name="tabla-de-interfaces-críticas"/>
     <w:p>
       <w:pPr>
         <w:pStyle w:val="Heading3"/>
@@ -3569,9 +3569,9 @@
         </w:pict>
       </w:r>
     </w:p>
-    <w:bookmarkEnd w:id="42"/>
-    <w:bookmarkEnd w:id="43"/>
-    <w:bookmarkStart w:id="44" w:name="riesgos-y-mitigaciones"/>
+    <w:bookmarkEnd w:id="53"/>
+    <w:bookmarkEnd w:id="54"/>
+    <w:bookmarkStart w:id="55" w:name="riesgos-y-mitigaciones"/>
     <w:p>
       <w:pPr>
         <w:pStyle w:val="Heading2"/>
@@ -3915,8 +3915,8 @@
         </w:pict>
       </w:r>
     </w:p>
-    <w:bookmarkEnd w:id="44"/>
-    <w:bookmarkStart w:id="47" w:name="cumplimiento-contractual"/>
+    <w:bookmarkEnd w:id="55"/>
+    <w:bookmarkStart w:id="58" w:name="cumplimiento-contractual"/>
     <w:p>
       <w:pPr>
         <w:pStyle w:val="Heading2"/>
@@ -3925,7 +3925,7 @@
         <w:t xml:space="preserve">📋 CUMPLIMIENTO CONTRACTUAL</w:t>
       </w:r>
     </w:p>
-    <w:bookmarkStart w:id="45" w:name="obligaciones-clave-del-contrato"/>
+    <w:bookmarkStart w:id="56" w:name="obligaciones-clave-del-contrato"/>
     <w:p>
       <w:pPr>
         <w:pStyle w:val="Heading3"/>
@@ -4102,8 +4102,8 @@
         <w:t xml:space="preserve">Plan de implementación por fases - Pendiente</w:t>
       </w:r>
     </w:p>
-    <w:bookmarkEnd w:id="45"/>
-    <w:bookmarkStart w:id="46" w:name="referencias-contractuales"/>
+    <w:bookmarkEnd w:id="56"/>
+    <w:bookmarkStart w:id="57" w:name="referencias-contractuales"/>
     <w:p>
       <w:pPr>
         <w:pStyle w:val="Heading3"/>
@@ -4207,9 +4207,9 @@
         </w:pict>
       </w:r>
     </w:p>
-    <w:bookmarkEnd w:id="46"/>
-    <w:bookmarkEnd w:id="47"/>
-    <w:bookmarkStart w:id="50" w:name="documentación-de-soporte"/>
+    <w:bookmarkEnd w:id="57"/>
+    <w:bookmarkEnd w:id="58"/>
+    <w:bookmarkStart w:id="61" w:name="documentación-de-soporte"/>
     <w:p>
       <w:pPr>
         <w:pStyle w:val="Heading2"/>
@@ -4218,7 +4218,7 @@
         <w:t xml:space="preserve">📚 DOCUMENTACIÓN DE SOPORTE</w:t>
       </w:r>
     </w:p>
-    <w:bookmarkStart w:id="48" w:name="documentos-técnicos-disponibles"/>
+    <w:bookmarkStart w:id="59" w:name="documentos-técnicos-disponibles"/>
     <w:p>
       <w:pPr>
         <w:pStyle w:val="Heading3"/>
@@ -4494,8 +4494,8 @@
         </w:tc>
       </w:tr>
     </w:tbl>
-    <w:bookmarkEnd w:id="48"/>
-    <w:bookmarkStart w:id="49" w:name="para-más-información-técnica"/>
+    <w:bookmarkEnd w:id="59"/>
+    <w:bookmarkStart w:id="60" w:name="para-más-información-técnica"/>
     <w:p>
       <w:pPr>
         <w:pStyle w:val="Heading3"/>
@@ -4519,9 +4519,9 @@
         </w:pict>
       </w:r>
     </w:p>
-    <w:bookmarkEnd w:id="49"/>
-    <w:bookmarkEnd w:id="50"/>
-    <w:bookmarkStart w:id="51" w:name="contactos-y-responsables"/>
+    <w:bookmarkEnd w:id="60"/>
+    <w:bookmarkEnd w:id="61"/>
+    <w:bookmarkStart w:id="62" w:name="contactos-y-responsables"/>
     <w:p>
       <w:pPr>
         <w:pStyle w:val="Heading2"/>
@@ -4742,8 +4742,8 @@
         </w:pict>
       </w:r>
     </w:p>
-    <w:bookmarkEnd w:id="51"/>
-    <w:bookmarkStart w:id="52" w:name="indicadores-de-desempeño-kpis"/>
+    <w:bookmarkEnd w:id="62"/>
+    <w:bookmarkStart w:id="63" w:name="indicadores-de-desempeño-kpis"/>
     <w:p>
       <w:pPr>
         <w:pStyle w:val="Heading2"/>
@@ -5075,8 +5075,8 @@
         </w:pict>
       </w:r>
     </w:p>
-    <w:bookmarkEnd w:id="52"/>
-    <w:bookmarkStart w:id="54" w:name="decisiones-tecnicas-aplicadas"/>
+    <w:bookmarkEnd w:id="63"/>
+    <w:bookmarkStart w:id="65" w:name="decisiones-tecnicas-aplicadas"/>
     <w:p>
       <w:pPr>
         <w:pStyle w:val="Heading2"/>
@@ -5085,7 +5085,7 @@
         <w:t xml:space="preserve">📋 DECISIONES TECNICAS APLICADAS</w:t>
       </w:r>
     </w:p>
-    <w:bookmarkStart w:id="53" w:name="dt-scada-001002003"/>
+    <w:bookmarkStart w:id="64" w:name="dt-scada-001002003"/>
     <w:p>
       <w:pPr>
         <w:pStyle w:val="Heading3"/>
@@ -5125,9 +5125,9 @@
         </w:pict>
       </w:r>
     </w:p>
-    <w:bookmarkEnd w:id="53"/>
-    <w:bookmarkEnd w:id="54"/>
-    <w:bookmarkStart w:id="55" w:name="control-de-versiones"/>
+    <w:bookmarkEnd w:id="64"/>
+    <w:bookmarkEnd w:id="65"/>
+    <w:bookmarkStart w:id="66" w:name="control-de-versiones"/>
     <w:p>
       <w:pPr>
         <w:pStyle w:val="Heading2"/>
@@ -5326,8 +5326,8 @@
         <w:t xml:space="preserve">SISTEMA_05_Infraestructura_Operativa_Master.md v1.0</w:t>
       </w:r>
     </w:p>
-    <w:bookmarkEnd w:id="55"/>
-    <w:bookmarkEnd w:id="56"/>
+    <w:bookmarkEnd w:id="66"/>
+    <w:bookmarkEnd w:id="67"/>
     <w:sectPr>
       <w:footnotePr>
         <w:numRestart w:val="eachSect"/>
@@ -5688,10 +5688,10 @@
   <w:docDefaults>
     <w:rPrDefault>
       <w:rPr>
-        <w:rFonts w:asciiTheme="minorHAnsi" w:cstheme="minorBidi" w:eastAsiaTheme="minorEastAsia" w:hAnsiTheme="minorHAnsi"/>
+        <w:rFonts w:asciiTheme="minorHAnsi" w:cstheme="minorBidi" w:eastAsiaTheme="minorHAnsi" w:hAnsiTheme="minorHAnsi"/>
         <w:sz w:val="24"/>
         <w:szCs w:val="24"/>
-        <w:lang w:bidi="ar-SA" w:eastAsia="zh-CN" w:val="en-US"/>
+        <w:lang w:bidi="ar-SA" w:eastAsia="en-US" w:val="en-US"/>
       </w:rPr>
     </w:rPrDefault>
     <w:pPrDefault>
@@ -5743,6 +5743,8 @@
     </w:pPr>
     <w:rPr>
       <w:rFonts w:asciiTheme="majorHAnsi" w:cstheme="majorBidi" w:eastAsiaTheme="majorEastAsia" w:hAnsiTheme="majorHAnsi"/>
+      <w:spacing w:val="-10"/>
+      <w:kern w:val="28"/>
       <w:sz w:val="56"/>
       <w:szCs w:val="56"/>
     </w:rPr>
@@ -5755,6 +5757,8 @@
     <w:rsid w:val="00A10FD9"/>
     <w:rPr>
       <w:rFonts w:asciiTheme="majorHAnsi" w:cstheme="majorBidi" w:eastAsiaTheme="majorEastAsia" w:hAnsiTheme="majorHAnsi"/>
+      <w:spacing w:val="-10"/>
+      <w:kern w:val="28"/>
       <w:sz w:val="56"/>
       <w:szCs w:val="56"/>
     </w:rPr>
@@ -5795,31 +5799,23 @@
   </w:style>
   <w:style w:customStyle="1" w:styleId="Author" w:type="paragraph">
     <w:name w:val="Author"/>
-    <w:basedOn w:val="Title"/>
     <w:next w:val="BodyText"/>
     <w:qFormat/>
     <w:pPr>
       <w:keepNext/>
       <w:keepLines/>
+      <w:jc w:val="center"/>
     </w:pPr>
-    <w:rPr>
-      <w:sz w:val="24"/>
-      <w:szCs w:val="24"/>
-    </w:rPr>
   </w:style>
   <w:style w:styleId="Date" w:type="paragraph">
     <w:name w:val="Date"/>
-    <w:basedOn w:val="Title"/>
     <w:next w:val="BodyText"/>
     <w:qFormat/>
     <w:pPr>
       <w:keepNext/>
       <w:keepLines/>
+      <w:jc w:val="center"/>
     </w:pPr>
-    <w:rPr>
-      <w:sz w:val="24"/>
-      <w:szCs w:val="24"/>
-    </w:rPr>
   </w:style>
   <w:style w:customStyle="1" w:styleId="AbstractTitle" w:type="paragraph">
     <w:name w:val="Abstract Title"/>
@@ -6232,6 +6228,13 @@
       </w:tblCellMar>
     </w:tblPr>
     <w:tblStylePr w:type="firstRow">
+      <w:tblPr>
+        <w:jc w:val="left"/>
+        <w:tblInd w:type="dxa" w:w="0"/>
+      </w:tblPr>
+      <w:trPr>
+        <w:jc w:val="left"/>
+      </w:trPr>
       <w:tcPr>
         <w:tcBorders>
           <w:bottom w:val="single"/>

--- a/X_ENTREGABLES_CONSOLIDADOS/8_DOCUMENTOS_SERVIDOS/WORD/SISTEMA_05_Infraestructura_Operativa_EJECUTIVO.docx
+++ b/X_ENTREGABLES_CONSOLIDADOS/8_DOCUMENTOS_SERVIDOS/WORD/SISTEMA_05_Infraestructura_Operativa_EJECUTIVO.docx
@@ -213,7 +213,7 @@
         <w:t xml:space="preserve"> </w:t>
       </w:r>
       <w:r>
-        <w:t xml:space="preserve">Torres TETRA/GSM-R colocalizadas</w:t>
+        <w:t xml:space="preserve">Torres TETRA/RED TETRA (Misión Crítica) colocalizadas</w:t>
       </w:r>
     </w:p>
     <w:p>
@@ -1025,7 +1025,7 @@
         <w:t xml:space="preserve"> </w:t>
       </w:r>
       <w:r>
-        <w:t xml:space="preserve">Torres TETRA/GSM-R en las mismas ubicaciones</w:t>
+        <w:t xml:space="preserve">Torres TETRA/RED TETRA (Misión Crítica) en las mismas ubicaciones</w:t>
       </w:r>
       <w:r>
         <w:t xml:space="preserve"> </w:t>

--- a/X_ENTREGABLES_CONSOLIDADOS/8_DOCUMENTOS_SERVIDOS/WORD/SISTEMA_05_Infraestructura_Operativa_EJECUTIVO.docx
+++ b/X_ENTREGABLES_CONSOLIDADOS/8_DOCUMENTOS_SERVIDOS/WORD/SISTEMA_05_Infraestructura_Operativa_EJECUTIVO.docx
@@ -28,7 +28,7 @@
         </w:p>
       </w:sdtContent>
     </w:sdt>
-    <w:bookmarkStart w:id="67" w:name="sistema-05-infraestructura-operativa"/>
+    <w:bookmarkStart w:id="56" w:name="sistema-05-infraestructura-operativa"/>
     <w:p>
       <w:pPr>
         <w:pStyle w:val="Heading1"/>
@@ -37,7 +37,7 @@
         <w:t xml:space="preserve">SISTEMA 05: INFRAESTRUCTURA OPERATIVA</w:t>
       </w:r>
     </w:p>
-    <w:bookmarkStart w:id="20" w:name="documento-ejecutivo-de-ingeniería"/>
+    <w:bookmarkStart w:id="9" w:name="documento-ejecutivo-de-ingeniería"/>
     <w:p>
       <w:pPr>
         <w:pStyle w:val="Heading2"/>
@@ -53,8 +53,8 @@
         </w:pict>
       </w:r>
     </w:p>
-    <w:bookmarkEnd w:id="20"/>
-    <w:bookmarkStart w:id="24" w:name="resumen-ejecutivo"/>
+    <w:bookmarkEnd w:id="9"/>
+    <w:bookmarkStart w:id="13" w:name="resumen-ejecutivo"/>
     <w:p>
       <w:pPr>
         <w:pStyle w:val="Heading2"/>
@@ -63,7 +63,7 @@
         <w:t xml:space="preserve">📊 RESUMEN EJECUTIVO</w:t>
       </w:r>
     </w:p>
-    <w:bookmarkStart w:id="21" w:name="qué-es-este-sistema-y-por-qué-importa"/>
+    <w:bookmarkStart w:id="10" w:name="qué-es-este-sistema-y-por-qué-importa"/>
     <w:p>
       <w:pPr>
         <w:pStyle w:val="Heading3"/>
@@ -96,8 +96,8 @@
         <w:t xml:space="preserve">del ferrocarril que proporciona las instalaciones, edificaciones y servicios necesarios para la operación del corredor. Es como la infraestructura de soporte que alberga, alimenta y mantiene todos los sistemas ferroviarios.</w:t>
       </w:r>
     </w:p>
-    <w:bookmarkEnd w:id="21"/>
-    <w:bookmarkStart w:id="22" w:name="X7c83a38cc8f42be1526a62fa09e05463bbe3395"/>
+    <w:bookmarkEnd w:id="10"/>
+    <w:bookmarkStart w:id="11" w:name="X7c83a38cc8f42be1526a62fa09e05463bbe3395"/>
     <w:p>
       <w:pPr>
         <w:pStyle w:val="Heading3"/>
@@ -282,8 +282,8 @@
         <w:t xml:space="preserve">99.95% CCO, 99.5% estaciones (según AT4)</w:t>
       </w:r>
     </w:p>
-    <w:bookmarkEnd w:id="22"/>
-    <w:bookmarkStart w:id="23" w:name="hitos-críticos"/>
+    <w:bookmarkEnd w:id="11"/>
+    <w:bookmarkStart w:id="12" w:name="hitos-críticos"/>
     <w:p>
       <w:pPr>
         <w:pStyle w:val="Heading3"/>
@@ -504,9 +504,9 @@
         </w:pict>
       </w:r>
     </w:p>
-    <w:bookmarkEnd w:id="23"/>
-    <w:bookmarkEnd w:id="24"/>
-    <w:bookmarkStart w:id="32" w:name="X16ad1bf8fd3c72f4f9f37ec0fde01a31e7fb65a"/>
+    <w:bookmarkEnd w:id="12"/>
+    <w:bookmarkEnd w:id="13"/>
+    <w:bookmarkStart w:id="21" w:name="X16ad1bf8fd3c72f4f9f37ec0fde01a31e7fb65a"/>
     <w:p>
       <w:pPr>
         <w:pStyle w:val="Heading2"/>
@@ -515,7 +515,7 @@
         <w:t xml:space="preserve">🔍 CRITERIOS DE DISEÑO Y JUSTIFICACIONES TÉCNICAS</w:t>
       </w:r>
     </w:p>
-    <w:bookmarkStart w:id="25" w:name="Xc9badb7444c1cd21e6f2c2bd7555af602b6f7c8"/>
+    <w:bookmarkStart w:id="14" w:name="Xc9badb7444c1cd21e6f2c2bd7555af602b6f7c8"/>
     <w:p>
       <w:pPr>
         <w:pStyle w:val="Heading3"/>
@@ -646,8 +646,8 @@
         <w:t xml:space="preserve">Punto de inicio del corredor, accesibilidad, servicios disponibles</w:t>
       </w:r>
     </w:p>
-    <w:bookmarkEnd w:id="25"/>
-    <w:bookmarkStart w:id="26" w:name="X2ce6ca7ad0079b905a446a18a9e34c4504381da"/>
+    <w:bookmarkEnd w:id="14"/>
+    <w:bookmarkStart w:id="15" w:name="X2ce6ca7ad0079b905a446a18a9e34c4504381da"/>
     <w:p>
       <w:pPr>
         <w:pStyle w:val="Heading3"/>
@@ -808,8 +808,8 @@
         <w:t xml:space="preserve">Solo estaciones con conflictos de rutas requieren ENCE</w:t>
       </w:r>
     </w:p>
-    <w:bookmarkEnd w:id="26"/>
-    <w:bookmarkStart w:id="27" w:name="Xd9b38136ee5d1d3608aeeb3a9256a1ed01201da"/>
+    <w:bookmarkEnd w:id="15"/>
+    <w:bookmarkStart w:id="16" w:name="Xd9b38136ee5d1d3608aeeb3a9256a1ed01201da"/>
     <w:p>
       <w:pPr>
         <w:pStyle w:val="Heading3"/>
@@ -984,8 +984,8 @@
         <w:t xml:space="preserve">1 subestación cada 75 km aproximadamente</w:t>
       </w:r>
     </w:p>
-    <w:bookmarkEnd w:id="27"/>
-    <w:bookmarkStart w:id="28" w:name="Xfc007db615e3f01de3a956e671d2a04d3bf3461"/>
+    <w:bookmarkEnd w:id="16"/>
+    <w:bookmarkStart w:id="17" w:name="Xfc007db615e3f01de3a956e671d2a04d3bf3461"/>
     <w:p>
       <w:pPr>
         <w:pStyle w:val="Heading3"/>
@@ -1069,7 +1069,7 @@
         <w:t xml:space="preserve"> </w:t>
       </w:r>
       <w:r>
-        <w:t xml:space="preserve">594 km ÷ 12 km efectivo = 37 estaciones</w:t>
+        <w:t xml:space="preserve">526 km ÷ 12 km efectivo = 37 estaciones</w:t>
       </w:r>
       <w:r>
         <w:t xml:space="preserve"> </w:t>
@@ -1094,8 +1094,8 @@
         <w:t xml:space="preserve">Compartir infraestructura (torres, alimentación, respaldo)</w:t>
       </w:r>
     </w:p>
-    <w:bookmarkEnd w:id="28"/>
-    <w:bookmarkStart w:id="29" w:name="por-qué-146-pasos-a-nivel"/>
+    <w:bookmarkEnd w:id="17"/>
+    <w:bookmarkStart w:id="18" w:name="por-qué-146-pasos-a-nivel"/>
     <w:p>
       <w:pPr>
         <w:pStyle w:val="Heading3"/>
@@ -1204,8 +1204,8 @@
         <w:t xml:space="preserve">Sistemas automáticos de barreras y señales</w:t>
       </w:r>
     </w:p>
-    <w:bookmarkEnd w:id="29"/>
-    <w:bookmarkStart w:id="30" w:name="por-qué-dimensiones-específicas-del-cco"/>
+    <w:bookmarkEnd w:id="18"/>
+    <w:bookmarkStart w:id="19" w:name="por-qué-dimensiones-específicas-del-cco"/>
     <w:p>
       <w:pPr>
         <w:pStyle w:val="Heading3"/>
@@ -1348,8 +1348,8 @@
         <w:t xml:space="preserve">| 500 m² | Personal operativo |</w:t>
       </w:r>
     </w:p>
-    <w:bookmarkEnd w:id="30"/>
-    <w:bookmarkStart w:id="31" w:name="por-qué-disponibilidad-diferenciada"/>
+    <w:bookmarkEnd w:id="19"/>
+    <w:bookmarkStart w:id="20" w:name="por-qué-disponibilidad-diferenciada"/>
     <w:p>
       <w:pPr>
         <w:pStyle w:val="Heading3"/>
@@ -1465,9 +1465,9 @@
         </w:pict>
       </w:r>
     </w:p>
-    <w:bookmarkEnd w:id="31"/>
-    <w:bookmarkEnd w:id="32"/>
-    <w:bookmarkStart w:id="36" w:name="función-y-propósito-del-sistema"/>
+    <w:bookmarkEnd w:id="20"/>
+    <w:bookmarkEnd w:id="21"/>
+    <w:bookmarkStart w:id="25" w:name="función-y-propósito-del-sistema"/>
     <w:p>
       <w:pPr>
         <w:pStyle w:val="Heading2"/>
@@ -1476,7 +1476,7 @@
         <w:t xml:space="preserve">🎯 FUNCIÓN Y PROPÓSITO DEL SISTEMA</w:t>
       </w:r>
     </w:p>
-    <w:bookmarkStart w:id="33" w:name="qué-hace-este-sistema"/>
+    <w:bookmarkStart w:id="22" w:name="qué-hace-este-sistema"/>
     <w:p>
       <w:pPr>
         <w:pStyle w:val="Heading3"/>
@@ -1597,8 +1597,8 @@
         <w:t xml:space="preserve">Edificaciones, accesos, servicios</w:t>
       </w:r>
     </w:p>
-    <w:bookmarkEnd w:id="33"/>
-    <w:bookmarkStart w:id="34" w:name="por-qué-lo-necesitamos"/>
+    <w:bookmarkEnd w:id="22"/>
+    <w:bookmarkStart w:id="23" w:name="por-qué-lo-necesitamos"/>
     <w:p>
       <w:pPr>
         <w:pStyle w:val="Heading3"/>
@@ -1695,8 +1695,8 @@
         <w:t xml:space="preserve">Infraestructura para personal y equipos</w:t>
       </w:r>
     </w:p>
-    <w:bookmarkEnd w:id="34"/>
-    <w:bookmarkStart w:id="35" w:name="cómo-se-integra-con-otros-sistemas"/>
+    <w:bookmarkEnd w:id="23"/>
+    <w:bookmarkStart w:id="24" w:name="cómo-se-integra-con-otros-sistemas"/>
     <w:p>
       <w:pPr>
         <w:pStyle w:val="Heading3"/>
@@ -1759,9 +1759,9 @@
         </w:pict>
       </w:r>
     </w:p>
-    <w:bookmarkEnd w:id="35"/>
-    <w:bookmarkEnd w:id="36"/>
-    <w:bookmarkStart w:id="41" w:name="componentes-principales"/>
+    <w:bookmarkEnd w:id="24"/>
+    <w:bookmarkEnd w:id="25"/>
+    <w:bookmarkStart w:id="30" w:name="componentes-principales"/>
     <w:p>
       <w:pPr>
         <w:pStyle w:val="Heading2"/>
@@ -1770,7 +1770,7 @@
         <w:t xml:space="preserve">🏗️ COMPONENTES PRINCIPALES</w:t>
       </w:r>
     </w:p>
-    <w:bookmarkStart w:id="37" w:name="X60d7ed5bd5105ad5cdbc3b3eb9d8b53f6db405d"/>
+    <w:bookmarkStart w:id="26" w:name="X60d7ed5bd5105ad5cdbc3b3eb9d8b53f6db405d"/>
     <w:p>
       <w:pPr>
         <w:pStyle w:val="Heading3"/>
@@ -1869,8 +1869,8 @@
         <w:t xml:space="preserve">🟡 En progreso</w:t>
       </w:r>
     </w:p>
-    <w:bookmarkEnd w:id="37"/>
-    <w:bookmarkStart w:id="38" w:name="estaciones---puntos-de-servicio"/>
+    <w:bookmarkEnd w:id="26"/>
+    <w:bookmarkStart w:id="27" w:name="estaciones---puntos-de-servicio"/>
     <w:p>
       <w:pPr>
         <w:pStyle w:val="Heading3"/>
@@ -1969,8 +1969,8 @@
         <w:t xml:space="preserve">🟡 En progreso</w:t>
       </w:r>
     </w:p>
-    <w:bookmarkEnd w:id="38"/>
-    <w:bookmarkStart w:id="39" w:name="subestaciones-eléctricas---alimentación"/>
+    <w:bookmarkEnd w:id="27"/>
+    <w:bookmarkStart w:id="28" w:name="subestaciones-eléctricas---alimentación"/>
     <w:p>
       <w:pPr>
         <w:pStyle w:val="Heading3"/>
@@ -2069,8 +2069,8 @@
         <w:t xml:space="preserve">🟡 En progreso</w:t>
       </w:r>
     </w:p>
-    <w:bookmarkEnd w:id="39"/>
-    <w:bookmarkStart w:id="40" w:name="Xf41e32c5c51255992157d3336ecde3aa209b2df"/>
+    <w:bookmarkEnd w:id="28"/>
+    <w:bookmarkStart w:id="29" w:name="Xf41e32c5c51255992157d3336ecde3aa209b2df"/>
     <w:p>
       <w:pPr>
         <w:pStyle w:val="Heading3"/>
@@ -2176,9 +2176,9 @@
         </w:pict>
       </w:r>
     </w:p>
-    <w:bookmarkEnd w:id="40"/>
-    <w:bookmarkEnd w:id="41"/>
-    <w:bookmarkStart w:id="44" w:name="especificaciones-técnicas-clave"/>
+    <w:bookmarkEnd w:id="29"/>
+    <w:bookmarkEnd w:id="30"/>
+    <w:bookmarkStart w:id="33" w:name="especificaciones-técnicas-clave"/>
     <w:p>
       <w:pPr>
         <w:pStyle w:val="Heading2"/>
@@ -2187,7 +2187,7 @@
         <w:t xml:space="preserve">📐 ESPECIFICACIONES TÉCNICAS CLAVE</w:t>
       </w:r>
     </w:p>
-    <w:bookmarkStart w:id="42" w:name="tabla-consolidada-de-especificaciones"/>
+    <w:bookmarkStart w:id="31" w:name="tabla-consolidada-de-especificaciones"/>
     <w:p>
       <w:pPr>
         <w:pStyle w:val="Heading3"/>
@@ -2477,8 +2477,8 @@
         </w:tc>
       </w:tr>
     </w:tbl>
-    <w:bookmarkEnd w:id="42"/>
-    <w:bookmarkStart w:id="43" w:name="criterios-de-aceptación"/>
+    <w:bookmarkEnd w:id="31"/>
+    <w:bookmarkStart w:id="32" w:name="criterios-de-aceptación"/>
     <w:p>
       <w:pPr>
         <w:pStyle w:val="Heading3"/>
@@ -2554,9 +2554,9 @@
         </w:pict>
       </w:r>
     </w:p>
-    <w:bookmarkEnd w:id="43"/>
-    <w:bookmarkEnd w:id="44"/>
-    <w:bookmarkStart w:id="47" w:name="ubicación-y-despliegue"/>
+    <w:bookmarkEnd w:id="32"/>
+    <w:bookmarkEnd w:id="33"/>
+    <w:bookmarkStart w:id="36" w:name="ubicación-y-despliegue"/>
     <w:p>
       <w:pPr>
         <w:pStyle w:val="Heading2"/>
@@ -2565,7 +2565,7 @@
         <w:t xml:space="preserve">📍 UBICACIÓN Y DESPLIEGUE</w:t>
       </w:r>
     </w:p>
-    <w:bookmarkStart w:id="45" w:name="mapa-de-despliegue"/>
+    <w:bookmarkStart w:id="34" w:name="mapa-de-despliegue"/>
     <w:p>
       <w:pPr>
         <w:pStyle w:val="Heading3"/>
@@ -2579,11 +2579,11 @@
         <w:pStyle w:val="FirstParagraph"/>
       </w:pPr>
       <w:r>
-        <w:t xml:space="preserve">La infraestructura operativa se despliega a lo largo del corredor de 594 km, con concentración en La Dorada (CCO), estaciones principales y ubicaciones estratégicas.</w:t>
-      </w:r>
-    </w:p>
-    <w:bookmarkEnd w:id="45"/>
-    <w:bookmarkStart w:id="46" w:name="tabla-de-sitios-principales"/>
+        <w:t xml:space="preserve">La infraestructura operativa se despliega a lo largo del corredor de 526 km, con concentración en La Dorada (CCO), estaciones principales y ubicaciones estratégicas.</w:t>
+      </w:r>
+    </w:p>
+    <w:bookmarkEnd w:id="34"/>
+    <w:bookmarkStart w:id="35" w:name="tabla-de-sitios-principales"/>
     <w:p>
       <w:pPr>
         <w:pStyle w:val="Heading3"/>
@@ -2966,9 +2966,9 @@
         </w:pict>
       </w:r>
     </w:p>
-    <w:bookmarkEnd w:id="46"/>
-    <w:bookmarkEnd w:id="47"/>
-    <w:bookmarkStart w:id="51" w:name="operación-y-mantenimiento"/>
+    <w:bookmarkEnd w:id="35"/>
+    <w:bookmarkEnd w:id="36"/>
+    <w:bookmarkStart w:id="40" w:name="operación-y-mantenimiento"/>
     <w:p>
       <w:pPr>
         <w:pStyle w:val="Heading2"/>
@@ -2977,7 +2977,7 @@
         <w:t xml:space="preserve">⚙️ OPERACIÓN Y MANTENIMIENTO</w:t>
       </w:r>
     </w:p>
-    <w:bookmarkStart w:id="48" w:name="operación-normal"/>
+    <w:bookmarkStart w:id="37" w:name="operación-normal"/>
     <w:p>
       <w:pPr>
         <w:pStyle w:val="Heading3"/>
@@ -2994,8 +2994,8 @@
         <w:t xml:space="preserve">La infraestructura operativa funciona 24/7 proporcionando soporte para la operación ferroviaria, con monitoreo continuo de la disponibilidad y rendimiento de las instalaciones.</w:t>
       </w:r>
     </w:p>
-    <w:bookmarkEnd w:id="48"/>
-    <w:bookmarkStart w:id="49" w:name="mantenimiento-preventivo"/>
+    <w:bookmarkEnd w:id="37"/>
+    <w:bookmarkStart w:id="38" w:name="mantenimiento-preventivo"/>
     <w:p>
       <w:pPr>
         <w:pStyle w:val="Heading3"/>
@@ -3092,8 +3092,8 @@
         <w:t xml:space="preserve">Mantenimiento mayor de infraestructura</w:t>
       </w:r>
     </w:p>
-    <w:bookmarkEnd w:id="49"/>
-    <w:bookmarkStart w:id="50" w:name="respuesta-a-fallas"/>
+    <w:bookmarkEnd w:id="38"/>
+    <w:bookmarkStart w:id="39" w:name="respuesta-a-fallas"/>
     <w:p>
       <w:pPr>
         <w:pStyle w:val="Heading3"/>
@@ -3219,9 +3219,9 @@
         </w:pict>
       </w:r>
     </w:p>
-    <w:bookmarkEnd w:id="50"/>
-    <w:bookmarkEnd w:id="51"/>
-    <w:bookmarkStart w:id="54" w:name="interfaces-con-otros-sistemas"/>
+    <w:bookmarkEnd w:id="39"/>
+    <w:bookmarkEnd w:id="40"/>
+    <w:bookmarkStart w:id="43" w:name="interfaces-con-otros-sistemas"/>
     <w:p>
       <w:pPr>
         <w:pStyle w:val="Heading2"/>
@@ -3230,7 +3230,7 @@
         <w:t xml:space="preserve">🔗 INTERFACES CON OTROS SISTEMAS</w:t>
       </w:r>
     </w:p>
-    <w:bookmarkStart w:id="52" w:name="diagrama-de-interfaces"/>
+    <w:bookmarkStart w:id="41" w:name="diagrama-de-interfaces"/>
     <w:p>
       <w:pPr>
         <w:pStyle w:val="Heading3"/>
@@ -3286,8 +3286,8 @@
         <w:t xml:space="preserve">[Soporte] ←→ [Infraestructura Operativa] ←→ [Accesos]</w:t>
       </w:r>
     </w:p>
-    <w:bookmarkEnd w:id="52"/>
-    <w:bookmarkStart w:id="53" w:name="tabla-de-interfaces-críticas"/>
+    <w:bookmarkEnd w:id="41"/>
+    <w:bookmarkStart w:id="42" w:name="tabla-de-interfaces-críticas"/>
     <w:p>
       <w:pPr>
         <w:pStyle w:val="Heading3"/>
@@ -3569,9 +3569,9 @@
         </w:pict>
       </w:r>
     </w:p>
-    <w:bookmarkEnd w:id="53"/>
-    <w:bookmarkEnd w:id="54"/>
-    <w:bookmarkStart w:id="55" w:name="riesgos-y-mitigaciones"/>
+    <w:bookmarkEnd w:id="42"/>
+    <w:bookmarkEnd w:id="43"/>
+    <w:bookmarkStart w:id="44" w:name="riesgos-y-mitigaciones"/>
     <w:p>
       <w:pPr>
         <w:pStyle w:val="Heading2"/>
@@ -3915,8 +3915,8 @@
         </w:pict>
       </w:r>
     </w:p>
-    <w:bookmarkEnd w:id="55"/>
-    <w:bookmarkStart w:id="58" w:name="cumplimiento-contractual"/>
+    <w:bookmarkEnd w:id="44"/>
+    <w:bookmarkStart w:id="47" w:name="cumplimiento-contractual"/>
     <w:p>
       <w:pPr>
         <w:pStyle w:val="Heading2"/>
@@ -3925,7 +3925,7 @@
         <w:t xml:space="preserve">📋 CUMPLIMIENTO CONTRACTUAL</w:t>
       </w:r>
     </w:p>
-    <w:bookmarkStart w:id="56" w:name="obligaciones-clave-del-contrato"/>
+    <w:bookmarkStart w:id="45" w:name="obligaciones-clave-del-contrato"/>
     <w:p>
       <w:pPr>
         <w:pStyle w:val="Heading3"/>
@@ -4102,8 +4102,8 @@
         <w:t xml:space="preserve">Plan de implementación por fases - Pendiente</w:t>
       </w:r>
     </w:p>
-    <w:bookmarkEnd w:id="56"/>
-    <w:bookmarkStart w:id="57" w:name="referencias-contractuales"/>
+    <w:bookmarkEnd w:id="45"/>
+    <w:bookmarkStart w:id="46" w:name="referencias-contractuales"/>
     <w:p>
       <w:pPr>
         <w:pStyle w:val="Heading3"/>
@@ -4207,9 +4207,9 @@
         </w:pict>
       </w:r>
     </w:p>
-    <w:bookmarkEnd w:id="57"/>
-    <w:bookmarkEnd w:id="58"/>
-    <w:bookmarkStart w:id="61" w:name="documentación-de-soporte"/>
+    <w:bookmarkEnd w:id="46"/>
+    <w:bookmarkEnd w:id="47"/>
+    <w:bookmarkStart w:id="50" w:name="documentación-de-soporte"/>
     <w:p>
       <w:pPr>
         <w:pStyle w:val="Heading2"/>
@@ -4218,7 +4218,7 @@
         <w:t xml:space="preserve">📚 DOCUMENTACIÓN DE SOPORTE</w:t>
       </w:r>
     </w:p>
-    <w:bookmarkStart w:id="59" w:name="documentos-técnicos-disponibles"/>
+    <w:bookmarkStart w:id="48" w:name="documentos-técnicos-disponibles"/>
     <w:p>
       <w:pPr>
         <w:pStyle w:val="Heading3"/>
@@ -4494,8 +4494,8 @@
         </w:tc>
       </w:tr>
     </w:tbl>
-    <w:bookmarkEnd w:id="59"/>
-    <w:bookmarkStart w:id="60" w:name="para-más-información-técnica"/>
+    <w:bookmarkEnd w:id="48"/>
+    <w:bookmarkStart w:id="49" w:name="para-más-información-técnica"/>
     <w:p>
       <w:pPr>
         <w:pStyle w:val="Heading3"/>
@@ -4519,9 +4519,9 @@
         </w:pict>
       </w:r>
     </w:p>
-    <w:bookmarkEnd w:id="60"/>
-    <w:bookmarkEnd w:id="61"/>
-    <w:bookmarkStart w:id="62" w:name="contactos-y-responsables"/>
+    <w:bookmarkEnd w:id="49"/>
+    <w:bookmarkEnd w:id="50"/>
+    <w:bookmarkStart w:id="51" w:name="contactos-y-responsables"/>
     <w:p>
       <w:pPr>
         <w:pStyle w:val="Heading2"/>
@@ -4742,8 +4742,8 @@
         </w:pict>
       </w:r>
     </w:p>
-    <w:bookmarkEnd w:id="62"/>
-    <w:bookmarkStart w:id="63" w:name="indicadores-de-desempeño-kpis"/>
+    <w:bookmarkEnd w:id="51"/>
+    <w:bookmarkStart w:id="52" w:name="indicadores-de-desempeño-kpis"/>
     <w:p>
       <w:pPr>
         <w:pStyle w:val="Heading2"/>
@@ -5075,8 +5075,8 @@
         </w:pict>
       </w:r>
     </w:p>
-    <w:bookmarkEnd w:id="63"/>
-    <w:bookmarkStart w:id="65" w:name="decisiones-tecnicas-aplicadas"/>
+    <w:bookmarkEnd w:id="52"/>
+    <w:bookmarkStart w:id="54" w:name="decisiones-tecnicas-aplicadas"/>
     <w:p>
       <w:pPr>
         <w:pStyle w:val="Heading2"/>
@@ -5085,7 +5085,7 @@
         <w:t xml:space="preserve">📋 DECISIONES TECNICAS APLICADAS</w:t>
       </w:r>
     </w:p>
-    <w:bookmarkStart w:id="64" w:name="dt-scada-001002003"/>
+    <w:bookmarkStart w:id="53" w:name="dt-scada-001002003"/>
     <w:p>
       <w:pPr>
         <w:pStyle w:val="Heading3"/>
@@ -5125,9 +5125,9 @@
         </w:pict>
       </w:r>
     </w:p>
-    <w:bookmarkEnd w:id="64"/>
-    <w:bookmarkEnd w:id="65"/>
-    <w:bookmarkStart w:id="66" w:name="control-de-versiones"/>
+    <w:bookmarkEnd w:id="53"/>
+    <w:bookmarkEnd w:id="54"/>
+    <w:bookmarkStart w:id="55" w:name="control-de-versiones"/>
     <w:p>
       <w:pPr>
         <w:pStyle w:val="Heading2"/>
@@ -5326,8 +5326,8 @@
         <w:t xml:space="preserve">SISTEMA_05_Infraestructura_Operativa_Master.md v1.0</w:t>
       </w:r>
     </w:p>
-    <w:bookmarkEnd w:id="66"/>
-    <w:bookmarkEnd w:id="67"/>
+    <w:bookmarkEnd w:id="55"/>
+    <w:bookmarkEnd w:id="56"/>
     <w:sectPr>
       <w:footnotePr>
         <w:numRestart w:val="eachSect"/>
@@ -5688,10 +5688,10 @@
   <w:docDefaults>
     <w:rPrDefault>
       <w:rPr>
-        <w:rFonts w:asciiTheme="minorHAnsi" w:cstheme="minorBidi" w:eastAsiaTheme="minorHAnsi" w:hAnsiTheme="minorHAnsi"/>
+        <w:rFonts w:asciiTheme="minorHAnsi" w:cstheme="minorBidi" w:eastAsiaTheme="minorEastAsia" w:hAnsiTheme="minorHAnsi"/>
         <w:sz w:val="24"/>
         <w:szCs w:val="24"/>
-        <w:lang w:bidi="ar-SA" w:eastAsia="en-US" w:val="en-US"/>
+        <w:lang w:bidi="ar-SA" w:eastAsia="zh-CN" w:val="en-US"/>
       </w:rPr>
     </w:rPrDefault>
     <w:pPrDefault>
@@ -5743,8 +5743,6 @@
     </w:pPr>
     <w:rPr>
       <w:rFonts w:asciiTheme="majorHAnsi" w:cstheme="majorBidi" w:eastAsiaTheme="majorEastAsia" w:hAnsiTheme="majorHAnsi"/>
-      <w:spacing w:val="-10"/>
-      <w:kern w:val="28"/>
       <w:sz w:val="56"/>
       <w:szCs w:val="56"/>
     </w:rPr>
@@ -5757,8 +5755,6 @@
     <w:rsid w:val="00A10FD9"/>
     <w:rPr>
       <w:rFonts w:asciiTheme="majorHAnsi" w:cstheme="majorBidi" w:eastAsiaTheme="majorEastAsia" w:hAnsiTheme="majorHAnsi"/>
-      <w:spacing w:val="-10"/>
-      <w:kern w:val="28"/>
       <w:sz w:val="56"/>
       <w:szCs w:val="56"/>
     </w:rPr>
@@ -5799,23 +5795,31 @@
   </w:style>
   <w:style w:customStyle="1" w:styleId="Author" w:type="paragraph">
     <w:name w:val="Author"/>
+    <w:basedOn w:val="Title"/>
     <w:next w:val="BodyText"/>
     <w:qFormat/>
     <w:pPr>
       <w:keepNext/>
       <w:keepLines/>
-      <w:jc w:val="center"/>
     </w:pPr>
+    <w:rPr>
+      <w:sz w:val="24"/>
+      <w:szCs w:val="24"/>
+    </w:rPr>
   </w:style>
   <w:style w:styleId="Date" w:type="paragraph">
     <w:name w:val="Date"/>
+    <w:basedOn w:val="Title"/>
     <w:next w:val="BodyText"/>
     <w:qFormat/>
     <w:pPr>
       <w:keepNext/>
       <w:keepLines/>
-      <w:jc w:val="center"/>
     </w:pPr>
+    <w:rPr>
+      <w:sz w:val="24"/>
+      <w:szCs w:val="24"/>
+    </w:rPr>
   </w:style>
   <w:style w:customStyle="1" w:styleId="AbstractTitle" w:type="paragraph">
     <w:name w:val="Abstract Title"/>
@@ -6228,13 +6232,6 @@
       </w:tblCellMar>
     </w:tblPr>
     <w:tblStylePr w:type="firstRow">
-      <w:tblPr>
-        <w:jc w:val="left"/>
-        <w:tblInd w:type="dxa" w:w="0"/>
-      </w:tblPr>
-      <w:trPr>
-        <w:jc w:val="left"/>
-      </w:trPr>
       <w:tcPr>
         <w:tcBorders>
           <w:bottom w:val="single"/>

--- a/X_ENTREGABLES_CONSOLIDADOS/8_DOCUMENTOS_SERVIDOS/WORD/SISTEMA_05_Infraestructura_Operativa_EJECUTIVO.docx
+++ b/X_ENTREGABLES_CONSOLIDADOS/8_DOCUMENTOS_SERVIDOS/WORD/SISTEMA_05_Infraestructura_Operativa_EJECUTIVO.docx
@@ -28,7 +28,7 @@
         </w:p>
       </w:sdtContent>
     </w:sdt>
-    <w:bookmarkStart w:id="56" w:name="sistema-05-infraestructura-operativa"/>
+    <w:bookmarkStart w:id="67" w:name="sistema-05-infraestructura-operativa"/>
     <w:p>
       <w:pPr>
         <w:pStyle w:val="Heading1"/>
@@ -37,7 +37,7 @@
         <w:t xml:space="preserve">SISTEMA 05: INFRAESTRUCTURA OPERATIVA</w:t>
       </w:r>
     </w:p>
-    <w:bookmarkStart w:id="9" w:name="documento-ejecutivo-de-ingeniería"/>
+    <w:bookmarkStart w:id="20" w:name="documento-ejecutivo-de-ingeniería"/>
     <w:p>
       <w:pPr>
         <w:pStyle w:val="Heading2"/>
@@ -53,8 +53,8 @@
         </w:pict>
       </w:r>
     </w:p>
-    <w:bookmarkEnd w:id="9"/>
-    <w:bookmarkStart w:id="13" w:name="resumen-ejecutivo"/>
+    <w:bookmarkEnd w:id="20"/>
+    <w:bookmarkStart w:id="24" w:name="resumen-ejecutivo"/>
     <w:p>
       <w:pPr>
         <w:pStyle w:val="Heading2"/>
@@ -63,7 +63,7 @@
         <w:t xml:space="preserve">📊 RESUMEN EJECUTIVO</w:t>
       </w:r>
     </w:p>
-    <w:bookmarkStart w:id="10" w:name="qué-es-este-sistema-y-por-qué-importa"/>
+    <w:bookmarkStart w:id="21" w:name="qué-es-este-sistema-y-por-qué-importa"/>
     <w:p>
       <w:pPr>
         <w:pStyle w:val="Heading3"/>
@@ -84,10 +84,24 @@
       </w:r>
       <w:r>
         <w:rPr>
-          <w:b/>
-          <w:bCs/>
-        </w:rPr>
-        <w:t xml:space="preserve">“base física”</w:t>
+          <w:bCs/>
+          <w:b/>
+        </w:rPr>
+        <w:t xml:space="preserve">“</w:t>
+      </w:r>
+      <w:r>
+        <w:rPr>
+          <w:bCs/>
+          <w:b/>
+        </w:rPr>
+        <w:t xml:space="preserve">base física</w:t>
+      </w:r>
+      <w:r>
+        <w:rPr>
+          <w:bCs/>
+          <w:b/>
+        </w:rPr>
+        <w:t xml:space="preserve">”</w:t>
       </w:r>
       <w:r>
         <w:t xml:space="preserve"> </w:t>
@@ -96,8 +110,8 @@
         <w:t xml:space="preserve">del ferrocarril que proporciona las instalaciones, edificaciones y servicios necesarios para la operación del corredor. Es como la infraestructura de soporte que alberga, alimenta y mantiene todos los sistemas ferroviarios.</w:t>
       </w:r>
     </w:p>
-    <w:bookmarkEnd w:id="10"/>
-    <w:bookmarkStart w:id="11" w:name="X7c83a38cc8f42be1526a62fa09e05463bbe3395"/>
+    <w:bookmarkEnd w:id="21"/>
+    <w:bookmarkStart w:id="22" w:name="X7c83a38cc8f42be1526a62fa09e05463bbe3395"/>
     <w:p>
       <w:pPr>
         <w:pStyle w:val="Heading3"/>
@@ -108,16 +122,16 @@
     </w:p>
     <w:p>
       <w:pPr>
-        <w:pStyle w:val="Compact"/>
         <w:numPr>
           <w:ilvl w:val="0"/>
           <w:numId w:val="1001"/>
         </w:numPr>
-      </w:pPr>
-      <w:r>
-        <w:rPr>
-          <w:b/>
-          <w:bCs/>
+        <w:pStyle w:val="Compact"/>
+      </w:pPr>
+      <w:r>
+        <w:rPr>
+          <w:bCs/>
+          <w:b/>
         </w:rPr>
         <w:t xml:space="preserve">Inversión estimada:</w:t>
       </w:r>
@@ -130,16 +144,16 @@
     </w:p>
     <w:p>
       <w:pPr>
-        <w:pStyle w:val="Compact"/>
         <w:numPr>
           <w:ilvl w:val="0"/>
           <w:numId w:val="1001"/>
         </w:numPr>
-      </w:pPr>
-      <w:r>
-        <w:rPr>
-          <w:b/>
-          <w:bCs/>
+        <w:pStyle w:val="Compact"/>
+      </w:pPr>
+      <w:r>
+        <w:rPr>
+          <w:bCs/>
+          <w:b/>
         </w:rPr>
         <w:t xml:space="preserve">1 CCO:</w:t>
       </w:r>
@@ -152,16 +166,16 @@
     </w:p>
     <w:p>
       <w:pPr>
-        <w:pStyle w:val="Compact"/>
         <w:numPr>
           <w:ilvl w:val="0"/>
           <w:numId w:val="1001"/>
         </w:numPr>
-      </w:pPr>
-      <w:r>
-        <w:rPr>
-          <w:b/>
-          <w:bCs/>
+        <w:pStyle w:val="Compact"/>
+      </w:pPr>
+      <w:r>
+        <w:rPr>
+          <w:bCs/>
+          <w:b/>
         </w:rPr>
         <w:t xml:space="preserve">5 estaciones ENCE:</w:t>
       </w:r>
@@ -174,16 +188,16 @@
     </w:p>
     <w:p>
       <w:pPr>
-        <w:pStyle w:val="Compact"/>
         <w:numPr>
           <w:ilvl w:val="0"/>
           <w:numId w:val="1001"/>
         </w:numPr>
-      </w:pPr>
-      <w:r>
-        <w:rPr>
-          <w:b/>
-          <w:bCs/>
+        <w:pStyle w:val="Compact"/>
+      </w:pPr>
+      <w:r>
+        <w:rPr>
+          <w:bCs/>
+          <w:b/>
         </w:rPr>
         <w:t xml:space="preserve">12 subestaciones:</w:t>
       </w:r>
@@ -196,16 +210,16 @@
     </w:p>
     <w:p>
       <w:pPr>
-        <w:pStyle w:val="Compact"/>
         <w:numPr>
           <w:ilvl w:val="0"/>
           <w:numId w:val="1001"/>
         </w:numPr>
-      </w:pPr>
-      <w:r>
-        <w:rPr>
-          <w:b/>
-          <w:bCs/>
+        <w:pStyle w:val="Compact"/>
+      </w:pPr>
+      <w:r>
+        <w:rPr>
+          <w:bCs/>
+          <w:b/>
         </w:rPr>
         <w:t xml:space="preserve">37 estaciones telecomunicaciones:</w:t>
       </w:r>
@@ -213,21 +227,21 @@
         <w:t xml:space="preserve"> </w:t>
       </w:r>
       <w:r>
-        <w:t xml:space="preserve">Torres TETRA/RED TETRA (Misión Crítica) colocalizadas</w:t>
-      </w:r>
-    </w:p>
-    <w:p>
-      <w:pPr>
-        <w:pStyle w:val="Compact"/>
+        <w:t xml:space="preserve">Torres TETRA/Red Vital IP / TETRA colocalizadas</w:t>
+      </w:r>
+    </w:p>
+    <w:p>
+      <w:pPr>
         <w:numPr>
           <w:ilvl w:val="0"/>
           <w:numId w:val="1001"/>
         </w:numPr>
-      </w:pPr>
-      <w:r>
-        <w:rPr>
-          <w:b/>
-          <w:bCs/>
+        <w:pStyle w:val="Compact"/>
+      </w:pPr>
+      <w:r>
+        <w:rPr>
+          <w:bCs/>
+          <w:b/>
         </w:rPr>
         <w:t xml:space="preserve">Infraestructura civil:</w:t>
       </w:r>
@@ -240,16 +254,16 @@
     </w:p>
     <w:p>
       <w:pPr>
-        <w:pStyle w:val="Compact"/>
         <w:numPr>
           <w:ilvl w:val="0"/>
           <w:numId w:val="1001"/>
         </w:numPr>
-      </w:pPr>
-      <w:r>
-        <w:rPr>
-          <w:b/>
-          <w:bCs/>
+        <w:pStyle w:val="Compact"/>
+      </w:pPr>
+      <w:r>
+        <w:rPr>
+          <w:bCs/>
+          <w:b/>
         </w:rPr>
         <w:t xml:space="preserve">Cobertura:</w:t>
       </w:r>
@@ -262,16 +276,16 @@
     </w:p>
     <w:p>
       <w:pPr>
-        <w:pStyle w:val="Compact"/>
         <w:numPr>
           <w:ilvl w:val="0"/>
           <w:numId w:val="1001"/>
         </w:numPr>
-      </w:pPr>
-      <w:r>
-        <w:rPr>
-          <w:b/>
-          <w:bCs/>
+        <w:pStyle w:val="Compact"/>
+      </w:pPr>
+      <w:r>
+        <w:rPr>
+          <w:bCs/>
+          <w:b/>
         </w:rPr>
         <w:t xml:space="preserve">Disponibilidad requerida:</w:t>
       </w:r>
@@ -282,8 +296,8 @@
         <w:t xml:space="preserve">99.95% CCO, 99.5% estaciones (según AT4)</w:t>
       </w:r>
     </w:p>
-    <w:bookmarkEnd w:id="11"/>
-    <w:bookmarkStart w:id="12" w:name="hitos-críticos"/>
+    <w:bookmarkEnd w:id="22"/>
+    <w:bookmarkStart w:id="23" w:name="hitos-críticos"/>
     <w:p>
       <w:pPr>
         <w:pStyle w:val="Heading3"/>
@@ -297,6 +311,7 @@
         <w:tblStyle w:val="Table"/>
         <w:tblW w:type="auto" w:w="0"/>
         <w:tblLook w:firstRow="1" w:lastRow="0" w:firstColumn="0" w:lastColumn="0" w:noHBand="0" w:noVBand="0" w:val="0020"/>
+        <w:jc w:val="start"/>
       </w:tblPr>
       <w:tblGrid>
         <w:gridCol w:w="2640"/>
@@ -305,7 +320,7 @@
       </w:tblGrid>
       <w:tr>
         <w:trPr>
-          <w:tblHeader w:val="on"/>
+          <w:tblHeader w:val="true"/>
         </w:trPr>
         <w:tc>
           <w:tcPr/>
@@ -353,7 +368,7 @@
               <w:jc w:val="left"/>
             </w:pPr>
             <w:r>
-              <w:t xml:space="preserve">Diseño Conceptual</w:t>
+              <w:t xml:space="preserve">Diseno Conceptual</w:t>
             </w:r>
           </w:p>
         </w:tc>
@@ -504,18 +519,18 @@
         </w:pict>
       </w:r>
     </w:p>
-    <w:bookmarkEnd w:id="12"/>
-    <w:bookmarkEnd w:id="13"/>
-    <w:bookmarkStart w:id="21" w:name="X16ad1bf8fd3c72f4f9f37ec0fde01a31e7fb65a"/>
+    <w:bookmarkEnd w:id="23"/>
+    <w:bookmarkEnd w:id="24"/>
+    <w:bookmarkStart w:id="32" w:name="X803e86927c714bbbb99cb452fc37c99f7ada6f4"/>
     <w:p>
       <w:pPr>
         <w:pStyle w:val="Heading2"/>
       </w:pPr>
       <w:r>
-        <w:t xml:space="preserve">🔍 CRITERIOS DE DISEÑO Y JUSTIFICACIONES TÉCNICAS</w:t>
-      </w:r>
-    </w:p>
-    <w:bookmarkStart w:id="14" w:name="Xc9badb7444c1cd21e6f2c2bd7555af602b6f7c8"/>
+        <w:t xml:space="preserve">🔍 CRITERIOS DE DISENO Y JUSTIFICACIONES TÉCNICAS</w:t>
+      </w:r>
+    </w:p>
+    <w:bookmarkStart w:id="25" w:name="Xc9badb7444c1cd21e6f2c2bd7555af602b6f7c8"/>
     <w:p>
       <w:pPr>
         <w:pStyle w:val="Heading3"/>
@@ -530,8 +545,8 @@
       </w:pPr>
       <w:r>
         <w:rPr>
-          <w:b/>
-          <w:bCs/>
+          <w:bCs/>
+          <w:b/>
         </w:rPr>
         <w:t xml:space="preserve">Justificación de Ubicación (AT1 UF2 Tabla 16):</w:t>
       </w:r>
@@ -546,8 +561,8 @@
       </w:r>
       <w:r>
         <w:rPr>
-          <w:b/>
-          <w:bCs/>
+          <w:bCs/>
+          <w:b/>
         </w:rPr>
         <w:t xml:space="preserve">Ubicación:</w:t>
       </w:r>
@@ -568,8 +583,8 @@
       </w:r>
       <w:r>
         <w:rPr>
-          <w:b/>
-          <w:bCs/>
+          <w:bCs/>
+          <w:b/>
         </w:rPr>
         <w:t xml:space="preserve">Área total:</w:t>
       </w:r>
@@ -590,8 +605,8 @@
       </w:r>
       <w:r>
         <w:rPr>
-          <w:b/>
-          <w:bCs/>
+          <w:bCs/>
+          <w:b/>
         </w:rPr>
         <w:t xml:space="preserve">Sala de control:</w:t>
       </w:r>
@@ -612,8 +627,8 @@
       </w:r>
       <w:r>
         <w:rPr>
-          <w:b/>
-          <w:bCs/>
+          <w:bCs/>
+          <w:b/>
         </w:rPr>
         <w:t xml:space="preserve">Sala de servidores:</w:t>
       </w:r>
@@ -634,8 +649,8 @@
       </w:r>
       <w:r>
         <w:rPr>
-          <w:b/>
-          <w:bCs/>
+          <w:bCs/>
+          <w:b/>
         </w:rPr>
         <w:t xml:space="preserve">Criterio:</w:t>
       </w:r>
@@ -646,8 +661,8 @@
         <w:t xml:space="preserve">Punto de inicio del corredor, accesibilidad, servicios disponibles</w:t>
       </w:r>
     </w:p>
-    <w:bookmarkEnd w:id="14"/>
-    <w:bookmarkStart w:id="15" w:name="X2ce6ca7ad0079b905a446a18a9e34c4504381da"/>
+    <w:bookmarkEnd w:id="25"/>
+    <w:bookmarkStart w:id="26" w:name="X2ce6ca7ad0079b905a446a18a9e34c4504381da"/>
     <w:p>
       <w:pPr>
         <w:pStyle w:val="Heading3"/>
@@ -662,8 +677,8 @@
       </w:pPr>
       <w:r>
         <w:rPr>
-          <w:b/>
-          <w:bCs/>
+          <w:bCs/>
+          <w:b/>
         </w:rPr>
         <w:t xml:space="preserve">Justificación de Ubicaciones:</w:t>
       </w:r>
@@ -690,8 +705,8 @@
       </w:r>
       <w:r>
         <w:rPr>
-          <w:b/>
-          <w:bCs/>
+          <w:bCs/>
+          <w:b/>
         </w:rPr>
         <w:t xml:space="preserve">Zapatosa</w:t>
       </w:r>
@@ -712,8 +727,8 @@
       </w:r>
       <w:r>
         <w:rPr>
-          <w:b/>
-          <w:bCs/>
+          <w:bCs/>
+          <w:b/>
         </w:rPr>
         <w:t xml:space="preserve">García Cadena</w:t>
       </w:r>
@@ -734,8 +749,8 @@
       </w:r>
       <w:r>
         <w:rPr>
-          <w:b/>
-          <w:bCs/>
+          <w:bCs/>
+          <w:b/>
         </w:rPr>
         <w:t xml:space="preserve">Barrancabermeja</w:t>
       </w:r>
@@ -756,8 +771,8 @@
       </w:r>
       <w:r>
         <w:rPr>
-          <w:b/>
-          <w:bCs/>
+          <w:bCs/>
+          <w:b/>
         </w:rPr>
         <w:t xml:space="preserve">Puerto Berrío-Grecia</w:t>
       </w:r>
@@ -778,8 +793,8 @@
       </w:r>
       <w:r>
         <w:rPr>
-          <w:b/>
-          <w:bCs/>
+          <w:bCs/>
+          <w:b/>
         </w:rPr>
         <w:t xml:space="preserve">La Dorada-México</w:t>
       </w:r>
@@ -796,8 +811,8 @@
       </w:pPr>
       <w:r>
         <w:rPr>
-          <w:b/>
-          <w:bCs/>
+          <w:bCs/>
+          <w:b/>
         </w:rPr>
         <w:t xml:space="preserve">Criterio de selección:</w:t>
       </w:r>
@@ -808,8 +823,8 @@
         <w:t xml:space="preserve">Solo estaciones con conflictos de rutas requieren ENCE</w:t>
       </w:r>
     </w:p>
-    <w:bookmarkEnd w:id="15"/>
-    <w:bookmarkStart w:id="16" w:name="Xd9b38136ee5d1d3608aeeb3a9256a1ed01201da"/>
+    <w:bookmarkEnd w:id="26"/>
+    <w:bookmarkStart w:id="27" w:name="Xd9b38136ee5d1d3608aeeb3a9256a1ed01201da"/>
     <w:p>
       <w:pPr>
         <w:pStyle w:val="Heading3"/>
@@ -824,8 +839,8 @@
       </w:pPr>
       <w:r>
         <w:rPr>
-          <w:b/>
-          <w:bCs/>
+          <w:bCs/>
+          <w:b/>
         </w:rPr>
         <w:t xml:space="preserve">Justificación de Distribución:</w:t>
       </w:r>
@@ -840,8 +855,8 @@
       </w:r>
       <w:r>
         <w:rPr>
-          <w:b/>
-          <w:bCs/>
+          <w:bCs/>
+          <w:b/>
         </w:rPr>
         <w:t xml:space="preserve">4 subestaciones principales:</w:t>
       </w:r>
@@ -862,8 +877,8 @@
       </w:r>
       <w:r>
         <w:rPr>
-          <w:b/>
-          <w:bCs/>
+          <w:bCs/>
+          <w:b/>
         </w:rPr>
         <w:t xml:space="preserve">Justificación:</w:t>
       </w:r>
@@ -884,8 +899,8 @@
       </w:r>
       <w:r>
         <w:rPr>
-          <w:b/>
-          <w:bCs/>
+          <w:bCs/>
+          <w:b/>
         </w:rPr>
         <w:t xml:space="preserve">Capacidad:</w:t>
       </w:r>
@@ -906,8 +921,8 @@
       </w:r>
       <w:r>
         <w:rPr>
-          <w:b/>
-          <w:bCs/>
+          <w:bCs/>
+          <w:b/>
         </w:rPr>
         <w:t xml:space="preserve">8 subestaciones de distribución:</w:t>
       </w:r>
@@ -928,8 +943,8 @@
       </w:r>
       <w:r>
         <w:rPr>
-          <w:b/>
-          <w:bCs/>
+          <w:bCs/>
+          <w:b/>
         </w:rPr>
         <w:t xml:space="preserve">Justificación:</w:t>
       </w:r>
@@ -950,8 +965,8 @@
       </w:r>
       <w:r>
         <w:rPr>
-          <w:b/>
-          <w:bCs/>
+          <w:bCs/>
+          <w:b/>
         </w:rPr>
         <w:t xml:space="preserve">Capacidad:</w:t>
       </w:r>
@@ -972,8 +987,8 @@
       </w:r>
       <w:r>
         <w:rPr>
-          <w:b/>
-          <w:bCs/>
+          <w:bCs/>
+          <w:b/>
         </w:rPr>
         <w:t xml:space="preserve">Criterio:</w:t>
       </w:r>
@@ -984,8 +999,8 @@
         <w:t xml:space="preserve">1 subestación cada 75 km aproximadamente</w:t>
       </w:r>
     </w:p>
-    <w:bookmarkEnd w:id="16"/>
-    <w:bookmarkStart w:id="17" w:name="Xfc007db615e3f01de3a956e671d2a04d3bf3461"/>
+    <w:bookmarkEnd w:id="27"/>
+    <w:bookmarkStart w:id="28" w:name="Xfc007db615e3f01de3a956e671d2a04d3bf3461"/>
     <w:p>
       <w:pPr>
         <w:pStyle w:val="Heading3"/>
@@ -1000,8 +1015,8 @@
       </w:pPr>
       <w:r>
         <w:rPr>
-          <w:b/>
-          <w:bCs/>
+          <w:bCs/>
+          <w:b/>
         </w:rPr>
         <w:t xml:space="preserve">Justificación Técnica:</w:t>
       </w:r>
@@ -1016,8 +1031,8 @@
       </w:r>
       <w:r>
         <w:rPr>
-          <w:b/>
-          <w:bCs/>
+          <w:bCs/>
+          <w:b/>
         </w:rPr>
         <w:t xml:space="preserve">Colocalización:</w:t>
       </w:r>
@@ -1025,7 +1040,7 @@
         <w:t xml:space="preserve"> </w:t>
       </w:r>
       <w:r>
-        <w:t xml:space="preserve">Torres TETRA/RED TETRA (Misión Crítica) en las mismas ubicaciones</w:t>
+        <w:t xml:space="preserve">Torres TETRA/Red Vital IP / TETRA en las mismas ubicaciones</w:t>
       </w:r>
       <w:r>
         <w:t xml:space="preserve"> </w:t>
@@ -1038,8 +1053,8 @@
       </w:r>
       <w:r>
         <w:rPr>
-          <w:b/>
-          <w:bCs/>
+          <w:bCs/>
+          <w:b/>
         </w:rPr>
         <w:t xml:space="preserve">Cobertura:</w:t>
       </w:r>
@@ -1060,8 +1075,8 @@
       </w:r>
       <w:r>
         <w:rPr>
-          <w:b/>
-          <w:bCs/>
+          <w:bCs/>
+          <w:b/>
         </w:rPr>
         <w:t xml:space="preserve">Cálculo:</w:t>
       </w:r>
@@ -1082,8 +1097,8 @@
       </w:r>
       <w:r>
         <w:rPr>
-          <w:b/>
-          <w:bCs/>
+          <w:bCs/>
+          <w:b/>
         </w:rPr>
         <w:t xml:space="preserve">Optimización:</w:t>
       </w:r>
@@ -1094,8 +1109,8 @@
         <w:t xml:space="preserve">Compartir infraestructura (torres, alimentación, respaldo)</w:t>
       </w:r>
     </w:p>
-    <w:bookmarkEnd w:id="17"/>
-    <w:bookmarkStart w:id="18" w:name="por-qué-146-pasos-a-nivel"/>
+    <w:bookmarkEnd w:id="28"/>
+    <w:bookmarkStart w:id="29" w:name="por-qué-146-pasos-a-nivel"/>
     <w:p>
       <w:pPr>
         <w:pStyle w:val="Heading3"/>
@@ -1110,8 +1125,8 @@
       </w:pPr>
       <w:r>
         <w:rPr>
-          <w:b/>
-          <w:bCs/>
+          <w:bCs/>
+          <w:b/>
         </w:rPr>
         <w:t xml:space="preserve">Justificación Contractual:</w:t>
       </w:r>
@@ -1126,8 +1141,8 @@
       </w:r>
       <w:r>
         <w:rPr>
-          <w:b/>
-          <w:bCs/>
+          <w:bCs/>
+          <w:b/>
         </w:rPr>
         <w:t xml:space="preserve">Inventario existente:</w:t>
       </w:r>
@@ -1148,8 +1163,8 @@
       </w:r>
       <w:r>
         <w:rPr>
-          <w:b/>
-          <w:bCs/>
+          <w:bCs/>
+          <w:b/>
         </w:rPr>
         <w:t xml:space="preserve">Automatización:</w:t>
       </w:r>
@@ -1170,8 +1185,8 @@
       </w:r>
       <w:r>
         <w:rPr>
-          <w:b/>
-          <w:bCs/>
+          <w:bCs/>
+          <w:b/>
         </w:rPr>
         <w:t xml:space="preserve">Criterio:</w:t>
       </w:r>
@@ -1192,8 +1207,8 @@
       </w:r>
       <w:r>
         <w:rPr>
-          <w:b/>
-          <w:bCs/>
+          <w:bCs/>
+          <w:b/>
         </w:rPr>
         <w:t xml:space="preserve">Seguridad:</w:t>
       </w:r>
@@ -1201,11 +1216,11 @@
         <w:t xml:space="preserve"> </w:t>
       </w:r>
       <w:r>
-        <w:t xml:space="preserve">Sistemas automáticos de barreras y señales</w:t>
-      </w:r>
-    </w:p>
-    <w:bookmarkEnd w:id="18"/>
-    <w:bookmarkStart w:id="19" w:name="por-qué-dimensiones-específicas-del-cco"/>
+        <w:t xml:space="preserve">Sistemas automáticos de barreras y senales</w:t>
+      </w:r>
+    </w:p>
+    <w:bookmarkEnd w:id="29"/>
+    <w:bookmarkStart w:id="30" w:name="por-qué-dimensiones-específicas-del-cco"/>
     <w:p>
       <w:pPr>
         <w:pStyle w:val="Heading3"/>
@@ -1220,8 +1235,8 @@
       </w:pPr>
       <w:r>
         <w:rPr>
-          <w:b/>
-          <w:bCs/>
+          <w:bCs/>
+          <w:b/>
         </w:rPr>
         <w:t xml:space="preserve">Justificación de Áreas (AT1 UF2 Tabla 16):</w:t>
       </w:r>
@@ -1248,8 +1263,8 @@
       </w:r>
       <w:r>
         <w:rPr>
-          <w:b/>
-          <w:bCs/>
+          <w:bCs/>
+          <w:b/>
         </w:rPr>
         <w:t xml:space="preserve">Sala de Control</w:t>
       </w:r>
@@ -1270,8 +1285,8 @@
       </w:r>
       <w:r>
         <w:rPr>
-          <w:b/>
-          <w:bCs/>
+          <w:bCs/>
+          <w:b/>
         </w:rPr>
         <w:t xml:space="preserve">Sala de Servidores</w:t>
       </w:r>
@@ -1292,8 +1307,8 @@
       </w:r>
       <w:r>
         <w:rPr>
-          <w:b/>
-          <w:bCs/>
+          <w:bCs/>
+          <w:b/>
         </w:rPr>
         <w:t xml:space="preserve">Oficinas</w:t>
       </w:r>
@@ -1314,8 +1329,8 @@
       </w:r>
       <w:r>
         <w:rPr>
-          <w:b/>
-          <w:bCs/>
+          <w:bCs/>
+          <w:b/>
         </w:rPr>
         <w:t xml:space="preserve">Área de Respaldo</w:t>
       </w:r>
@@ -1336,8 +1351,8 @@
       </w:r>
       <w:r>
         <w:rPr>
-          <w:b/>
-          <w:bCs/>
+          <w:bCs/>
+          <w:b/>
         </w:rPr>
         <w:t xml:space="preserve">Estacionamiento</w:t>
       </w:r>
@@ -1348,8 +1363,8 @@
         <w:t xml:space="preserve">| 500 m² | Personal operativo |</w:t>
       </w:r>
     </w:p>
-    <w:bookmarkEnd w:id="19"/>
-    <w:bookmarkStart w:id="20" w:name="por-qué-disponibilidad-diferenciada"/>
+    <w:bookmarkEnd w:id="30"/>
+    <w:bookmarkStart w:id="31" w:name="por-qué-disponibilidad-diferenciada"/>
     <w:p>
       <w:pPr>
         <w:pStyle w:val="Heading3"/>
@@ -1364,8 +1379,8 @@
       </w:pPr>
       <w:r>
         <w:rPr>
-          <w:b/>
-          <w:bCs/>
+          <w:bCs/>
+          <w:b/>
         </w:rPr>
         <w:t xml:space="preserve">Criterios de Disponibilidad (AT4):</w:t>
       </w:r>
@@ -1380,8 +1395,8 @@
       </w:r>
       <w:r>
         <w:rPr>
-          <w:b/>
-          <w:bCs/>
+          <w:bCs/>
+          <w:b/>
         </w:rPr>
         <w:t xml:space="preserve">99.95% CCO:</w:t>
       </w:r>
@@ -1402,8 +1417,8 @@
       </w:r>
       <w:r>
         <w:rPr>
-          <w:b/>
-          <w:bCs/>
+          <w:bCs/>
+          <w:b/>
         </w:rPr>
         <w:t xml:space="preserve">99.5% Estaciones:</w:t>
       </w:r>
@@ -1424,8 +1439,8 @@
       </w:r>
       <w:r>
         <w:rPr>
-          <w:b/>
-          <w:bCs/>
+          <w:bCs/>
+          <w:b/>
         </w:rPr>
         <w:t xml:space="preserve">99.95% Subestaciones principales:</w:t>
       </w:r>
@@ -1446,8 +1461,8 @@
       </w:r>
       <w:r>
         <w:rPr>
-          <w:b/>
-          <w:bCs/>
+          <w:bCs/>
+          <w:b/>
         </w:rPr>
         <w:t xml:space="preserve">99.5% Subestaciones distribución:</w:t>
       </w:r>
@@ -1465,9 +1480,9 @@
         </w:pict>
       </w:r>
     </w:p>
-    <w:bookmarkEnd w:id="20"/>
-    <w:bookmarkEnd w:id="21"/>
-    <w:bookmarkStart w:id="25" w:name="función-y-propósito-del-sistema"/>
+    <w:bookmarkEnd w:id="31"/>
+    <w:bookmarkEnd w:id="32"/>
+    <w:bookmarkStart w:id="36" w:name="función-y-propósito-del-sistema"/>
     <w:p>
       <w:pPr>
         <w:pStyle w:val="Heading2"/>
@@ -1476,7 +1491,7 @@
         <w:t xml:space="preserve">🎯 FUNCIÓN Y PROPÓSITO DEL SISTEMA</w:t>
       </w:r>
     </w:p>
-    <w:bookmarkStart w:id="22" w:name="qué-hace-este-sistema"/>
+    <w:bookmarkStart w:id="33" w:name="qué-hace-este-sistema"/>
     <w:p>
       <w:pPr>
         <w:pStyle w:val="Heading3"/>
@@ -1497,8 +1512,8 @@
       </w:r>
       <w:r>
         <w:rPr>
-          <w:b/>
-          <w:bCs/>
+          <w:bCs/>
+          <w:b/>
         </w:rPr>
         <w:t xml:space="preserve">soporte físico</w:t>
       </w:r>
@@ -1519,8 +1534,8 @@
       </w:r>
       <w:r>
         <w:rPr>
-          <w:b/>
-          <w:bCs/>
+          <w:bCs/>
+          <w:b/>
         </w:rPr>
         <w:t xml:space="preserve">Centro de Control:</w:t>
       </w:r>
@@ -1541,8 +1556,8 @@
       </w:r>
       <w:r>
         <w:rPr>
-          <w:b/>
-          <w:bCs/>
+          <w:bCs/>
+          <w:b/>
         </w:rPr>
         <w:t xml:space="preserve">Estaciones:</w:t>
       </w:r>
@@ -1563,8 +1578,8 @@
       </w:r>
       <w:r>
         <w:rPr>
-          <w:b/>
-          <w:bCs/>
+          <w:bCs/>
+          <w:b/>
         </w:rPr>
         <w:t xml:space="preserve">Subestaciones:</w:t>
       </w:r>
@@ -1585,8 +1600,8 @@
       </w:r>
       <w:r>
         <w:rPr>
-          <w:b/>
-          <w:bCs/>
+          <w:bCs/>
+          <w:b/>
         </w:rPr>
         <w:t xml:space="preserve">Infraestructura de soporte:</w:t>
       </w:r>
@@ -1597,8 +1612,8 @@
         <w:t xml:space="preserve">Edificaciones, accesos, servicios</w:t>
       </w:r>
     </w:p>
-    <w:bookmarkEnd w:id="22"/>
-    <w:bookmarkStart w:id="23" w:name="por-qué-lo-necesitamos"/>
+    <w:bookmarkEnd w:id="33"/>
+    <w:bookmarkStart w:id="34" w:name="por-qué-lo-necesitamos"/>
     <w:p>
       <w:pPr>
         <w:pStyle w:val="Heading3"/>
@@ -1609,16 +1624,16 @@
     </w:p>
     <w:p>
       <w:pPr>
-        <w:pStyle w:val="Compact"/>
         <w:numPr>
           <w:ilvl w:val="0"/>
           <w:numId w:val="1002"/>
         </w:numPr>
-      </w:pPr>
-      <w:r>
-        <w:rPr>
-          <w:b/>
-          <w:bCs/>
+        <w:pStyle w:val="Compact"/>
+      </w:pPr>
+      <w:r>
+        <w:rPr>
+          <w:bCs/>
+          <w:b/>
         </w:rPr>
         <w:t xml:space="preserve">Operación:</w:t>
       </w:r>
@@ -1631,16 +1646,16 @@
     </w:p>
     <w:p>
       <w:pPr>
-        <w:pStyle w:val="Compact"/>
         <w:numPr>
           <w:ilvl w:val="0"/>
           <w:numId w:val="1002"/>
         </w:numPr>
-      </w:pPr>
-      <w:r>
-        <w:rPr>
-          <w:b/>
-          <w:bCs/>
+        <w:pStyle w:val="Compact"/>
+      </w:pPr>
+      <w:r>
+        <w:rPr>
+          <w:bCs/>
+          <w:b/>
         </w:rPr>
         <w:t xml:space="preserve">Servicios:</w:t>
       </w:r>
@@ -1653,16 +1668,16 @@
     </w:p>
     <w:p>
       <w:pPr>
-        <w:pStyle w:val="Compact"/>
         <w:numPr>
           <w:ilvl w:val="0"/>
           <w:numId w:val="1002"/>
         </w:numPr>
-      </w:pPr>
-      <w:r>
-        <w:rPr>
-          <w:b/>
-          <w:bCs/>
+        <w:pStyle w:val="Compact"/>
+      </w:pPr>
+      <w:r>
+        <w:rPr>
+          <w:bCs/>
+          <w:b/>
         </w:rPr>
         <w:t xml:space="preserve">Alimentación:</w:t>
       </w:r>
@@ -1675,16 +1690,16 @@
     </w:p>
     <w:p>
       <w:pPr>
-        <w:pStyle w:val="Compact"/>
         <w:numPr>
           <w:ilvl w:val="0"/>
           <w:numId w:val="1002"/>
         </w:numPr>
-      </w:pPr>
-      <w:r>
-        <w:rPr>
-          <w:b/>
-          <w:bCs/>
+        <w:pStyle w:val="Compact"/>
+      </w:pPr>
+      <w:r>
+        <w:rPr>
+          <w:bCs/>
+          <w:b/>
         </w:rPr>
         <w:t xml:space="preserve">Soporte:</w:t>
       </w:r>
@@ -1695,8 +1710,8 @@
         <w:t xml:space="preserve">Infraestructura para personal y equipos</w:t>
       </w:r>
     </w:p>
-    <w:bookmarkEnd w:id="23"/>
-    <w:bookmarkStart w:id="24" w:name="cómo-se-integra-con-otros-sistemas"/>
+    <w:bookmarkEnd w:id="34"/>
+    <w:bookmarkStart w:id="35" w:name="cómo-se-integra-con-otros-sistemas"/>
     <w:p>
       <w:pPr>
         <w:pStyle w:val="Heading3"/>
@@ -1759,9 +1774,9 @@
         </w:pict>
       </w:r>
     </w:p>
-    <w:bookmarkEnd w:id="24"/>
-    <w:bookmarkEnd w:id="25"/>
-    <w:bookmarkStart w:id="30" w:name="componentes-principales"/>
+    <w:bookmarkEnd w:id="35"/>
+    <w:bookmarkEnd w:id="36"/>
+    <w:bookmarkStart w:id="41" w:name="componentes-principales"/>
     <w:p>
       <w:pPr>
         <w:pStyle w:val="Heading2"/>
@@ -1770,7 +1785,7 @@
         <w:t xml:space="preserve">🏗️ COMPONENTES PRINCIPALES</w:t>
       </w:r>
     </w:p>
-    <w:bookmarkStart w:id="26" w:name="X60d7ed5bd5105ad5cdbc3b3eb9d8b53f6db405d"/>
+    <w:bookmarkStart w:id="37" w:name="X60d7ed5bd5105ad5cdbc3b3eb9d8b53f6db405d"/>
     <w:p>
       <w:pPr>
         <w:pStyle w:val="Heading3"/>
@@ -1785,8 +1800,8 @@
       </w:pPr>
       <w:r>
         <w:rPr>
-          <w:b/>
-          <w:bCs/>
+          <w:bCs/>
+          <w:b/>
         </w:rPr>
         <w:t xml:space="preserve">Propósito:</w:t>
       </w:r>
@@ -1803,8 +1818,8 @@
       </w:pPr>
       <w:r>
         <w:rPr>
-          <w:b/>
-          <w:bCs/>
+          <w:bCs/>
+          <w:b/>
         </w:rPr>
         <w:t xml:space="preserve">Componentes instalados:</w:t>
       </w:r>
@@ -1857,8 +1872,8 @@
       </w:pPr>
       <w:r>
         <w:rPr>
-          <w:b/>
-          <w:bCs/>
+          <w:bCs/>
+          <w:b/>
         </w:rPr>
         <w:t xml:space="preserve">Estado general:</w:t>
       </w:r>
@@ -1869,8 +1884,8 @@
         <w:t xml:space="preserve">🟡 En progreso</w:t>
       </w:r>
     </w:p>
-    <w:bookmarkEnd w:id="26"/>
-    <w:bookmarkStart w:id="27" w:name="estaciones---puntos-de-servicio"/>
+    <w:bookmarkEnd w:id="37"/>
+    <w:bookmarkStart w:id="38" w:name="estaciones---puntos-de-servicio"/>
     <w:p>
       <w:pPr>
         <w:pStyle w:val="Heading3"/>
@@ -1885,8 +1900,8 @@
       </w:pPr>
       <w:r>
         <w:rPr>
-          <w:b/>
-          <w:bCs/>
+          <w:bCs/>
+          <w:b/>
         </w:rPr>
         <w:t xml:space="preserve">Propósito:</w:t>
       </w:r>
@@ -1903,8 +1918,8 @@
       </w:pPr>
       <w:r>
         <w:rPr>
-          <w:b/>
-          <w:bCs/>
+          <w:bCs/>
+          <w:b/>
         </w:rPr>
         <w:t xml:space="preserve">Componentes instalados:</w:t>
       </w:r>
@@ -1957,8 +1972,8 @@
       </w:pPr>
       <w:r>
         <w:rPr>
-          <w:b/>
-          <w:bCs/>
+          <w:bCs/>
+          <w:b/>
         </w:rPr>
         <w:t xml:space="preserve">Estado general:</w:t>
       </w:r>
@@ -1969,8 +1984,8 @@
         <w:t xml:space="preserve">🟡 En progreso</w:t>
       </w:r>
     </w:p>
-    <w:bookmarkEnd w:id="27"/>
-    <w:bookmarkStart w:id="28" w:name="subestaciones-eléctricas---alimentación"/>
+    <w:bookmarkEnd w:id="38"/>
+    <w:bookmarkStart w:id="39" w:name="subestaciones-eléctricas---alimentación"/>
     <w:p>
       <w:pPr>
         <w:pStyle w:val="Heading3"/>
@@ -1985,8 +2000,8 @@
       </w:pPr>
       <w:r>
         <w:rPr>
-          <w:b/>
-          <w:bCs/>
+          <w:bCs/>
+          <w:b/>
         </w:rPr>
         <w:t xml:space="preserve">Propósito:</w:t>
       </w:r>
@@ -2003,8 +2018,8 @@
       </w:pPr>
       <w:r>
         <w:rPr>
-          <w:b/>
-          <w:bCs/>
+          <w:bCs/>
+          <w:b/>
         </w:rPr>
         <w:t xml:space="preserve">Componentes instalados:</w:t>
       </w:r>
@@ -2024,13 +2039,13 @@
         <w:t xml:space="preserve"> </w:t>
       </w:r>
       <w:r>
-        <w:t xml:space="preserve">| Subestaciones principales | 8 unidades | 25 kV, 50 MVA | ⏳ En construcción |</w:t>
-      </w:r>
-      <w:r>
-        <w:t xml:space="preserve"> </w:t>
-      </w:r>
-      <w:r>
-        <w:t xml:space="preserve">| Transformadores | 16 unidades | 25 kV/0.4 kV | ⏳ En construcción |</w:t>
+        <w:t xml:space="preserve">| Subestaciones principales | 8 unidades | [ESTÁNDAR PROHIBIDO: SICC v6.3 ES DIÉSEL], 50 MVA | ⏳ En construcción |</w:t>
+      </w:r>
+      <w:r>
+        <w:t xml:space="preserve"> </w:t>
+      </w:r>
+      <w:r>
+        <w:t xml:space="preserve">| Transformadores | 16 unidades | [ESTÁNDAR PROHIBIDO: SICC v6.3 ES DIÉSEL]/0.4 kV | ⏳ En construcción |</w:t>
       </w:r>
       <w:r>
         <w:t xml:space="preserve"> </w:t>
@@ -2057,8 +2072,8 @@
       </w:pPr>
       <w:r>
         <w:rPr>
-          <w:b/>
-          <w:bCs/>
+          <w:bCs/>
+          <w:b/>
         </w:rPr>
         <w:t xml:space="preserve">Estado general:</w:t>
       </w:r>
@@ -2069,8 +2084,8 @@
         <w:t xml:space="preserve">🟡 En progreso</w:t>
       </w:r>
     </w:p>
-    <w:bookmarkEnd w:id="28"/>
-    <w:bookmarkStart w:id="29" w:name="Xf41e32c5c51255992157d3336ecde3aa209b2df"/>
+    <w:bookmarkEnd w:id="39"/>
+    <w:bookmarkStart w:id="40" w:name="Xf41e32c5c51255992157d3336ecde3aa209b2df"/>
     <w:p>
       <w:pPr>
         <w:pStyle w:val="Heading3"/>
@@ -2085,8 +2100,8 @@
       </w:pPr>
       <w:r>
         <w:rPr>
-          <w:b/>
-          <w:bCs/>
+          <w:bCs/>
+          <w:b/>
         </w:rPr>
         <w:t xml:space="preserve">Propósito:</w:t>
       </w:r>
@@ -2103,8 +2118,8 @@
       </w:pPr>
       <w:r>
         <w:rPr>
-          <w:b/>
-          <w:bCs/>
+          <w:bCs/>
+          <w:b/>
         </w:rPr>
         <w:t xml:space="preserve">Componentes instalados:</w:t>
       </w:r>
@@ -2157,8 +2172,8 @@
       </w:pPr>
       <w:r>
         <w:rPr>
-          <w:b/>
-          <w:bCs/>
+          <w:bCs/>
+          <w:b/>
         </w:rPr>
         <w:t xml:space="preserve">Estado general:</w:t>
       </w:r>
@@ -2176,9 +2191,9 @@
         </w:pict>
       </w:r>
     </w:p>
-    <w:bookmarkEnd w:id="29"/>
-    <w:bookmarkEnd w:id="30"/>
-    <w:bookmarkStart w:id="33" w:name="especificaciones-técnicas-clave"/>
+    <w:bookmarkEnd w:id="40"/>
+    <w:bookmarkEnd w:id="41"/>
+    <w:bookmarkStart w:id="44" w:name="especificaciones-técnicas-clave"/>
     <w:p>
       <w:pPr>
         <w:pStyle w:val="Heading2"/>
@@ -2187,7 +2202,7 @@
         <w:t xml:space="preserve">📐 ESPECIFICACIONES TÉCNICAS CLAVE</w:t>
       </w:r>
     </w:p>
-    <w:bookmarkStart w:id="31" w:name="tabla-consolidada-de-especificaciones"/>
+    <w:bookmarkStart w:id="42" w:name="tabla-consolidada-de-especificaciones"/>
     <w:p>
       <w:pPr>
         <w:pStyle w:val="Heading3"/>
@@ -2199,17 +2214,19 @@
     <w:tbl>
       <w:tblPr>
         <w:tblStyle w:val="Table"/>
-        <w:tblW w:type="auto" w:w="0"/>
+        <w:tblW w:type="pct" w:w="5000"/>
         <w:tblLook w:firstRow="1" w:lastRow="0" w:firstColumn="0" w:lastColumn="0" w:noHBand="0" w:noVBand="0" w:val="0020"/>
+        <w:jc w:val="start"/>
+        <w:tblLayout w:type="fixed"/>
       </w:tblPr>
       <w:tblGrid>
-        <w:gridCol w:w="2640"/>
-        <w:gridCol w:w="2640"/>
-        <w:gridCol w:w="2640"/>
+        <w:gridCol w:w="2292"/>
+        <w:gridCol w:w="1458"/>
+        <w:gridCol w:w="4168"/>
       </w:tblGrid>
       <w:tr>
         <w:trPr>
-          <w:tblHeader w:val="on"/>
+          <w:tblHeader w:val="true"/>
         </w:trPr>
         <w:tc>
           <w:tcPr/>
@@ -2345,7 +2362,7 @@
               <w:jc w:val="left"/>
             </w:pPr>
             <w:r>
-              <w:t xml:space="preserve">25 kV</w:t>
+              <w:t xml:space="preserve">[ESTÁNDAR PROHIBIDO: SICC v6.3 ES DIÉSEL]</w:t>
             </w:r>
           </w:p>
         </w:tc>
@@ -2477,8 +2494,8 @@
         </w:tc>
       </w:tr>
     </w:tbl>
-    <w:bookmarkEnd w:id="31"/>
-    <w:bookmarkStart w:id="32" w:name="criterios-de-aceptación"/>
+    <w:bookmarkEnd w:id="42"/>
+    <w:bookmarkStart w:id="43" w:name="criterios-de-aceptación"/>
     <w:p>
       <w:pPr>
         <w:pStyle w:val="Heading3"/>
@@ -2489,11 +2506,11 @@
     </w:p>
     <w:p>
       <w:pPr>
-        <w:pStyle w:val="Compact"/>
         <w:numPr>
           <w:ilvl w:val="0"/>
           <w:numId w:val="1003"/>
         </w:numPr>
+        <w:pStyle w:val="Compact"/>
       </w:pPr>
       <w:r>
         <w:t xml:space="preserve">✅ CCO con capacidad para 500 operadores</w:t>
@@ -2501,11 +2518,11 @@
     </w:p>
     <w:p>
       <w:pPr>
-        <w:pStyle w:val="Compact"/>
         <w:numPr>
           <w:ilvl w:val="0"/>
           <w:numId w:val="1003"/>
         </w:numPr>
+        <w:pStyle w:val="Compact"/>
       </w:pPr>
       <w:r>
         <w:t xml:space="preserve">✅ 37 estaciones con servicios completos</w:t>
@@ -2513,23 +2530,23 @@
     </w:p>
     <w:p>
       <w:pPr>
-        <w:pStyle w:val="Compact"/>
         <w:numPr>
           <w:ilvl w:val="0"/>
           <w:numId w:val="1003"/>
         </w:numPr>
-      </w:pPr>
-      <w:r>
-        <w:t xml:space="preserve">✅ 8 subestaciones de 25 kV</w:t>
-      </w:r>
-    </w:p>
-    <w:p>
-      <w:pPr>
         <w:pStyle w:val="Compact"/>
+      </w:pPr>
+      <w:r>
+        <w:t xml:space="preserve">✅ 8 subestaciones de [ESTÁNDAR PROHIBIDO: SICC v6.3 ES DIÉSEL]</w:t>
+      </w:r>
+    </w:p>
+    <w:p>
+      <w:pPr>
         <w:numPr>
           <w:ilvl w:val="0"/>
           <w:numId w:val="1003"/>
         </w:numPr>
+        <w:pStyle w:val="Compact"/>
       </w:pPr>
       <w:r>
         <w:t xml:space="preserve">✅ Disponibilidad 99.95% de infraestructura crítica</w:t>
@@ -2537,11 +2554,11 @@
     </w:p>
     <w:p>
       <w:pPr>
-        <w:pStyle w:val="Compact"/>
         <w:numPr>
           <w:ilvl w:val="0"/>
           <w:numId w:val="1003"/>
         </w:numPr>
+        <w:pStyle w:val="Compact"/>
       </w:pPr>
       <w:r>
         <w:t xml:space="preserve">✅ Cumplimiento normativo NSR-10 y RETIE</w:t>
@@ -2554,9 +2571,9 @@
         </w:pict>
       </w:r>
     </w:p>
-    <w:bookmarkEnd w:id="32"/>
-    <w:bookmarkEnd w:id="33"/>
-    <w:bookmarkStart w:id="36" w:name="ubicación-y-despliegue"/>
+    <w:bookmarkEnd w:id="43"/>
+    <w:bookmarkEnd w:id="44"/>
+    <w:bookmarkStart w:id="47" w:name="ubicación-y-despliegue"/>
     <w:p>
       <w:pPr>
         <w:pStyle w:val="Heading2"/>
@@ -2565,7 +2582,7 @@
         <w:t xml:space="preserve">📍 UBICACIÓN Y DESPLIEGUE</w:t>
       </w:r>
     </w:p>
-    <w:bookmarkStart w:id="34" w:name="mapa-de-despliegue"/>
+    <w:bookmarkStart w:id="45" w:name="mapa-de-despliegue"/>
     <w:p>
       <w:pPr>
         <w:pStyle w:val="Heading3"/>
@@ -2582,8 +2599,8 @@
         <w:t xml:space="preserve">La infraestructura operativa se despliega a lo largo del corredor de 526 km, con concentración en La Dorada (CCO), estaciones principales y ubicaciones estratégicas.</w:t>
       </w:r>
     </w:p>
-    <w:bookmarkEnd w:id="34"/>
-    <w:bookmarkStart w:id="35" w:name="tabla-de-sitios-principales"/>
+    <w:bookmarkEnd w:id="45"/>
+    <w:bookmarkStart w:id="46" w:name="tabla-de-sitios-principales"/>
     <w:p>
       <w:pPr>
         <w:pStyle w:val="Heading3"/>
@@ -2596,8 +2613,9 @@
       <w:tblPr>
         <w:tblStyle w:val="Table"/>
         <w:tblW w:type="pct" w:w="5000"/>
+        <w:tblLook w:firstRow="1" w:lastRow="0" w:firstColumn="0" w:lastColumn="0" w:noHBand="0" w:noVBand="0" w:val="0020"/>
+        <w:jc w:val="start"/>
         <w:tblLayout w:type="fixed"/>
-        <w:tblLook w:firstRow="1" w:lastRow="0" w:firstColumn="0" w:lastColumn="0" w:noHBand="0" w:noVBand="0" w:val="0020"/>
       </w:tblPr>
       <w:tblGrid>
         <w:gridCol w:w="1386"/>
@@ -2607,7 +2625,7 @@
       </w:tblGrid>
       <w:tr>
         <w:trPr>
-          <w:tblHeader w:val="on"/>
+          <w:tblHeader w:val="true"/>
         </w:trPr>
         <w:tc>
           <w:tcPr/>
@@ -2966,9 +2984,9 @@
         </w:pict>
       </w:r>
     </w:p>
-    <w:bookmarkEnd w:id="35"/>
-    <w:bookmarkEnd w:id="36"/>
-    <w:bookmarkStart w:id="40" w:name="operación-y-mantenimiento"/>
+    <w:bookmarkEnd w:id="46"/>
+    <w:bookmarkEnd w:id="47"/>
+    <w:bookmarkStart w:id="51" w:name="operación-y-mantenimiento"/>
     <w:p>
       <w:pPr>
         <w:pStyle w:val="Heading2"/>
@@ -2977,7 +2995,7 @@
         <w:t xml:space="preserve">⚙️ OPERACIÓN Y MANTENIMIENTO</w:t>
       </w:r>
     </w:p>
-    <w:bookmarkStart w:id="37" w:name="operación-normal"/>
+    <w:bookmarkStart w:id="48" w:name="operación-normal"/>
     <w:p>
       <w:pPr>
         <w:pStyle w:val="Heading3"/>
@@ -2994,8 +3012,8 @@
         <w:t xml:space="preserve">La infraestructura operativa funciona 24/7 proporcionando soporte para la operación ferroviaria, con monitoreo continuo de la disponibilidad y rendimiento de las instalaciones.</w:t>
       </w:r>
     </w:p>
-    <w:bookmarkEnd w:id="37"/>
-    <w:bookmarkStart w:id="38" w:name="mantenimiento-preventivo"/>
+    <w:bookmarkEnd w:id="48"/>
+    <w:bookmarkStart w:id="49" w:name="mantenimiento-preventivo"/>
     <w:p>
       <w:pPr>
         <w:pStyle w:val="Heading3"/>
@@ -3006,16 +3024,16 @@
     </w:p>
     <w:p>
       <w:pPr>
-        <w:pStyle w:val="Compact"/>
         <w:numPr>
           <w:ilvl w:val="0"/>
           <w:numId w:val="1004"/>
         </w:numPr>
-      </w:pPr>
-      <w:r>
-        <w:rPr>
-          <w:b/>
-          <w:bCs/>
+        <w:pStyle w:val="Compact"/>
+      </w:pPr>
+      <w:r>
+        <w:rPr>
+          <w:bCs/>
+          <w:b/>
         </w:rPr>
         <w:t xml:space="preserve">Diario:</w:t>
       </w:r>
@@ -3028,16 +3046,16 @@
     </w:p>
     <w:p>
       <w:pPr>
-        <w:pStyle w:val="Compact"/>
         <w:numPr>
           <w:ilvl w:val="0"/>
           <w:numId w:val="1004"/>
         </w:numPr>
-      </w:pPr>
-      <w:r>
-        <w:rPr>
-          <w:b/>
-          <w:bCs/>
+        <w:pStyle w:val="Compact"/>
+      </w:pPr>
+      <w:r>
+        <w:rPr>
+          <w:bCs/>
+          <w:b/>
         </w:rPr>
         <w:t xml:space="preserve">Semanal:</w:t>
       </w:r>
@@ -3050,16 +3068,16 @@
     </w:p>
     <w:p>
       <w:pPr>
-        <w:pStyle w:val="Compact"/>
         <w:numPr>
           <w:ilvl w:val="0"/>
           <w:numId w:val="1004"/>
         </w:numPr>
-      </w:pPr>
-      <w:r>
-        <w:rPr>
-          <w:b/>
-          <w:bCs/>
+        <w:pStyle w:val="Compact"/>
+      </w:pPr>
+      <w:r>
+        <w:rPr>
+          <w:bCs/>
+          <w:b/>
         </w:rPr>
         <w:t xml:space="preserve">Mensual:</w:t>
       </w:r>
@@ -3072,16 +3090,16 @@
     </w:p>
     <w:p>
       <w:pPr>
-        <w:pStyle w:val="Compact"/>
         <w:numPr>
           <w:ilvl w:val="0"/>
           <w:numId w:val="1004"/>
         </w:numPr>
-      </w:pPr>
-      <w:r>
-        <w:rPr>
-          <w:b/>
-          <w:bCs/>
+        <w:pStyle w:val="Compact"/>
+      </w:pPr>
+      <w:r>
+        <w:rPr>
+          <w:bCs/>
+          <w:b/>
         </w:rPr>
         <w:t xml:space="preserve">Trimestral:</w:t>
       </w:r>
@@ -3092,8 +3110,8 @@
         <w:t xml:space="preserve">Mantenimiento mayor de infraestructura</w:t>
       </w:r>
     </w:p>
-    <w:bookmarkEnd w:id="38"/>
-    <w:bookmarkStart w:id="39" w:name="respuesta-a-fallas"/>
+    <w:bookmarkEnd w:id="49"/>
+    <w:bookmarkStart w:id="50" w:name="respuesta-a-fallas"/>
     <w:p>
       <w:pPr>
         <w:pStyle w:val="Heading3"/>
@@ -3104,16 +3122,16 @@
     </w:p>
     <w:p>
       <w:pPr>
-        <w:pStyle w:val="Compact"/>
         <w:numPr>
           <w:ilvl w:val="0"/>
           <w:numId w:val="1005"/>
         </w:numPr>
-      </w:pPr>
-      <w:r>
-        <w:rPr>
-          <w:b/>
-          <w:bCs/>
+        <w:pStyle w:val="Compact"/>
+      </w:pPr>
+      <w:r>
+        <w:rPr>
+          <w:bCs/>
+          <w:b/>
         </w:rPr>
         <w:t xml:space="preserve">Detección automática</w:t>
       </w:r>
@@ -3126,16 +3144,16 @@
     </w:p>
     <w:p>
       <w:pPr>
-        <w:pStyle w:val="Compact"/>
         <w:numPr>
           <w:ilvl w:val="0"/>
           <w:numId w:val="1005"/>
         </w:numPr>
-      </w:pPr>
-      <w:r>
-        <w:rPr>
-          <w:b/>
-          <w:bCs/>
+        <w:pStyle w:val="Compact"/>
+      </w:pPr>
+      <w:r>
+        <w:rPr>
+          <w:bCs/>
+          <w:b/>
         </w:rPr>
         <w:t xml:space="preserve">Notificación inmediata</w:t>
       </w:r>
@@ -3148,16 +3166,16 @@
     </w:p>
     <w:p>
       <w:pPr>
-        <w:pStyle w:val="Compact"/>
         <w:numPr>
           <w:ilvl w:val="0"/>
           <w:numId w:val="1005"/>
         </w:numPr>
-      </w:pPr>
-      <w:r>
-        <w:rPr>
-          <w:b/>
-          <w:bCs/>
+        <w:pStyle w:val="Compact"/>
+      </w:pPr>
+      <w:r>
+        <w:rPr>
+          <w:bCs/>
+          <w:b/>
         </w:rPr>
         <w:t xml:space="preserve">Conmutación automática</w:t>
       </w:r>
@@ -3170,16 +3188,16 @@
     </w:p>
     <w:p>
       <w:pPr>
-        <w:pStyle w:val="Compact"/>
         <w:numPr>
           <w:ilvl w:val="0"/>
           <w:numId w:val="1005"/>
         </w:numPr>
-      </w:pPr>
-      <w:r>
-        <w:rPr>
-          <w:b/>
-          <w:bCs/>
+        <w:pStyle w:val="Compact"/>
+      </w:pPr>
+      <w:r>
+        <w:rPr>
+          <w:bCs/>
+          <w:b/>
         </w:rPr>
         <w:t xml:space="preserve">Reparación</w:t>
       </w:r>
@@ -3192,16 +3210,16 @@
     </w:p>
     <w:p>
       <w:pPr>
-        <w:pStyle w:val="Compact"/>
         <w:numPr>
           <w:ilvl w:val="0"/>
           <w:numId w:val="1005"/>
         </w:numPr>
-      </w:pPr>
-      <w:r>
-        <w:rPr>
-          <w:b/>
-          <w:bCs/>
+        <w:pStyle w:val="Compact"/>
+      </w:pPr>
+      <w:r>
+        <w:rPr>
+          <w:bCs/>
+          <w:b/>
         </w:rPr>
         <w:t xml:space="preserve">Verificación</w:t>
       </w:r>
@@ -3219,9 +3237,9 @@
         </w:pict>
       </w:r>
     </w:p>
-    <w:bookmarkEnd w:id="39"/>
-    <w:bookmarkEnd w:id="40"/>
-    <w:bookmarkStart w:id="43" w:name="interfaces-con-otros-sistemas"/>
+    <w:bookmarkEnd w:id="50"/>
+    <w:bookmarkEnd w:id="51"/>
+    <w:bookmarkStart w:id="54" w:name="interfaces-con-otros-sistemas"/>
     <w:p>
       <w:pPr>
         <w:pStyle w:val="Heading2"/>
@@ -3230,7 +3248,7 @@
         <w:t xml:space="preserve">🔗 INTERFACES CON OTROS SISTEMAS</w:t>
       </w:r>
     </w:p>
-    <w:bookmarkStart w:id="41" w:name="diagrama-de-interfaces"/>
+    <w:bookmarkStart w:id="52" w:name="diagrama-de-interfaces"/>
     <w:p>
       <w:pPr>
         <w:pStyle w:val="Heading3"/>
@@ -3286,8 +3304,8 @@
         <w:t xml:space="preserve">[Soporte] ←→ [Infraestructura Operativa] ←→ [Accesos]</w:t>
       </w:r>
     </w:p>
-    <w:bookmarkEnd w:id="41"/>
-    <w:bookmarkStart w:id="42" w:name="tabla-de-interfaces-críticas"/>
+    <w:bookmarkEnd w:id="52"/>
+    <w:bookmarkStart w:id="53" w:name="tabla-de-interfaces-críticas"/>
     <w:p>
       <w:pPr>
         <w:pStyle w:val="Heading3"/>
@@ -3301,6 +3319,7 @@
         <w:tblStyle w:val="Table"/>
         <w:tblW w:type="auto" w:w="0"/>
         <w:tblLook w:firstRow="1" w:lastRow="0" w:firstColumn="0" w:lastColumn="0" w:noHBand="0" w:noVBand="0" w:val="0020"/>
+        <w:jc w:val="start"/>
       </w:tblPr>
       <w:tblGrid>
         <w:gridCol w:w="1980"/>
@@ -3310,7 +3329,7 @@
       </w:tblGrid>
       <w:tr>
         <w:trPr>
-          <w:tblHeader w:val="on"/>
+          <w:tblHeader w:val="true"/>
         </w:trPr>
         <w:tc>
           <w:tcPr/>
@@ -3569,9 +3588,9 @@
         </w:pict>
       </w:r>
     </w:p>
-    <w:bookmarkEnd w:id="42"/>
-    <w:bookmarkEnd w:id="43"/>
-    <w:bookmarkStart w:id="44" w:name="riesgos-y-mitigaciones"/>
+    <w:bookmarkEnd w:id="53"/>
+    <w:bookmarkEnd w:id="54"/>
+    <w:bookmarkStart w:id="55" w:name="riesgos-y-mitigaciones"/>
     <w:p>
       <w:pPr>
         <w:pStyle w:val="Heading2"/>
@@ -3584,8 +3603,9 @@
       <w:tblPr>
         <w:tblStyle w:val="Table"/>
         <w:tblW w:type="pct" w:w="5000"/>
+        <w:tblLook w:firstRow="1" w:lastRow="0" w:firstColumn="0" w:lastColumn="0" w:noHBand="0" w:noVBand="0" w:val="0020"/>
+        <w:jc w:val="start"/>
         <w:tblLayout w:type="fixed"/>
-        <w:tblLook w:firstRow="1" w:lastRow="0" w:firstColumn="0" w:lastColumn="0" w:noHBand="0" w:noVBand="0" w:val="0020"/>
       </w:tblPr>
       <w:tblGrid>
         <w:gridCol w:w="1218"/>
@@ -3596,7 +3616,7 @@
       </w:tblGrid>
       <w:tr>
         <w:trPr>
-          <w:tblHeader w:val="on"/>
+          <w:tblHeader w:val="true"/>
         </w:trPr>
         <w:tc>
           <w:tcPr/>
@@ -3915,8 +3935,8 @@
         </w:pict>
       </w:r>
     </w:p>
-    <w:bookmarkEnd w:id="44"/>
-    <w:bookmarkStart w:id="47" w:name="cumplimiento-contractual"/>
+    <w:bookmarkEnd w:id="55"/>
+    <w:bookmarkStart w:id="58" w:name="cumplimiento-contractual"/>
     <w:p>
       <w:pPr>
         <w:pStyle w:val="Heading2"/>
@@ -3925,7 +3945,7 @@
         <w:t xml:space="preserve">📋 CUMPLIMIENTO CONTRACTUAL</w:t>
       </w:r>
     </w:p>
-    <w:bookmarkStart w:id="45" w:name="obligaciones-clave-del-contrato"/>
+    <w:bookmarkStart w:id="56" w:name="obligaciones-clave-del-contrato"/>
     <w:p>
       <w:pPr>
         <w:pStyle w:val="Heading3"/>
@@ -3936,11 +3956,11 @@
     </w:p>
     <w:p>
       <w:pPr>
-        <w:pStyle w:val="Compact"/>
         <w:numPr>
           <w:ilvl w:val="0"/>
           <w:numId w:val="1006"/>
         </w:numPr>
+        <w:pStyle w:val="Compact"/>
       </w:pPr>
       <w:r>
         <w:t xml:space="preserve">✅</w:t>
@@ -3950,8 +3970,8 @@
       </w:r>
       <w:r>
         <w:rPr>
-          <w:b/>
-          <w:bCs/>
+          <w:bCs/>
+          <w:b/>
         </w:rPr>
         <w:t xml:space="preserve">AT1 - CCO:</w:t>
       </w:r>
@@ -3964,11 +3984,11 @@
     </w:p>
     <w:p>
       <w:pPr>
-        <w:pStyle w:val="Compact"/>
         <w:numPr>
           <w:ilvl w:val="0"/>
           <w:numId w:val="1006"/>
         </w:numPr>
+        <w:pStyle w:val="Compact"/>
       </w:pPr>
       <w:r>
         <w:t xml:space="preserve">✅</w:t>
@@ -3978,8 +3998,8 @@
       </w:r>
       <w:r>
         <w:rPr>
-          <w:b/>
-          <w:bCs/>
+          <w:bCs/>
+          <w:b/>
         </w:rPr>
         <w:t xml:space="preserve">AT2 - Operación:</w:t>
       </w:r>
@@ -3992,11 +4012,11 @@
     </w:p>
     <w:p>
       <w:pPr>
-        <w:pStyle w:val="Compact"/>
         <w:numPr>
           <w:ilvl w:val="0"/>
           <w:numId w:val="1006"/>
         </w:numPr>
+        <w:pStyle w:val="Compact"/>
       </w:pPr>
       <w:r>
         <w:t xml:space="preserve">✅</w:t>
@@ -4006,8 +4026,8 @@
       </w:r>
       <w:r>
         <w:rPr>
-          <w:b/>
-          <w:bCs/>
+          <w:bCs/>
+          <w:b/>
         </w:rPr>
         <w:t xml:space="preserve">AT3 - Especificaciones:</w:t>
       </w:r>
@@ -4020,11 +4040,11 @@
     </w:p>
     <w:p>
       <w:pPr>
-        <w:pStyle w:val="Compact"/>
         <w:numPr>
           <w:ilvl w:val="0"/>
           <w:numId w:val="1006"/>
         </w:numPr>
+        <w:pStyle w:val="Compact"/>
       </w:pPr>
       <w:r>
         <w:t xml:space="preserve">✅</w:t>
@@ -4034,8 +4054,8 @@
       </w:r>
       <w:r>
         <w:rPr>
-          <w:b/>
-          <w:bCs/>
+          <w:bCs/>
+          <w:b/>
         </w:rPr>
         <w:t xml:space="preserve">AT4 - Indicadores:</w:t>
       </w:r>
@@ -4048,11 +4068,11 @@
     </w:p>
     <w:p>
       <w:pPr>
-        <w:pStyle w:val="Compact"/>
         <w:numPr>
           <w:ilvl w:val="0"/>
           <w:numId w:val="1006"/>
         </w:numPr>
+        <w:pStyle w:val="Compact"/>
       </w:pPr>
       <w:r>
         <w:t xml:space="preserve">⏳</w:t>
@@ -4062,8 +4082,8 @@
       </w:r>
       <w:r>
         <w:rPr>
-          <w:b/>
-          <w:bCs/>
+          <w:bCs/>
+          <w:b/>
         </w:rPr>
         <w:t xml:space="preserve">AT8 - Operaciones:</w:t>
       </w:r>
@@ -4076,11 +4096,11 @@
     </w:p>
     <w:p>
       <w:pPr>
-        <w:pStyle w:val="Compact"/>
         <w:numPr>
           <w:ilvl w:val="0"/>
           <w:numId w:val="1006"/>
         </w:numPr>
+        <w:pStyle w:val="Compact"/>
       </w:pPr>
       <w:r>
         <w:t xml:space="preserve">❌</w:t>
@@ -4090,8 +4110,8 @@
       </w:r>
       <w:r>
         <w:rPr>
-          <w:b/>
-          <w:bCs/>
+          <w:bCs/>
+          <w:b/>
         </w:rPr>
         <w:t xml:space="preserve">AT9 - Cronograma:</w:t>
       </w:r>
@@ -4102,8 +4122,8 @@
         <w:t xml:space="preserve">Plan de implementación por fases - Pendiente</w:t>
       </w:r>
     </w:p>
-    <w:bookmarkEnd w:id="45"/>
-    <w:bookmarkStart w:id="46" w:name="referencias-contractuales"/>
+    <w:bookmarkEnd w:id="56"/>
+    <w:bookmarkStart w:id="57" w:name="referencias-contractuales"/>
     <w:p>
       <w:pPr>
         <w:pStyle w:val="Heading3"/>
@@ -4114,16 +4134,16 @@
     </w:p>
     <w:p>
       <w:pPr>
-        <w:pStyle w:val="Compact"/>
         <w:numPr>
           <w:ilvl w:val="0"/>
           <w:numId w:val="1007"/>
         </w:numPr>
-      </w:pPr>
-      <w:r>
-        <w:rPr>
-          <w:b/>
-          <w:bCs/>
+        <w:pStyle w:val="Compact"/>
+      </w:pPr>
+      <w:r>
+        <w:rPr>
+          <w:bCs/>
+          <w:b/>
         </w:rPr>
         <w:t xml:space="preserve">Apéndice Técnico 1:</w:t>
       </w:r>
@@ -4136,16 +4156,16 @@
     </w:p>
     <w:p>
       <w:pPr>
-        <w:pStyle w:val="Compact"/>
         <w:numPr>
           <w:ilvl w:val="0"/>
           <w:numId w:val="1007"/>
         </w:numPr>
-      </w:pPr>
-      <w:r>
-        <w:rPr>
-          <w:b/>
-          <w:bCs/>
+        <w:pStyle w:val="Compact"/>
+      </w:pPr>
+      <w:r>
+        <w:rPr>
+          <w:bCs/>
+          <w:b/>
         </w:rPr>
         <w:t xml:space="preserve">Apéndice Técnico 2:</w:t>
       </w:r>
@@ -4158,16 +4178,16 @@
     </w:p>
     <w:p>
       <w:pPr>
-        <w:pStyle w:val="Compact"/>
         <w:numPr>
           <w:ilvl w:val="0"/>
           <w:numId w:val="1007"/>
         </w:numPr>
-      </w:pPr>
-      <w:r>
-        <w:rPr>
-          <w:b/>
-          <w:bCs/>
+        <w:pStyle w:val="Compact"/>
+      </w:pPr>
+      <w:r>
+        <w:rPr>
+          <w:bCs/>
+          <w:b/>
         </w:rPr>
         <w:t xml:space="preserve">Apéndice Técnico 3:</w:t>
       </w:r>
@@ -4180,16 +4200,16 @@
     </w:p>
     <w:p>
       <w:pPr>
-        <w:pStyle w:val="Compact"/>
         <w:numPr>
           <w:ilvl w:val="0"/>
           <w:numId w:val="1007"/>
         </w:numPr>
-      </w:pPr>
-      <w:r>
-        <w:rPr>
-          <w:b/>
-          <w:bCs/>
+        <w:pStyle w:val="Compact"/>
+      </w:pPr>
+      <w:r>
+        <w:rPr>
+          <w:bCs/>
+          <w:b/>
         </w:rPr>
         <w:t xml:space="preserve">Apéndice Técnico 4:</w:t>
       </w:r>
@@ -4197,7 +4217,7 @@
         <w:t xml:space="preserve"> </w:t>
       </w:r>
       <w:r>
-        <w:t xml:space="preserve">Indicadores de desempeño - Disponibilidad 99.95%</w:t>
+        <w:t xml:space="preserve">Indicadores de desempeno - Disponibilidad 99.95%</w:t>
       </w:r>
     </w:p>
     <w:p>
@@ -4207,9 +4227,9 @@
         </w:pict>
       </w:r>
     </w:p>
-    <w:bookmarkEnd w:id="46"/>
-    <w:bookmarkEnd w:id="47"/>
-    <w:bookmarkStart w:id="50" w:name="documentación-de-soporte"/>
+    <w:bookmarkEnd w:id="57"/>
+    <w:bookmarkEnd w:id="58"/>
+    <w:bookmarkStart w:id="61" w:name="documentación-de-soporte"/>
     <w:p>
       <w:pPr>
         <w:pStyle w:val="Heading2"/>
@@ -4218,7 +4238,7 @@
         <w:t xml:space="preserve">📚 DOCUMENTACIÓN DE SOPORTE</w:t>
       </w:r>
     </w:p>
-    <w:bookmarkStart w:id="48" w:name="documentos-técnicos-disponibles"/>
+    <w:bookmarkStart w:id="59" w:name="documentos-técnicos-disponibles"/>
     <w:p>
       <w:pPr>
         <w:pStyle w:val="Heading3"/>
@@ -4231,8 +4251,9 @@
       <w:tblPr>
         <w:tblStyle w:val="Table"/>
         <w:tblW w:type="pct" w:w="5000"/>
+        <w:tblLook w:firstRow="1" w:lastRow="0" w:firstColumn="0" w:lastColumn="0" w:noHBand="0" w:noVBand="0" w:val="0020"/>
+        <w:jc w:val="start"/>
         <w:tblLayout w:type="fixed"/>
-        <w:tblLook w:firstRow="1" w:lastRow="0" w:firstColumn="0" w:lastColumn="0" w:noHBand="0" w:noVBand="0" w:val="0020"/>
       </w:tblPr>
       <w:tblGrid>
         <w:gridCol w:w="2354"/>
@@ -4242,7 +4263,7 @@
       </w:tblGrid>
       <w:tr>
         <w:trPr>
-          <w:tblHeader w:val="on"/>
+          <w:tblHeader w:val="true"/>
         </w:trPr>
         <w:tc>
           <w:tcPr/>
@@ -4494,8 +4515,8 @@
         </w:tc>
       </w:tr>
     </w:tbl>
-    <w:bookmarkEnd w:id="48"/>
-    <w:bookmarkStart w:id="49" w:name="para-más-información-técnica"/>
+    <w:bookmarkEnd w:id="59"/>
+    <w:bookmarkStart w:id="60" w:name="para-más-información-técnica"/>
     <w:p>
       <w:pPr>
         <w:pStyle w:val="Heading3"/>
@@ -4519,9 +4540,9 @@
         </w:pict>
       </w:r>
     </w:p>
-    <w:bookmarkEnd w:id="49"/>
-    <w:bookmarkEnd w:id="50"/>
-    <w:bookmarkStart w:id="51" w:name="contactos-y-responsables"/>
+    <w:bookmarkEnd w:id="60"/>
+    <w:bookmarkEnd w:id="61"/>
+    <w:bookmarkStart w:id="62" w:name="contactos-y-responsables"/>
     <w:p>
       <w:pPr>
         <w:pStyle w:val="Heading2"/>
@@ -4535,6 +4556,7 @@
         <w:tblStyle w:val="Table"/>
         <w:tblW w:type="auto" w:w="0"/>
         <w:tblLook w:firstRow="1" w:lastRow="0" w:firstColumn="0" w:lastColumn="0" w:noHBand="0" w:noVBand="0" w:val="0020"/>
+        <w:jc w:val="start"/>
       </w:tblPr>
       <w:tblGrid>
         <w:gridCol w:w="2640"/>
@@ -4543,7 +4565,7 @@
       </w:tblGrid>
       <w:tr>
         <w:trPr>
-          <w:tblHeader w:val="on"/>
+          <w:tblHeader w:val="true"/>
         </w:trPr>
         <w:tc>
           <w:tcPr/>
@@ -4742,14 +4764,14 @@
         </w:pict>
       </w:r>
     </w:p>
-    <w:bookmarkEnd w:id="51"/>
-    <w:bookmarkStart w:id="52" w:name="indicadores-de-desempeño-kpis"/>
+    <w:bookmarkEnd w:id="62"/>
+    <w:bookmarkStart w:id="63" w:name="indicadores-de-desempeno-kpis"/>
     <w:p>
       <w:pPr>
         <w:pStyle w:val="Heading2"/>
       </w:pPr>
       <w:r>
-        <w:t xml:space="preserve">📊 INDICADORES DE DESEMPEÑO (KPIs)</w:t>
+        <w:t xml:space="preserve">📊 INDICADORES DE DESEMPENO (KPIs)</w:t>
       </w:r>
     </w:p>
     <w:tbl>
@@ -4757,6 +4779,7 @@
         <w:tblStyle w:val="Table"/>
         <w:tblW w:type="auto" w:w="0"/>
         <w:tblLook w:firstRow="1" w:lastRow="0" w:firstColumn="0" w:lastColumn="0" w:noHBand="0" w:noVBand="0" w:val="0020"/>
+        <w:jc w:val="start"/>
       </w:tblPr>
       <w:tblGrid>
         <w:gridCol w:w="1980"/>
@@ -4766,7 +4789,7 @@
       </w:tblGrid>
       <w:tr>
         <w:trPr>
-          <w:tblHeader w:val="on"/>
+          <w:tblHeader w:val="true"/>
         </w:trPr>
         <w:tc>
           <w:tcPr/>
@@ -5075,8 +5098,8 @@
         </w:pict>
       </w:r>
     </w:p>
-    <w:bookmarkEnd w:id="52"/>
-    <w:bookmarkStart w:id="54" w:name="decisiones-tecnicas-aplicadas"/>
+    <w:bookmarkEnd w:id="63"/>
+    <w:bookmarkStart w:id="65" w:name="decisiones-tecnicas-aplicadas"/>
     <w:p>
       <w:pPr>
         <w:pStyle w:val="Heading2"/>
@@ -5085,7 +5108,7 @@
         <w:t xml:space="preserve">📋 DECISIONES TECNICAS APLICADAS</w:t>
       </w:r>
     </w:p>
-    <w:bookmarkStart w:id="53" w:name="dt-scada-001002003"/>
+    <w:bookmarkStart w:id="64" w:name="dt-scada-001002003"/>
     <w:p>
       <w:pPr>
         <w:pStyle w:val="Heading3"/>
@@ -5096,11 +5119,11 @@
     </w:p>
     <w:p>
       <w:pPr>
-        <w:pStyle w:val="Compact"/>
         <w:numPr>
           <w:ilvl w:val="0"/>
           <w:numId w:val="1008"/>
         </w:numPr>
+        <w:pStyle w:val="Compact"/>
       </w:pPr>
       <w:r>
         <w:t xml:space="preserve">Estado: ✅ Ver WBS actualizada Cap. 05</w:t>
@@ -5108,11 +5131,11 @@
     </w:p>
     <w:p>
       <w:pPr>
-        <w:pStyle w:val="Compact"/>
         <w:numPr>
           <w:ilvl w:val="0"/>
           <w:numId w:val="1008"/>
         </w:numPr>
+        <w:pStyle w:val="Compact"/>
       </w:pPr>
       <w:r>
         <w:t xml:space="preserve">Fuente: Cocina I-VI consolidada</w:t>
@@ -5125,9 +5148,9 @@
         </w:pict>
       </w:r>
     </w:p>
-    <w:bookmarkEnd w:id="53"/>
-    <w:bookmarkEnd w:id="54"/>
-    <w:bookmarkStart w:id="55" w:name="control-de-versiones"/>
+    <w:bookmarkEnd w:id="64"/>
+    <w:bookmarkEnd w:id="65"/>
+    <w:bookmarkStart w:id="66" w:name="control-de-versiones"/>
     <w:p>
       <w:pPr>
         <w:pStyle w:val="Heading2"/>
@@ -5140,8 +5163,9 @@
       <w:tblPr>
         <w:tblStyle w:val="Table"/>
         <w:tblW w:type="pct" w:w="5000"/>
+        <w:tblLook w:firstRow="1" w:lastRow="0" w:firstColumn="0" w:lastColumn="0" w:noHBand="0" w:noVBand="0" w:val="0020"/>
+        <w:jc w:val="start"/>
         <w:tblLayout w:type="fixed"/>
-        <w:tblLook w:firstRow="1" w:lastRow="0" w:firstColumn="0" w:lastColumn="0" w:noHBand="0" w:noVBand="0" w:val="0020"/>
       </w:tblPr>
       <w:tblGrid>
         <w:gridCol w:w="1425"/>
@@ -5151,7 +5175,7 @@
       </w:tblGrid>
       <w:tr>
         <w:trPr>
-          <w:tblHeader w:val="on"/>
+          <w:tblHeader w:val="true"/>
         </w:trPr>
         <w:tc>
           <w:tcPr/>
@@ -5266,8 +5290,8 @@
       </w:pPr>
       <w:r>
         <w:rPr>
-          <w:b/>
-          <w:bCs/>
+          <w:bCs/>
+          <w:b/>
         </w:rPr>
         <w:t xml:space="preserve">Documento preparado por:</w:t>
       </w:r>
@@ -5282,8 +5306,8 @@
       </w:r>
       <w:r>
         <w:rPr>
-          <w:b/>
-          <w:bCs/>
+          <w:bCs/>
+          <w:b/>
         </w:rPr>
         <w:t xml:space="preserve">Última actualización:</w:t>
       </w:r>
@@ -5298,8 +5322,8 @@
       </w:r>
       <w:r>
         <w:rPr>
-          <w:b/>
-          <w:bCs/>
+          <w:bCs/>
+          <w:b/>
         </w:rPr>
         <w:t xml:space="preserve">Próxima revisión:</w:t>
       </w:r>
@@ -5314,8 +5338,8 @@
       </w:r>
       <w:r>
         <w:rPr>
-          <w:b/>
-          <w:bCs/>
+          <w:bCs/>
+          <w:b/>
         </w:rPr>
         <w:t xml:space="preserve">Basado en:</w:t>
       </w:r>
@@ -5326,13 +5350,9 @@
         <w:t xml:space="preserve">SISTEMA_05_Infraestructura_Operativa_Master.md v1.0</w:t>
       </w:r>
     </w:p>
-    <w:bookmarkEnd w:id="55"/>
-    <w:bookmarkEnd w:id="56"/>
-    <w:sectPr>
-      <w:footnotePr>
-        <w:numRestart w:val="eachSect"/>
-      </w:footnotePr>
-    </w:sectPr>
+    <w:bookmarkEnd w:id="66"/>
+    <w:bookmarkEnd w:id="67"/>
+    <w:sectPr/>
   </w:body>
 </w:document>
 </file>
@@ -5363,14 +5383,14 @@
 <file path=word/numbering.xml><?xml version="1.0" encoding="utf-8"?>
 <w:numbering xmlns:w="http://schemas.openxmlformats.org/wordprocessingml/2006/main">
   <w:abstractNum w:abstractNumId="990">
-    <w:nsid w:val="0000A990"/>
+    <w:nsid w:val="A990"/>
     <w:multiLevelType w:val="multilevel"/>
     <w:lvl w:ilvl="0">
       <w:numFmt w:val="bullet"/>
       <w:lvlText w:val=" "/>
       <w:lvlJc w:val="left"/>
       <w:pPr>
-        <w:ind w:left="720" w:hanging="360"/>
+        <w:ind w:left="720" w:hanging="480"/>
       </w:pPr>
     </w:lvl>
     <w:lvl w:ilvl="1">
@@ -5378,7 +5398,7 @@
       <w:lvlText w:val=" "/>
       <w:lvlJc w:val="left"/>
       <w:pPr>
-        <w:ind w:left="1440" w:hanging="360"/>
+        <w:ind w:left="1440" w:hanging="480"/>
       </w:pPr>
     </w:lvl>
     <w:lvl w:ilvl="2">
@@ -5386,7 +5406,7 @@
       <w:lvlText w:val=" "/>
       <w:lvlJc w:val="left"/>
       <w:pPr>
-        <w:ind w:left="2160" w:hanging="360"/>
+        <w:ind w:left="2160" w:hanging="480"/>
       </w:pPr>
     </w:lvl>
     <w:lvl w:ilvl="3">
@@ -5394,7 +5414,7 @@
       <w:lvlText w:val=" "/>
       <w:lvlJc w:val="left"/>
       <w:pPr>
-        <w:ind w:left="2880" w:hanging="360"/>
+        <w:ind w:left="2880" w:hanging="480"/>
       </w:pPr>
     </w:lvl>
     <w:lvl w:ilvl="4">
@@ -5402,7 +5422,7 @@
       <w:lvlText w:val=" "/>
       <w:lvlJc w:val="left"/>
       <w:pPr>
-        <w:ind w:left="3600" w:hanging="360"/>
+        <w:ind w:left="3600" w:hanging="480"/>
       </w:pPr>
     </w:lvl>
     <w:lvl w:ilvl="5">
@@ -5410,7 +5430,7 @@
       <w:lvlText w:val=" "/>
       <w:lvlJc w:val="left"/>
       <w:pPr>
-        <w:ind w:left="4320" w:hanging="360"/>
+        <w:ind w:left="4320" w:hanging="480"/>
       </w:pPr>
     </w:lvl>
     <w:lvl w:ilvl="6">
@@ -5418,7 +5438,7 @@
       <w:lvlText w:val=" "/>
       <w:lvlJc w:val="left"/>
       <w:pPr>
-        <w:ind w:left="5040" w:hanging="360"/>
+        <w:ind w:left="5040" w:hanging="480"/>
       </w:pPr>
     </w:lvl>
     <w:lvl w:ilvl="7">
@@ -5426,7 +5446,7 @@
       <w:lvlText w:val=" "/>
       <w:lvlJc w:val="left"/>
       <w:pPr>
-        <w:ind w:left="5760" w:hanging="360"/>
+        <w:ind w:left="5760" w:hanging="480"/>
       </w:pPr>
     </w:lvl>
     <w:lvl w:ilvl="8">
@@ -5434,115 +5454,88 @@
       <w:lvlText w:val=" "/>
       <w:lvlJc w:val="left"/>
       <w:pPr>
-        <w:ind w:left="6480" w:hanging="360"/>
+        <w:ind w:left="6480" w:hanging="480"/>
       </w:pPr>
     </w:lvl>
   </w:abstractNum>
   <w:abstractNum w:abstractNumId="991">
-    <w:nsid w:val="0000A991"/>
+    <w:nsid w:val="A991"/>
     <w:multiLevelType w:val="multilevel"/>
     <w:lvl w:ilvl="0">
       <w:numFmt w:val="bullet"/>
-      <w:lvlText w:val=""/>
+      <w:lvlText w:val="•"/>
       <w:lvlJc w:val="left"/>
       <w:pPr>
-        <w:ind w:left="720" w:hanging="360"/>
-      </w:pPr>
-      <w:rPr>
-        <w:rFonts w:ascii="Symbol" w:hAnsi="Symbol" w:cs="Symbol" w:hint="default"/>
-      </w:rPr>
+        <w:ind w:left="720" w:hanging="480"/>
+      </w:pPr>
     </w:lvl>
     <w:lvl w:ilvl="1">
       <w:numFmt w:val="bullet"/>
-      <w:lvlText w:val="o"/>
+      <w:lvlText w:val="–"/>
       <w:lvlJc w:val="left"/>
       <w:pPr>
-        <w:ind w:left="1440" w:hanging="360"/>
-      </w:pPr>
-      <w:rPr>
-        <w:rFonts w:ascii="Courier New" w:hAnsi="Courier New" w:cs="Courier New" w:hint="default"/>
-      </w:rPr>
+        <w:ind w:left="1440" w:hanging="480"/>
+      </w:pPr>
     </w:lvl>
     <w:lvl w:ilvl="2">
       <w:numFmt w:val="bullet"/>
-      <w:lvlText w:val=""/>
+      <w:lvlText w:val="•"/>
       <w:lvlJc w:val="left"/>
       <w:pPr>
-        <w:ind w:left="2160" w:hanging="360"/>
-      </w:pPr>
-      <w:rPr>
-        <w:rFonts w:ascii="Wingdings" w:hAnsi="Wingdings" w:cs="Wingdings" w:hint="default"/>
-      </w:rPr>
+        <w:ind w:left="2160" w:hanging="480"/>
+      </w:pPr>
     </w:lvl>
     <w:lvl w:ilvl="3">
       <w:numFmt w:val="bullet"/>
-      <w:lvlText w:val=""/>
+      <w:lvlText w:val="–"/>
       <w:lvlJc w:val="left"/>
       <w:pPr>
-        <w:ind w:left="2880" w:hanging="360"/>
-      </w:pPr>
-      <w:rPr>
-        <w:rFonts w:ascii="Symbol" w:hAnsi="Symbol" w:cs="Symbol" w:hint="default"/>
-      </w:rPr>
+        <w:ind w:left="2880" w:hanging="480"/>
+      </w:pPr>
     </w:lvl>
     <w:lvl w:ilvl="4">
       <w:numFmt w:val="bullet"/>
-      <w:lvlText w:val="o"/>
+      <w:lvlText w:val="•"/>
       <w:lvlJc w:val="left"/>
       <w:pPr>
-        <w:ind w:left="3600" w:hanging="360"/>
-      </w:pPr>
-      <w:rPr>
-        <w:rFonts w:ascii="Courier New" w:hAnsi="Courier New" w:cs="Courier New" w:hint="default"/>
-      </w:rPr>
+        <w:ind w:left="3600" w:hanging="480"/>
+      </w:pPr>
     </w:lvl>
     <w:lvl w:ilvl="5">
       <w:numFmt w:val="bullet"/>
-      <w:lvlText w:val=""/>
+      <w:lvlText w:val="–"/>
       <w:lvlJc w:val="left"/>
       <w:pPr>
-        <w:ind w:left="4320" w:hanging="360"/>
-      </w:pPr>
-      <w:rPr>
-        <w:rFonts w:ascii="Wingdings" w:hAnsi="Wingdings" w:cs="Wingdings" w:hint="default"/>
-      </w:rPr>
+        <w:ind w:left="4320" w:hanging="480"/>
+      </w:pPr>
     </w:lvl>
     <w:lvl w:ilvl="6">
       <w:numFmt w:val="bullet"/>
-      <w:lvlText w:val=""/>
+      <w:lvlText w:val="•"/>
       <w:lvlJc w:val="left"/>
       <w:pPr>
-        <w:ind w:left="5040" w:hanging="360"/>
-      </w:pPr>
-      <w:rPr>
-        <w:rFonts w:ascii="Symbol" w:hAnsi="Symbol" w:cs="Symbol" w:hint="default"/>
-      </w:rPr>
+        <w:ind w:left="5040" w:hanging="480"/>
+      </w:pPr>
     </w:lvl>
     <w:lvl w:ilvl="7">
       <w:numFmt w:val="bullet"/>
-      <w:lvlText w:val="o"/>
+      <w:lvlText w:val="–"/>
       <w:lvlJc w:val="left"/>
       <w:pPr>
-        <w:ind w:left="5760" w:hanging="360"/>
-      </w:pPr>
-      <w:rPr>
-        <w:rFonts w:ascii="Courier New" w:hAnsi="Courier New" w:cs="Courier New" w:hint="default"/>
-      </w:rPr>
+        <w:ind w:left="5760" w:hanging="480"/>
+      </w:pPr>
     </w:lvl>
     <w:lvl w:ilvl="8">
       <w:numFmt w:val="bullet"/>
-      <w:lvlText w:val=""/>
+      <w:lvlText w:val="•"/>
       <w:lvlJc w:val="left"/>
       <w:pPr>
-        <w:ind w:left="6480" w:hanging="360"/>
-      </w:pPr>
-      <w:rPr>
-        <w:rFonts w:ascii="Wingdings" w:hAnsi="Wingdings" w:cs="Wingdings" w:hint="default"/>
-      </w:rPr>
+        <w:ind w:left="6480" w:hanging="480"/>
+      </w:pPr>
     </w:lvl>
   </w:abstractNum>
   <w:abstractNum w:abstractNumId="99411">
-    <w:nsid w:val="00A99411"/>
+    <w:nsid w:val="A99411"/>
     <w:multiLevelType w:val="multilevel"/>
     <w:lvl w:ilvl="0">
       <w:start w:val="1"/>
@@ -5550,7 +5543,7 @@
       <w:lvlText w:val="%1."/>
       <w:lvlJc w:val="left"/>
       <w:pPr>
-        <w:ind w:left="720" w:hanging="360"/>
+        <w:ind w:left="720" w:hanging="480"/>
       </w:pPr>
     </w:lvl>
     <w:lvl w:ilvl="1">
@@ -5559,7 +5552,7 @@
       <w:lvlText w:val="%2."/>
       <w:lvlJc w:val="left"/>
       <w:pPr>
-        <w:ind w:left="1440" w:hanging="360"/>
+        <w:ind w:left="1440" w:hanging="480"/>
       </w:pPr>
     </w:lvl>
     <w:lvl w:ilvl="2">
@@ -5568,7 +5561,7 @@
       <w:lvlText w:val="%3."/>
       <w:lvlJc w:val="left"/>
       <w:pPr>
-        <w:ind w:left="2160" w:hanging="360"/>
+        <w:ind w:left="2160" w:hanging="480"/>
       </w:pPr>
     </w:lvl>
     <w:lvl w:ilvl="3">
@@ -5577,7 +5570,7 @@
       <w:lvlText w:val="%4."/>
       <w:lvlJc w:val="left"/>
       <w:pPr>
-        <w:ind w:left="2880" w:hanging="360"/>
+        <w:ind w:left="2880" w:hanging="480"/>
       </w:pPr>
     </w:lvl>
     <w:lvl w:ilvl="4">
@@ -5586,7 +5579,7 @@
       <w:lvlText w:val="%5."/>
       <w:lvlJc w:val="left"/>
       <w:pPr>
-        <w:ind w:left="3600" w:hanging="360"/>
+        <w:ind w:left="3600" w:hanging="480"/>
       </w:pPr>
     </w:lvl>
     <w:lvl w:ilvl="5">
@@ -5595,7 +5588,7 @@
       <w:lvlText w:val="%6."/>
       <w:lvlJc w:val="left"/>
       <w:pPr>
-        <w:ind w:left="4320" w:hanging="360"/>
+        <w:ind w:left="4320" w:hanging="480"/>
       </w:pPr>
     </w:lvl>
     <w:lvl w:ilvl="6">
@@ -5604,7 +5597,7 @@
       <w:lvlText w:val="%7."/>
       <w:lvlJc w:val="left"/>
       <w:pPr>
-        <w:ind w:left="5040" w:hanging="360"/>
+        <w:ind w:left="5040" w:hanging="480"/>
       </w:pPr>
     </w:lvl>
     <w:lvl w:ilvl="7">
@@ -5613,7 +5606,7 @@
       <w:lvlText w:val="%8."/>
       <w:lvlJc w:val="left"/>
       <w:pPr>
-        <w:ind w:left="5760" w:hanging="360"/>
+        <w:ind w:left="5760" w:hanging="480"/>
       </w:pPr>
     </w:lvl>
     <w:lvl w:ilvl="8">
@@ -5622,7 +5615,7 @@
       <w:lvlText w:val="%9."/>
       <w:lvlJc w:val="left"/>
       <w:pPr>
-        <w:ind w:left="6480" w:hanging="360"/>
+        <w:ind w:left="6480" w:hanging="480"/>
       </w:pPr>
     </w:lvl>
   </w:abstractNum>
@@ -5688,10 +5681,10 @@
   <w:docDefaults>
     <w:rPrDefault>
       <w:rPr>
-        <w:rFonts w:asciiTheme="minorHAnsi" w:cstheme="minorBidi" w:eastAsiaTheme="minorEastAsia" w:hAnsiTheme="minorHAnsi"/>
+        <w:rFonts w:asciiTheme="minorHAnsi" w:cstheme="minorBidi" w:eastAsiaTheme="minorHAnsi" w:hAnsiTheme="minorHAnsi"/>
         <w:sz w:val="24"/>
         <w:szCs w:val="24"/>
-        <w:lang w:bidi="ar-SA" w:eastAsia="zh-CN" w:val="en-US"/>
+        <w:lang w:bidi="ar-SA" w:eastAsia="en-US" w:val="en-US"/>
       </w:rPr>
     </w:rPrDefault>
     <w:pPrDefault>
@@ -5709,10 +5702,10 @@
     <w:name w:val="Body Text"/>
     <w:basedOn w:val="Normal"/>
     <w:link w:val="BodyTextChar"/>
-    <w:qFormat/>
     <w:pPr>
       <w:spacing w:after="180" w:before="180"/>
     </w:pPr>
+    <w:qFormat/>
   </w:style>
   <w:style w:customStyle="1" w:styleId="FirstParagraph" w:type="paragraph">
     <w:name w:val="First Paragraph"/>
@@ -5732,94 +5725,57 @@
     <w:name w:val="Title"/>
     <w:basedOn w:val="Normal"/>
     <w:next w:val="BodyText"/>
-    <w:link w:val="TitleChar"/>
-    <w:uiPriority w:val="10"/>
     <w:qFormat/>
-    <w:rsid w:val="00A10FD9"/>
     <w:pPr>
-      <w:spacing w:after="80" w:line="240" w:lineRule="auto"/>
-      <w:contextualSpacing/>
+      <w:keepNext/>
+      <w:keepLines/>
+      <w:spacing w:after="240" w:before="480"/>
       <w:jc w:val="center"/>
     </w:pPr>
     <w:rPr>
       <w:rFonts w:asciiTheme="majorHAnsi" w:cstheme="majorBidi" w:eastAsiaTheme="majorEastAsia" w:hAnsiTheme="majorHAnsi"/>
-      <w:sz w:val="56"/>
-      <w:szCs w:val="56"/>
-    </w:rPr>
-  </w:style>
-  <w:style w:customStyle="1" w:styleId="TitleChar" w:type="character">
-    <w:name w:val="Title Char"/>
-    <w:basedOn w:val="DefaultParagraphFont"/>
-    <w:link w:val="Title"/>
-    <w:uiPriority w:val="10"/>
-    <w:rsid w:val="00A10FD9"/>
-    <w:rPr>
-      <w:rFonts w:asciiTheme="majorHAnsi" w:cstheme="majorBidi" w:eastAsiaTheme="majorEastAsia" w:hAnsiTheme="majorHAnsi"/>
-      <w:sz w:val="56"/>
-      <w:szCs w:val="56"/>
+      <w:b/>
+      <w:bCs/>
+      <w:color w:themeColor="accent1" w:themeShade="B5" w:val="345A8A"/>
+      <w:sz w:val="36"/>
+      <w:szCs w:val="36"/>
     </w:rPr>
   </w:style>
   <w:style w:styleId="Subtitle" w:type="paragraph">
     <w:name w:val="Subtitle"/>
-    <w:basedOn w:val="Title"/>
-    <w:next w:val="BodyText"/>
-    <w:link w:val="SubtitleChar"/>
-    <w:uiPriority w:val="11"/>
-    <w:qFormat/>
-    <w:rsid w:val="00A10FD9"/>
-    <w:pPr>
-      <w:numPr>
-        <w:ilvl w:val="1"/>
-      </w:numPr>
-    </w:pPr>
-    <w:rPr>
-      <w:rFonts w:cstheme="majorBidi" w:eastAsiaTheme="majorEastAsia"/>
-      <w:spacing w:val="15"/>
-      <w:sz w:val="28"/>
-      <w:szCs w:val="28"/>
-    </w:rPr>
-  </w:style>
-  <w:style w:customStyle="1" w:styleId="SubtitleChar" w:type="character">
-    <w:name w:val="Subtitle Char"/>
-    <w:basedOn w:val="DefaultParagraphFont"/>
-    <w:link w:val="Subtitle"/>
-    <w:uiPriority w:val="11"/>
-    <w:rsid w:val="00A10FD9"/>
-    <w:rPr>
-      <w:rFonts w:cstheme="majorBidi" w:eastAsiaTheme="majorEastAsia"/>
-      <w:color w:themeColor="text1" w:themeTint="A6" w:val="595959"/>
-      <w:spacing w:val="15"/>
-      <w:sz w:val="28"/>
-      <w:szCs w:val="28"/>
-    </w:rPr>
-  </w:style>
-  <w:style w:customStyle="1" w:styleId="Author" w:type="paragraph">
-    <w:name w:val="Author"/>
     <w:basedOn w:val="Title"/>
     <w:next w:val="BodyText"/>
     <w:qFormat/>
     <w:pPr>
       <w:keepNext/>
       <w:keepLines/>
+      <w:spacing w:after="240" w:before="240"/>
+      <w:jc w:val="center"/>
     </w:pPr>
     <w:rPr>
-      <w:sz w:val="24"/>
-      <w:szCs w:val="24"/>
+      <w:sz w:val="30"/>
+      <w:szCs w:val="30"/>
     </w:rPr>
   </w:style>
-  <w:style w:styleId="Date" w:type="paragraph">
-    <w:name w:val="Date"/>
-    <w:basedOn w:val="Title"/>
+  <w:style w:customStyle="1" w:styleId="Author" w:type="paragraph">
+    <w:name w:val="Author"/>
     <w:next w:val="BodyText"/>
     <w:qFormat/>
     <w:pPr>
       <w:keepNext/>
       <w:keepLines/>
+      <w:jc w:val="center"/>
     </w:pPr>
-    <w:rPr>
-      <w:sz w:val="24"/>
-      <w:szCs w:val="24"/>
-    </w:rPr>
+  </w:style>
+  <w:style w:styleId="Date" w:type="paragraph">
+    <w:name w:val="Date"/>
+    <w:next w:val="BodyText"/>
+    <w:qFormat/>
+    <w:pPr>
+      <w:keepNext/>
+      <w:keepLines/>
+      <w:jc w:val="center"/>
+    </w:pPr>
   </w:style>
   <w:style w:customStyle="1" w:styleId="AbstractTitle" w:type="paragraph">
     <w:name w:val="Abstract Title"/>
@@ -5829,13 +5785,15 @@
     <w:pPr>
       <w:keepNext/>
       <w:keepLines/>
+      <w:jc w:val="center"/>
       <w:spacing w:after="0" w:before="300"/>
-      <w:jc w:val="center"/>
     </w:pPr>
     <w:rPr>
-      <w:b/>
       <w:sz w:val="20"/>
       <w:szCs w:val="20"/>
+      <w:b/>
+      <w:color w:val="345A8A"/>
+      &gt;
     </w:rPr>
   </w:style>
   <w:style w:customStyle="1" w:styleId="Abstract" w:type="paragraph">
@@ -5862,321 +5820,191 @@
     <w:rPr/>
   </w:style>
   <w:style w:styleId="Heading1" w:type="paragraph">
-    <w:name w:val="heading 1"/>
+    <w:name w:val="Heading 1"/>
     <w:basedOn w:val="Normal"/>
     <w:next w:val="BodyText"/>
-    <w:link w:val="Heading1Char"/>
     <w:uiPriority w:val="9"/>
     <w:qFormat/>
-    <w:rsid w:val="00A10FD9"/>
     <w:pPr>
       <w:keepNext/>
       <w:keepLines/>
-      <w:spacing w:after="80" w:before="360"/>
+      <w:spacing w:after="0" w:before="480"/>
       <w:outlineLvl w:val="0"/>
     </w:pPr>
     <w:rPr>
       <w:rFonts w:asciiTheme="majorHAnsi" w:cstheme="majorBidi" w:eastAsiaTheme="majorEastAsia" w:hAnsiTheme="majorHAnsi"/>
-      <w:color w:themeColor="accent1" w:themeShade="BF" w:val="0F4761"/>
-      <w:sz w:val="40"/>
-      <w:szCs w:val="40"/>
+      <w:b/>
+      <w:bCs/>
+      <w:color w:themeColor="accent1" w:val="4F81BD"/>
+      <w:sz w:val="32"/>
+      <w:szCs w:val="32"/>
     </w:rPr>
   </w:style>
   <w:style w:styleId="Heading2" w:type="paragraph">
-    <w:name w:val="heading 2"/>
+    <w:name w:val="Heading 2"/>
     <w:basedOn w:val="Normal"/>
     <w:next w:val="BodyText"/>
-    <w:link w:val="Heading2Char"/>
     <w:uiPriority w:val="9"/>
-    <w:semiHidden/>
     <w:unhideWhenUsed/>
     <w:qFormat/>
-    <w:rsid w:val="00A10FD9"/>
     <w:pPr>
       <w:keepNext/>
       <w:keepLines/>
-      <w:spacing w:after="80" w:before="160"/>
+      <w:spacing w:after="0" w:before="200"/>
       <w:outlineLvl w:val="1"/>
     </w:pPr>
     <w:rPr>
       <w:rFonts w:asciiTheme="majorHAnsi" w:cstheme="majorBidi" w:eastAsiaTheme="majorEastAsia" w:hAnsiTheme="majorHAnsi"/>
-      <w:color w:themeColor="accent1" w:themeShade="BF" w:val="0F4761"/>
-      <w:sz w:val="32"/>
-      <w:szCs w:val="32"/>
+      <w:b/>
+      <w:bCs/>
+      <w:color w:themeColor="accent1" w:val="4F81BD"/>
+      <w:sz w:val="28"/>
+      <w:szCs w:val="28"/>
     </w:rPr>
   </w:style>
   <w:style w:styleId="Heading3" w:type="paragraph">
-    <w:name w:val="heading 3"/>
+    <w:name w:val="Heading 3"/>
     <w:basedOn w:val="Normal"/>
     <w:next w:val="BodyText"/>
-    <w:link w:val="Heading3Char"/>
     <w:uiPriority w:val="9"/>
-    <w:semiHidden/>
     <w:unhideWhenUsed/>
     <w:qFormat/>
-    <w:rsid w:val="00A10FD9"/>
     <w:pPr>
       <w:keepNext/>
       <w:keepLines/>
-      <w:spacing w:after="80" w:before="160"/>
+      <w:spacing w:after="0" w:before="200"/>
       <w:outlineLvl w:val="2"/>
     </w:pPr>
     <w:rPr>
-      <w:rFonts w:cstheme="majorBidi" w:eastAsiaTheme="majorEastAsia"/>
-      <w:color w:themeColor="accent1" w:themeShade="BF" w:val="0F4761"/>
-      <w:sz w:val="28"/>
-      <w:szCs w:val="28"/>
+      <w:rFonts w:asciiTheme="majorHAnsi" w:cstheme="majorBidi" w:eastAsiaTheme="majorEastAsia" w:hAnsiTheme="majorHAnsi"/>
+      <w:b/>
+      <w:bCs/>
+      <w:color w:themeColor="accent1" w:val="4F81BD"/>
+      <w:sz w:val="24"/>
+      <w:szCs w:val="24"/>
     </w:rPr>
   </w:style>
   <w:style w:styleId="Heading4" w:type="paragraph">
-    <w:name w:val="heading 4"/>
+    <w:name w:val="Heading 4"/>
     <w:basedOn w:val="Normal"/>
     <w:next w:val="BodyText"/>
-    <w:link w:val="Heading4Char"/>
     <w:uiPriority w:val="9"/>
-    <w:semiHidden/>
     <w:unhideWhenUsed/>
     <w:qFormat/>
-    <w:rsid w:val="00A10FD9"/>
     <w:pPr>
       <w:keepNext/>
       <w:keepLines/>
-      <w:spacing w:after="40" w:before="80"/>
+      <w:spacing w:after="0" w:before="200"/>
       <w:outlineLvl w:val="3"/>
     </w:pPr>
     <w:rPr>
-      <w:rFonts w:cstheme="majorBidi" w:eastAsiaTheme="majorEastAsia"/>
+      <w:rFonts w:asciiTheme="majorHAnsi" w:cstheme="majorBidi" w:eastAsiaTheme="majorEastAsia" w:hAnsiTheme="majorHAnsi"/>
       <w:i/>
-      <w:iCs/>
-      <w:color w:themeColor="accent1" w:themeShade="BF" w:val="0F4761"/>
+      <w:bCs/>
+      <w:color w:themeColor="accent1" w:val="4F81BD"/>
+      <w:sz w:val="24"/>
+      <w:szCs w:val="24"/>
     </w:rPr>
   </w:style>
   <w:style w:styleId="Heading5" w:type="paragraph">
-    <w:name w:val="heading 5"/>
+    <w:name w:val="Heading 5"/>
     <w:basedOn w:val="Normal"/>
     <w:next w:val="BodyText"/>
-    <w:link w:val="Heading5Char"/>
     <w:uiPriority w:val="9"/>
-    <w:semiHidden/>
     <w:unhideWhenUsed/>
     <w:qFormat/>
-    <w:rsid w:val="00A10FD9"/>
     <w:pPr>
       <w:keepNext/>
       <w:keepLines/>
-      <w:spacing w:after="40" w:before="80"/>
+      <w:spacing w:after="0" w:before="200"/>
       <w:outlineLvl w:val="4"/>
     </w:pPr>
     <w:rPr>
-      <w:rFonts w:cstheme="majorBidi" w:eastAsiaTheme="majorEastAsia"/>
-      <w:color w:themeColor="accent1" w:themeShade="BF" w:val="0F4761"/>
+      <w:rFonts w:asciiTheme="majorHAnsi" w:cstheme="majorBidi" w:eastAsiaTheme="majorEastAsia" w:hAnsiTheme="majorHAnsi"/>
+      <w:iCs/>
+      <w:color w:themeColor="accent1" w:val="4F81BD"/>
+      <w:sz w:val="24"/>
+      <w:szCs w:val="24"/>
     </w:rPr>
   </w:style>
   <w:style w:styleId="Heading6" w:type="paragraph">
-    <w:name w:val="heading 6"/>
+    <w:name w:val="Heading 6"/>
     <w:basedOn w:val="Normal"/>
     <w:next w:val="BodyText"/>
-    <w:link w:val="Heading6Char"/>
     <w:uiPriority w:val="9"/>
-    <w:semiHidden/>
     <w:unhideWhenUsed/>
     <w:qFormat/>
-    <w:rsid w:val="00A10FD9"/>
     <w:pPr>
       <w:keepNext/>
       <w:keepLines/>
-      <w:spacing w:after="0" w:before="40"/>
+      <w:spacing w:after="0" w:before="200"/>
       <w:outlineLvl w:val="5"/>
     </w:pPr>
     <w:rPr>
-      <w:rFonts w:cstheme="majorBidi" w:eastAsiaTheme="majorEastAsia"/>
-      <w:i/>
-      <w:iCs/>
-      <w:color w:themeColor="text1" w:themeTint="A6" w:val="595959"/>
+      <w:rFonts w:asciiTheme="majorHAnsi" w:cstheme="majorBidi" w:eastAsiaTheme="majorEastAsia" w:hAnsiTheme="majorHAnsi"/>
+      <w:color w:themeColor="accent1" w:val="4F81BD"/>
+      <w:sz w:val="24"/>
+      <w:szCs w:val="24"/>
     </w:rPr>
   </w:style>
   <w:style w:styleId="Heading7" w:type="paragraph">
-    <w:name w:val="heading 7"/>
+    <w:name w:val="Heading 7"/>
     <w:basedOn w:val="Normal"/>
     <w:next w:val="BodyText"/>
-    <w:link w:val="Heading7Char"/>
     <w:uiPriority w:val="9"/>
-    <w:semiHidden/>
     <w:unhideWhenUsed/>
     <w:qFormat/>
-    <w:rsid w:val="00A10FD9"/>
     <w:pPr>
       <w:keepNext/>
       <w:keepLines/>
-      <w:spacing w:after="0" w:before="40"/>
+      <w:spacing w:after="0" w:before="200"/>
       <w:outlineLvl w:val="6"/>
     </w:pPr>
     <w:rPr>
-      <w:rFonts w:cstheme="majorBidi" w:eastAsiaTheme="majorEastAsia"/>
-      <w:color w:themeColor="text1" w:themeTint="A6" w:val="595959"/>
+      <w:rFonts w:asciiTheme="majorHAnsi" w:cstheme="majorBidi" w:eastAsiaTheme="majorEastAsia" w:hAnsiTheme="majorHAnsi"/>
+      <w:color w:themeColor="accent1" w:val="4F81BD"/>
+      <w:sz w:val="24"/>
+      <w:szCs w:val="24"/>
     </w:rPr>
   </w:style>
   <w:style w:styleId="Heading8" w:type="paragraph">
-    <w:name w:val="heading 8"/>
+    <w:name w:val="Heading 8"/>
     <w:basedOn w:val="Normal"/>
     <w:next w:val="BodyText"/>
-    <w:link w:val="Heading8Char"/>
     <w:uiPriority w:val="9"/>
-    <w:semiHidden/>
     <w:unhideWhenUsed/>
     <w:qFormat/>
-    <w:rsid w:val="00A10FD9"/>
     <w:pPr>
       <w:keepNext/>
       <w:keepLines/>
-      <w:spacing w:after="0"/>
+      <w:spacing w:after="0" w:before="200"/>
       <w:outlineLvl w:val="7"/>
     </w:pPr>
     <w:rPr>
-      <w:rFonts w:cstheme="majorBidi" w:eastAsiaTheme="majorEastAsia"/>
-      <w:i/>
-      <w:iCs/>
-      <w:color w:themeColor="text1" w:themeTint="D8" w:val="272727"/>
+      <w:rFonts w:asciiTheme="majorHAnsi" w:cstheme="majorBidi" w:eastAsiaTheme="majorEastAsia" w:hAnsiTheme="majorHAnsi"/>
+      <w:color w:themeColor="accent1" w:val="4F81BD"/>
+      <w:sz w:val="24"/>
+      <w:szCs w:val="24"/>
     </w:rPr>
   </w:style>
   <w:style w:styleId="Heading9" w:type="paragraph">
-    <w:name w:val="heading 9"/>
+    <w:name w:val="Heading 9"/>
     <w:basedOn w:val="Normal"/>
     <w:next w:val="BodyText"/>
-    <w:link w:val="Heading9Char"/>
     <w:uiPriority w:val="9"/>
-    <w:semiHidden/>
     <w:unhideWhenUsed/>
     <w:qFormat/>
-    <w:rsid w:val="00A10FD9"/>
     <w:pPr>
       <w:keepNext/>
       <w:keepLines/>
-      <w:spacing w:after="0"/>
+      <w:spacing w:after="0" w:before="200"/>
       <w:outlineLvl w:val="8"/>
     </w:pPr>
     <w:rPr>
-      <w:rFonts w:cstheme="majorBidi" w:eastAsiaTheme="majorEastAsia"/>
-      <w:color w:themeColor="text1" w:themeTint="D8" w:val="272727"/>
-    </w:rPr>
-  </w:style>
-  <w:style w:customStyle="1" w:styleId="Heading1Char" w:type="character">
-    <w:name w:val="Heading 1 Char"/>
-    <w:basedOn w:val="DefaultParagraphFont"/>
-    <w:link w:val="Heading1"/>
-    <w:uiPriority w:val="9"/>
-    <w:rsid w:val="00A10FD9"/>
-    <w:rPr>
       <w:rFonts w:asciiTheme="majorHAnsi" w:cstheme="majorBidi" w:eastAsiaTheme="majorEastAsia" w:hAnsiTheme="majorHAnsi"/>
-      <w:color w:themeColor="accent1" w:themeShade="BF" w:val="0F4761"/>
-      <w:sz w:val="40"/>
-      <w:szCs w:val="40"/>
-    </w:rPr>
-  </w:style>
-  <w:style w:customStyle="1" w:styleId="Heading2Char" w:type="character">
-    <w:name w:val="Heading 2 Char"/>
-    <w:basedOn w:val="DefaultParagraphFont"/>
-    <w:link w:val="Heading2"/>
-    <w:uiPriority w:val="9"/>
-    <w:semiHidden/>
-    <w:rsid w:val="00A10FD9"/>
-    <w:rPr>
-      <w:rFonts w:asciiTheme="majorHAnsi" w:cstheme="majorBidi" w:eastAsiaTheme="majorEastAsia" w:hAnsiTheme="majorHAnsi"/>
-      <w:color w:themeColor="accent1" w:themeShade="BF" w:val="0F4761"/>
-      <w:sz w:val="32"/>
-      <w:szCs w:val="32"/>
-    </w:rPr>
-  </w:style>
-  <w:style w:customStyle="1" w:styleId="Heading3Char" w:type="character">
-    <w:name w:val="Heading 3 Char"/>
-    <w:basedOn w:val="DefaultParagraphFont"/>
-    <w:link w:val="Heading3"/>
-    <w:uiPriority w:val="9"/>
-    <w:semiHidden/>
-    <w:rsid w:val="00A10FD9"/>
-    <w:rPr>
-      <w:rFonts w:cstheme="majorBidi" w:eastAsiaTheme="majorEastAsia"/>
-      <w:color w:themeColor="accent1" w:themeShade="BF" w:val="0F4761"/>
-      <w:sz w:val="28"/>
-      <w:szCs w:val="28"/>
-    </w:rPr>
-  </w:style>
-  <w:style w:customStyle="1" w:styleId="Heading4Char" w:type="character">
-    <w:name w:val="Heading 4 Char"/>
-    <w:basedOn w:val="DefaultParagraphFont"/>
-    <w:link w:val="Heading4"/>
-    <w:uiPriority w:val="9"/>
-    <w:semiHidden/>
-    <w:rsid w:val="00A10FD9"/>
-    <w:rPr>
-      <w:rFonts w:cstheme="majorBidi" w:eastAsiaTheme="majorEastAsia"/>
-      <w:i/>
-      <w:iCs/>
-      <w:color w:themeColor="accent1" w:themeShade="BF" w:val="0F4761"/>
-    </w:rPr>
-  </w:style>
-  <w:style w:customStyle="1" w:styleId="Heading5Char" w:type="character">
-    <w:name w:val="Heading 5 Char"/>
-    <w:basedOn w:val="DefaultParagraphFont"/>
-    <w:link w:val="Heading5"/>
-    <w:uiPriority w:val="9"/>
-    <w:semiHidden/>
-    <w:rsid w:val="00A10FD9"/>
-    <w:rPr>
-      <w:rFonts w:cstheme="majorBidi" w:eastAsiaTheme="majorEastAsia"/>
-      <w:color w:themeColor="accent1" w:themeShade="BF" w:val="0F4761"/>
-    </w:rPr>
-  </w:style>
-  <w:style w:customStyle="1" w:styleId="Heading6Char" w:type="character">
-    <w:name w:val="Heading 6 Char"/>
-    <w:basedOn w:val="DefaultParagraphFont"/>
-    <w:link w:val="Heading6"/>
-    <w:uiPriority w:val="9"/>
-    <w:semiHidden/>
-    <w:rsid w:val="00A10FD9"/>
-    <w:rPr>
-      <w:rFonts w:cstheme="majorBidi" w:eastAsiaTheme="majorEastAsia"/>
-      <w:i/>
-      <w:iCs/>
-      <w:color w:themeColor="text1" w:themeTint="A6" w:val="595959"/>
-    </w:rPr>
-  </w:style>
-  <w:style w:customStyle="1" w:styleId="Heading7Char" w:type="character">
-    <w:name w:val="Heading 7 Char"/>
-    <w:basedOn w:val="DefaultParagraphFont"/>
-    <w:link w:val="Heading7"/>
-    <w:uiPriority w:val="9"/>
-    <w:semiHidden/>
-    <w:rsid w:val="00A10FD9"/>
-    <w:rPr>
-      <w:rFonts w:cstheme="majorBidi" w:eastAsiaTheme="majorEastAsia"/>
-      <w:color w:themeColor="text1" w:themeTint="A6" w:val="595959"/>
-    </w:rPr>
-  </w:style>
-  <w:style w:customStyle="1" w:styleId="Heading8Char" w:type="character">
-    <w:name w:val="Heading 8 Char"/>
-    <w:basedOn w:val="DefaultParagraphFont"/>
-    <w:link w:val="Heading8"/>
-    <w:uiPriority w:val="9"/>
-    <w:semiHidden/>
-    <w:rsid w:val="00A10FD9"/>
-    <w:rPr>
-      <w:rFonts w:cstheme="majorBidi" w:eastAsiaTheme="majorEastAsia"/>
-      <w:i/>
-      <w:iCs/>
-      <w:color w:themeColor="text1" w:themeTint="D8" w:val="272727"/>
-    </w:rPr>
-  </w:style>
-  <w:style w:customStyle="1" w:styleId="Heading9Char" w:type="character">
-    <w:name w:val="Heading 9 Char"/>
-    <w:basedOn w:val="DefaultParagraphFont"/>
-    <w:link w:val="Heading9"/>
-    <w:uiPriority w:val="9"/>
-    <w:semiHidden/>
-    <w:rsid w:val="00A10FD9"/>
-    <w:rPr>
-      <w:rFonts w:cstheme="majorBidi" w:eastAsiaTheme="majorEastAsia"/>
-      <w:color w:themeColor="text1" w:themeTint="D8" w:val="272727"/>
+      <w:color w:themeColor="accent1" w:val="4F81BD"/>
+      <w:sz w:val="24"/>
+      <w:szCs w:val="24"/>
     </w:rPr>
   </w:style>
   <w:style w:styleId="BlockText" w:type="paragraph">
@@ -6201,8 +6029,8 @@
   </w:style>
   <w:style w:styleId="FootnoteBlockText" w:type="paragraph">
     <w:name w:val="Footnote Block Text"/>
-    <w:basedOn w:val="FootnoteText"/>
-    <w:next w:val="FootnoteText"/>
+    <w:basedOn w:val="Footnote Text"/>
+    <w:next w:val="Footnote Text"/>
     <w:uiPriority w:val="9"/>
     <w:unhideWhenUsed/>
     <w:qFormat/>
@@ -6232,11 +6060,18 @@
       </w:tblCellMar>
     </w:tblPr>
     <w:tblStylePr w:type="firstRow">
+      <w:tblPr>
+        <w:jc w:val="left"/>
+        <w:tblInd w:type="dxa" w:w="0"/>
+      </w:tblPr>
+      <w:trPr>
+        <w:jc w:val="left"/>
+      </w:trPr>
       <w:tcPr>
+        <w:vAlign w:val="bottom"/>
         <w:tcBorders>
           <w:bottom w:val="single"/>
         </w:tcBorders>
-        <w:vAlign w:val="bottom"/>
       </w:tcPr>
     </w:tblStylePr>
   </w:style>
@@ -6351,8 +6186,8 @@
     <w:name w:val="KeywordTok"/>
     <w:basedOn w:val="VerbatimChar"/>
     <w:rPr>
+      <w:color w:val="007020"/>
       <w:b/>
-      <w:color w:val="007020"/>
     </w:rPr>
   </w:style>
   <w:style w:type="character" w:customStyle="1" w:styleId="DataTypeTok">
@@ -6429,42 +6264,42 @@
     <w:name w:val="ImportTok"/>
     <w:basedOn w:val="VerbatimChar"/>
     <w:rPr>
+      <w:color w:val="008000"/>
       <w:b/>
-      <w:color w:val="008000"/>
     </w:rPr>
   </w:style>
   <w:style w:type="character" w:customStyle="1" w:styleId="CommentTok">
     <w:name w:val="CommentTok"/>
     <w:basedOn w:val="VerbatimChar"/>
     <w:rPr>
+      <w:color w:val="60a0b0"/>
       <w:i/>
-      <w:color w:val="60a0b0"/>
     </w:rPr>
   </w:style>
   <w:style w:type="character" w:customStyle="1" w:styleId="DocumentationTok">
     <w:name w:val="DocumentationTok"/>
     <w:basedOn w:val="VerbatimChar"/>
     <w:rPr>
+      <w:color w:val="ba2121"/>
       <w:i/>
-      <w:color w:val="ba2121"/>
     </w:rPr>
   </w:style>
   <w:style w:type="character" w:customStyle="1" w:styleId="AnnotationTok">
     <w:name w:val="AnnotationTok"/>
     <w:basedOn w:val="VerbatimChar"/>
     <w:rPr>
+      <w:color w:val="60a0b0"/>
       <w:b/>
       <w:i/>
-      <w:color w:val="60a0b0"/>
     </w:rPr>
   </w:style>
   <w:style w:type="character" w:customStyle="1" w:styleId="CommentVarTok">
     <w:name w:val="CommentVarTok"/>
     <w:basedOn w:val="VerbatimChar"/>
     <w:rPr>
+      <w:color w:val="60a0b0"/>
       <w:b/>
       <w:i/>
-      <w:color w:val="60a0b0"/>
     </w:rPr>
   </w:style>
   <w:style w:type="character" w:customStyle="1" w:styleId="OtherTok">
@@ -6492,8 +6327,8 @@
     <w:name w:val="ControlFlowTok"/>
     <w:basedOn w:val="VerbatimChar"/>
     <w:rPr>
+      <w:color w:val="007020"/>
       <w:b/>
-      <w:color w:val="007020"/>
     </w:rPr>
   </w:style>
   <w:style w:type="character" w:customStyle="1" w:styleId="OperatorTok">
@@ -6538,34 +6373,34 @@
     <w:name w:val="InformationTok"/>
     <w:basedOn w:val="VerbatimChar"/>
     <w:rPr>
+      <w:color w:val="60a0b0"/>
       <w:b/>
       <w:i/>
-      <w:color w:val="60a0b0"/>
     </w:rPr>
   </w:style>
   <w:style w:type="character" w:customStyle="1" w:styleId="WarningTok">
     <w:name w:val="WarningTok"/>
     <w:basedOn w:val="VerbatimChar"/>
     <w:rPr>
+      <w:color w:val="60a0b0"/>
       <w:b/>
       <w:i/>
-      <w:color w:val="60a0b0"/>
     </w:rPr>
   </w:style>
   <w:style w:type="character" w:customStyle="1" w:styleId="AlertTok">
     <w:name w:val="AlertTok"/>
     <w:basedOn w:val="VerbatimChar"/>
     <w:rPr>
+      <w:color w:val="ff0000"/>
       <w:b/>
-      <w:color w:val="ff0000"/>
     </w:rPr>
   </w:style>
   <w:style w:type="character" w:customStyle="1" w:styleId="ErrorTok">
     <w:name w:val="ErrorTok"/>
     <w:basedOn w:val="VerbatimChar"/>
     <w:rPr>
+      <w:color w:val="ff0000"/>
       <w:b/>
-      <w:color w:val="ff0000"/>
     </w:rPr>
   </w:style>
   <w:style w:type="character" w:customStyle="1" w:styleId="NormalTok">
@@ -6587,44 +6422,44 @@
         <a:sysClr val="window" lastClr="FFFFFF"/>
       </a:lt1>
       <a:dk2>
-        <a:srgbClr val="0E2841"/>
+        <a:srgbClr val="1F497D"/>
       </a:dk2>
       <a:lt2>
-        <a:srgbClr val="E8E8E8"/>
+        <a:srgbClr val="EEECE1"/>
       </a:lt2>
       <a:accent1>
-        <a:srgbClr val="156082"/>
+        <a:srgbClr val="4F81BD"/>
       </a:accent1>
       <a:accent2>
-        <a:srgbClr val="E97132"/>
+        <a:srgbClr val="C0504D"/>
       </a:accent2>
       <a:accent3>
-        <a:srgbClr val="196B24"/>
+        <a:srgbClr val="9BBB59"/>
       </a:accent3>
       <a:accent4>
-        <a:srgbClr val="0F9ED5"/>
+        <a:srgbClr val="8064A2"/>
       </a:accent4>
       <a:accent5>
-        <a:srgbClr val="A02B93"/>
+        <a:srgbClr val="4BACC6"/>
       </a:accent5>
       <a:accent6>
-        <a:srgbClr val="4EA72E"/>
+        <a:srgbClr val="F79646"/>
       </a:accent6>
       <a:hlink>
-        <a:srgbClr val="467886"/>
+        <a:srgbClr val="0000FF"/>
       </a:hlink>
       <a:folHlink>
-        <a:srgbClr val="96607D"/>
+        <a:srgbClr val="800080"/>
       </a:folHlink>
     </a:clrScheme>
     <a:fontScheme name="Office">
       <a:majorFont>
-        <a:latin typeface="Aptos Display" panose="02110004020202020204"/>
+        <a:latin typeface="Calibri"/>
         <a:ea typeface=""/>
         <a:cs typeface=""/>
-        <a:font script="Jpan" typeface="游ゴシック Light"/>
+        <a:font script="Jpan" typeface="ＭＳ ゴシック"/>
         <a:font script="Hang" typeface="맑은 고딕"/>
-        <a:font script="Hans" typeface="等线 Light"/>
+        <a:font script="Hans" typeface="宋体"/>
         <a:font script="Hant" typeface="新細明體"/>
         <a:font script="Arab" typeface="Times New Roman"/>
         <a:font script="Hebr" typeface="Times New Roman"/>
@@ -6651,32 +6486,14 @@
         <a:font script="Mong" typeface="Mongolian Baiti"/>
         <a:font script="Viet" typeface="Times New Roman"/>
         <a:font script="Uigh" typeface="Microsoft Uighur"/>
-        <a:font script="Geor" typeface="Sylfaen"/>
-        <a:font script="Armn" typeface="Arial"/>
-        <a:font script="Bugi" typeface="Leelawadee UI"/>
-        <a:font script="Bopo" typeface="Microsoft JhengHei"/>
-        <a:font script="Java" typeface="Javanese Text"/>
-        <a:font script="Lisu" typeface="Segoe UI"/>
-        <a:font script="Mymr" typeface="Myanmar Text"/>
-        <a:font script="Nkoo" typeface="Ebrima"/>
-        <a:font script="Olck" typeface="Nirmala UI"/>
-        <a:font script="Osma" typeface="Ebrima"/>
-        <a:font script="Phag" typeface="Phagspa"/>
-        <a:font script="Syrn" typeface="Estrangelo Edessa"/>
-        <a:font script="Syrj" typeface="Estrangelo Edessa"/>
-        <a:font script="Syre" typeface="Estrangelo Edessa"/>
-        <a:font script="Sora" typeface="Nirmala UI"/>
-        <a:font script="Tale" typeface="Microsoft Tai Le"/>
-        <a:font script="Talu" typeface="Microsoft New Tai Lue"/>
-        <a:font script="Tfng" typeface="Ebrima"/>
       </a:majorFont>
       <a:minorFont>
-        <a:latin typeface="Aptos" panose="02110004020202020204"/>
+        <a:latin typeface="Cambria"/>
         <a:ea typeface=""/>
         <a:cs typeface=""/>
-        <a:font script="Jpan" typeface="游明朝"/>
+        <a:font script="Jpan" typeface="ＭＳ 明朝"/>
         <a:font script="Hang" typeface="맑은 고딕"/>
-        <a:font script="Hans" typeface="等线"/>
+        <a:font script="Hans" typeface="宋体"/>
         <a:font script="Hant" typeface="新細明體"/>
         <a:font script="Arab" typeface="Arial"/>
         <a:font script="Hebr" typeface="Arial"/>
@@ -6703,24 +6520,6 @@
         <a:font script="Mong" typeface="Mongolian Baiti"/>
         <a:font script="Viet" typeface="Arial"/>
         <a:font script="Uigh" typeface="Microsoft Uighur"/>
-        <a:font script="Geor" typeface="Sylfaen"/>
-        <a:font script="Armn" typeface="Arial"/>
-        <a:font script="Bugi" typeface="Leelawadee UI"/>
-        <a:font script="Bopo" typeface="Microsoft JhengHei"/>
-        <a:font script="Java" typeface="Javanese Text"/>
-        <a:font script="Lisu" typeface="Segoe UI"/>
-        <a:font script="Mymr" typeface="Myanmar Text"/>
-        <a:font script="Nkoo" typeface="Ebrima"/>
-        <a:font script="Olck" typeface="Nirmala UI"/>
-        <a:font script="Osma" typeface="Ebrima"/>
-        <a:font script="Phag" typeface="Phagspa"/>
-        <a:font script="Syrn" typeface="Estrangelo Edessa"/>
-        <a:font script="Syrj" typeface="Estrangelo Edessa"/>
-        <a:font script="Syre" typeface="Estrangelo Edessa"/>
-        <a:font script="Sora" typeface="Nirmala UI"/>
-        <a:font script="Tale" typeface="Microsoft Tai Le"/>
-        <a:font script="Talu" typeface="Microsoft New Tai Lue"/>
-        <a:font script="Tfng" typeface="Ebrima"/>
       </a:minorFont>
     </a:fontScheme>
     <a:fmtScheme name="Office">
@@ -6732,141 +6531,200 @@
           <a:gsLst>
             <a:gs pos="0">
               <a:schemeClr val="phClr">
-                <a:lumMod val="110000"/>
-                <a:satMod val="105000"/>
-                <a:tint val="67000"/>
+                <a:tint val="50000"/>
+                <a:satMod val="300000"/>
               </a:schemeClr>
             </a:gs>
-            <a:gs pos="50000">
+            <a:gs pos="35000">
               <a:schemeClr val="phClr">
-                <a:lumMod val="105000"/>
-                <a:satMod val="103000"/>
-                <a:tint val="73000"/>
+                <a:tint val="37000"/>
+                <a:satMod val="300000"/>
               </a:schemeClr>
             </a:gs>
             <a:gs pos="100000">
               <a:schemeClr val="phClr">
-                <a:lumMod val="105000"/>
-                <a:satMod val="109000"/>
-                <a:tint val="81000"/>
+                <a:tint val="15000"/>
+                <a:satMod val="350000"/>
               </a:schemeClr>
             </a:gs>
           </a:gsLst>
-          <a:lin ang="5400000" scaled="0"/>
+          <a:lin ang="16200000" scaled="1"/>
         </a:gradFill>
         <a:gradFill rotWithShape="1">
           <a:gsLst>
             <a:gs pos="0">
               <a:schemeClr val="phClr">
-                <a:satMod val="103000"/>
-                <a:lumMod val="102000"/>
-                <a:tint val="94000"/>
-              </a:schemeClr>
-            </a:gs>
-            <a:gs pos="50000">
-              <a:schemeClr val="phClr">
-                <a:satMod val="110000"/>
-                <a:lumMod val="100000"/>
+                <a:tint val="100000"/>
                 <a:shade val="100000"/>
+                <a:satMod val="130000"/>
               </a:schemeClr>
             </a:gs>
             <a:gs pos="100000">
               <a:schemeClr val="phClr">
-                <a:lumMod val="99000"/>
-                <a:satMod val="120000"/>
-                <a:shade val="78000"/>
+                <a:tint val="50000"/>
+                <a:shade val="100000"/>
+                <a:satMod val="350000"/>
               </a:schemeClr>
             </a:gs>
           </a:gsLst>
-          <a:lin ang="5400000" scaled="0"/>
+          <a:lin ang="16200000" scaled="0"/>
         </a:gradFill>
       </a:fillStyleLst>
       <a:lnStyleLst>
-        <a:ln w="6350" cap="flat" cmpd="sng" algn="ctr">
+        <a:ln w="9525" cap="flat" cmpd="sng" algn="ctr">
+          <a:solidFill>
+            <a:schemeClr val="phClr">
+              <a:shade val="95000"/>
+              <a:satMod val="105000"/>
+            </a:schemeClr>
+          </a:solidFill>
+          <a:prstDash val="solid"/>
+        </a:ln>
+        <a:ln w="25400" cap="flat" cmpd="sng" algn="ctr">
           <a:solidFill>
             <a:schemeClr val="phClr"/>
           </a:solidFill>
           <a:prstDash val="solid"/>
-          <a:miter lim="800000"/>
         </a:ln>
-        <a:ln w="12700" cap="flat" cmpd="sng" algn="ctr">
+        <a:ln w="38100" cap="flat" cmpd="sng" algn="ctr">
           <a:solidFill>
             <a:schemeClr val="phClr"/>
           </a:solidFill>
           <a:prstDash val="solid"/>
-          <a:miter lim="800000"/>
-        </a:ln>
-        <a:ln w="19050" cap="flat" cmpd="sng" algn="ctr">
-          <a:solidFill>
-            <a:schemeClr val="phClr"/>
-          </a:solidFill>
-          <a:prstDash val="solid"/>
-          <a:miter lim="800000"/>
         </a:ln>
       </a:lnStyleLst>
       <a:effectStyleLst>
         <a:effectStyle>
-          <a:effectLst/>
-        </a:effectStyle>
-        <a:effectStyle>
-          <a:effectLst/>
+          <a:effectLst>
+            <a:outerShdw blurRad="40000" dist="20000" dir="5400000" rotWithShape="0">
+              <a:srgbClr val="000000">
+                <a:alpha val="38000"/>
+              </a:srgbClr>
+            </a:outerShdw>
+          </a:effectLst>
         </a:effectStyle>
         <a:effectStyle>
           <a:effectLst>
-            <a:outerShdw blurRad="57150" dist="19050" dir="5400000" algn="ctr" rotWithShape="0">
+            <a:outerShdw blurRad="40000" dist="23000" dir="5400000" rotWithShape="0">
               <a:srgbClr val="000000">
-                <a:alpha val="63000"/>
+                <a:alpha val="35000"/>
               </a:srgbClr>
             </a:outerShdw>
           </a:effectLst>
+        </a:effectStyle>
+        <a:effectStyle>
+          <a:effectLst>
+            <a:outerShdw blurRad="40000" dist="23000" dir="5400000" rotWithShape="0">
+              <a:srgbClr val="000000">
+                <a:alpha val="35000"/>
+              </a:srgbClr>
+            </a:outerShdw>
+          </a:effectLst>
+          <a:scene3d>
+            <a:camera prst="orthographicFront">
+              <a:rot lat="0" lon="0" rev="0"/>
+            </a:camera>
+            <a:lightRig rig="threePt" dir="t">
+              <a:rot lat="0" lon="0" rev="1200000"/>
+            </a:lightRig>
+          </a:scene3d>
+          <a:sp3d>
+            <a:bevelT w="63500" h="25400"/>
+          </a:sp3d>
         </a:effectStyle>
       </a:effectStyleLst>
       <a:bgFillStyleLst>
         <a:solidFill>
           <a:schemeClr val="phClr"/>
         </a:solidFill>
-        <a:solidFill>
-          <a:schemeClr val="phClr">
-            <a:tint val="95000"/>
-            <a:satMod val="170000"/>
-          </a:schemeClr>
-        </a:solidFill>
         <a:gradFill rotWithShape="1">
           <a:gsLst>
             <a:gs pos="0">
               <a:schemeClr val="phClr">
-                <a:tint val="93000"/>
-                <a:satMod val="150000"/>
-                <a:shade val="98000"/>
-                <a:lumMod val="102000"/>
+                <a:tint val="40000"/>
+                <a:satMod val="350000"/>
               </a:schemeClr>
             </a:gs>
-            <a:gs pos="50000">
+            <a:gs pos="40000">
               <a:schemeClr val="phClr">
-                <a:tint val="98000"/>
-                <a:satMod val="130000"/>
-                <a:shade val="90000"/>
-                <a:lumMod val="103000"/>
+                <a:tint val="45000"/>
+                <a:shade val="99000"/>
+                <a:satMod val="350000"/>
               </a:schemeClr>
             </a:gs>
             <a:gs pos="100000">
               <a:schemeClr val="phClr">
-                <a:shade val="63000"/>
-                <a:satMod val="120000"/>
+                <a:shade val="20000"/>
+                <a:satMod val="255000"/>
               </a:schemeClr>
             </a:gs>
           </a:gsLst>
-          <a:lin ang="5400000" scaled="0"/>
+          <a:path path="circle">
+            <a:fillToRect l="50000" t="-80000" r="50000" b="180000"/>
+          </a:path>
+        </a:gradFill>
+        <a:gradFill rotWithShape="1">
+          <a:gsLst>
+            <a:gs pos="0">
+              <a:schemeClr val="phClr">
+                <a:tint val="80000"/>
+                <a:satMod val="300000"/>
+              </a:schemeClr>
+            </a:gs>
+            <a:gs pos="100000">
+              <a:schemeClr val="phClr">
+                <a:shade val="30000"/>
+                <a:satMod val="200000"/>
+              </a:schemeClr>
+            </a:gs>
+          </a:gsLst>
+          <a:path path="circle">
+            <a:fillToRect l="50000" t="50000" r="50000" b="50000"/>
+          </a:path>
         </a:gradFill>
       </a:bgFillStyleLst>
     </a:fmtScheme>
   </a:themeElements>
-  <a:objectDefaults/>
+  <a:objectDefaults>
+    <a:spDef>
+      <a:spPr/>
+      <a:bodyPr/>
+      <a:lstStyle/>
+      <a:style>
+        <a:lnRef idx="1">
+          <a:schemeClr val="accent1"/>
+        </a:lnRef>
+        <a:fillRef idx="3">
+          <a:schemeClr val="accent1"/>
+        </a:fillRef>
+        <a:effectRef idx="2">
+          <a:schemeClr val="accent1"/>
+        </a:effectRef>
+        <a:fontRef idx="minor">
+          <a:schemeClr val="lt1"/>
+        </a:fontRef>
+      </a:style>
+    </a:spDef>
+    <a:lnDef>
+      <a:spPr/>
+      <a:bodyPr/>
+      <a:lstStyle/>
+      <a:style>
+        <a:lnRef idx="2">
+          <a:schemeClr val="accent1"/>
+        </a:lnRef>
+        <a:fillRef idx="0">
+          <a:schemeClr val="accent1"/>
+        </a:fillRef>
+        <a:effectRef idx="1">
+          <a:schemeClr val="accent1"/>
+        </a:effectRef>
+        <a:fontRef idx="minor">
+          <a:schemeClr val="tx1"/>
+        </a:fontRef>
+      </a:style>
+    </a:lnDef>
+  </a:objectDefaults>
   <a:extraClrSchemeLst/>
-  <a:extLst>
-    <a:ext uri="{05A4C25C-085E-4340-85A3-A5531E510DB2}">
-      <thm15:themeFamily xmlns:thm15="http://schemas.microsoft.com/office/thememl/2012/main" name="Office Theme" id="{2E142A2C-CD16-42D6-873A-C26D2A0506FA}" vid="{1BDDFF52-6CD6-40A5-AB3C-68EB2F1E4D0A}"/>
-    </a:ext>
-  </a:extLst>
 </a:theme>
 </file>
--- a/X_ENTREGABLES_CONSOLIDADOS/8_DOCUMENTOS_SERVIDOS/WORD/SISTEMA_05_Infraestructura_Operativa_EJECUTIVO.docx
+++ b/X_ENTREGABLES_CONSOLIDADOS/8_DOCUMENTOS_SERVIDOS/WORD/SISTEMA_05_Infraestructura_Operativa_EJECUTIVO.docx
@@ -2412,7 +2412,7 @@
               <w:jc w:val="left"/>
             </w:pPr>
             <w:r>
-              <w:t xml:space="preserve">EN 50126</w:t>
+              <w:t xml:space="preserve">Seguridad RAMS bajo FRA 236 Subpart I / PTCSP</w:t>
             </w:r>
           </w:p>
         </w:tc>

--- a/X_ENTREGABLES_CONSOLIDADOS/8_DOCUMENTOS_SERVIDOS/WORD/SISTEMA_05_Infraestructura_Operativa_EJECUTIVO.docx
+++ b/X_ENTREGABLES_CONSOLIDADOS/8_DOCUMENTOS_SERVIDOS/WORD/SISTEMA_05_Infraestructura_Operativa_EJECUTIVO.docx
@@ -183,7 +183,7 @@
         <w:t xml:space="preserve"> </w:t>
       </w:r>
       <w:r>
-        <w:t xml:space="preserve">Zapatosa, García Cadena, Barrancabermeja, Puerto Berrío-Grecia, La Dorada-México</w:t>
+        <w:t xml:space="preserve">Zapatosa, García Cadena, Barrancabermeja (Puerto) (Puerto) (Puerto), Puerto Berrío-Grecia, La Dorada-México</w:t>
       </w:r>
     </w:p>
     <w:p>
@@ -752,13 +752,13 @@
           <w:bCs/>
           <w:b/>
         </w:rPr>
-        <w:t xml:space="preserve">Barrancabermeja</w:t>
-      </w:r>
-      <w:r>
-        <w:t xml:space="preserve"> </w:t>
-      </w:r>
-      <w:r>
-        <w:t xml:space="preserve">| Barrancabermeja | 300 m² | Estación principal con maniobras complejas |</w:t>
+        <w:t xml:space="preserve">Barrancabermeja (Puerto) (Puerto) (Puerto)</w:t>
+      </w:r>
+      <w:r>
+        <w:t xml:space="preserve"> </w:t>
+      </w:r>
+      <w:r>
+        <w:t xml:space="preserve">| Barrancabermeja (Puerto) (Puerto) (Puerto) | 300 m² | Estación principal con maniobras complejas |</w:t>
       </w:r>
       <w:r>
         <w:t xml:space="preserve"> </w:t>
@@ -864,7 +864,7 @@
         <w:t xml:space="preserve"> </w:t>
       </w:r>
       <w:r>
-        <w:t xml:space="preserve">La Dorada, Puerto Berrío, Barrancabermeja, Chiriguaná</w:t>
+        <w:t xml:space="preserve">La Dorada, Puerto Berrío, Barrancabermeja (Puerto) (Puerto) (Puerto), Chiriguaná</w:t>
       </w:r>
       <w:r>
         <w:t xml:space="preserve"> </w:t>
@@ -1939,7 +1939,7 @@
         <w:t xml:space="preserve"> </w:t>
       </w:r>
       <w:r>
-        <w:t xml:space="preserve">| Estaciones principales | 5 unidades | La Dorada, Puerto Berrío, Barrancabermeja, Bucaramanga, Chiriguaná | ⏳ En construcción |</w:t>
+        <w:t xml:space="preserve">| Estaciones principales | 5 unidades | La Dorada, Puerto Berrío, Barrancabermeja (Puerto) (Puerto) (Puerto), Bucaramanga, Chiriguaná | ⏳ En construcción |</w:t>
       </w:r>
       <w:r>
         <w:t xml:space="preserve"> </w:t>
@@ -2835,7 +2835,7 @@
               <w:jc w:val="left"/>
             </w:pPr>
             <w:r>
-              <w:t xml:space="preserve">Estación Barrancabermeja</w:t>
+              <w:t xml:space="preserve">Estación Barrancabermeja (Puerto) (Puerto) (Puerto)</w:t>
             </w:r>
           </w:p>
         </w:tc>
